--- a/Veri Bilimi Makale - Online Shoppers Purchasing Intention.docx
+++ b/Veri Bilimi Makale - Online Shoppers Purchasing Intention.docx
@@ -67,43 +67,7 @@
             <w:sz w:val="18"/>
             <w:szCs w:val="18"/>
           </w:rPr>
-          <w:t>sa</w:t>
-        </w:r>
-        <w:r>
-          <w:rPr>
-            <w:b/>
-            <w:i/>
-            <w:sz w:val="18"/>
-            <w:szCs w:val="18"/>
-          </w:rPr>
-          <w:t>h</w:t>
-        </w:r>
-        <w:r>
-          <w:rPr>
-            <w:b/>
-            <w:i/>
-            <w:sz w:val="18"/>
-            <w:szCs w:val="18"/>
-          </w:rPr>
-          <w:t>ra.dede@gazi.edu.</w:t>
-        </w:r>
-        <w:r>
-          <w:rPr>
-            <w:b/>
-            <w:i/>
-            <w:sz w:val="18"/>
-            <w:szCs w:val="18"/>
-          </w:rPr>
-          <w:t>t</w:t>
-        </w:r>
-        <w:r>
-          <w:rPr>
-            <w:b/>
-            <w:i/>
-            <w:sz w:val="18"/>
-            <w:szCs w:val="18"/>
-          </w:rPr>
-          <w:t>r</w:t>
+          <w:t>sahra.dede@gazi.edu.tr</w:t>
         </w:r>
       </w:hyperlink>
     </w:p>
@@ -203,71 +167,7 @@
         <w:jc w:val="both"/>
       </w:pPr>
       <w:r>
-        <w:t xml:space="preserve">Bu çalışmada, e-ticaret sitelerini ziyaret eden kullanıcıların oturum verilerinden satın alma niyetlerinin tahmin edilmesi amacıyla yedi farklı makine öğrenmesi algoritması uygulanmış ve karşılaştırmalı biçimde değerlendirilmiştir. UCI Machine Learning </w:t>
-      </w:r>
-      <w:proofErr w:type="spellStart"/>
-      <w:r>
-        <w:t>Repository'den</w:t>
-      </w:r>
-      <w:proofErr w:type="spellEnd"/>
-      <w:r>
-        <w:t xml:space="preserve"> elde edilen ve 12.330 oturum kaydını kapsayan veri seti kullanılmıştır. Sınıf dengesizliği (%84,5 negatif / %15,5 pozitif) problemi, yalnızca eğitim verisi üzerinde uygulanan </w:t>
-      </w:r>
-      <w:proofErr w:type="spellStart"/>
-      <w:r>
-        <w:t>RandomOverSampler</w:t>
-      </w:r>
-      <w:proofErr w:type="spellEnd"/>
-      <w:r>
-        <w:t xml:space="preserve"> ile giderilmiştir. Kategorik değişkenler </w:t>
-      </w:r>
-      <w:proofErr w:type="spellStart"/>
-      <w:r>
-        <w:t>One</w:t>
-      </w:r>
-      <w:proofErr w:type="spellEnd"/>
-      <w:r>
-        <w:t xml:space="preserve">-Hot </w:t>
-      </w:r>
-      <w:proofErr w:type="spellStart"/>
-      <w:r>
-        <w:t>Encoding</w:t>
-      </w:r>
-      <w:proofErr w:type="spellEnd"/>
-      <w:r>
-        <w:t xml:space="preserve"> yöntemiyle dönüştürülmüş, tüm özellikler </w:t>
-      </w:r>
-      <w:proofErr w:type="spellStart"/>
-      <w:r>
-        <w:t>StandardScaler</w:t>
-      </w:r>
-      <w:proofErr w:type="spellEnd"/>
-      <w:r>
-        <w:t xml:space="preserve"> ile ölçeklendirilmiştir. Lojistik Regresyon, K-En Yakın Komşu (KNN), Karar Ağacı, Rastgele Orman, Destek Vektör Makineleri (SVM), </w:t>
-      </w:r>
-      <w:proofErr w:type="spellStart"/>
-      <w:r>
-        <w:t>Naive</w:t>
-      </w:r>
-      <w:proofErr w:type="spellEnd"/>
-      <w:r>
-        <w:t xml:space="preserve"> </w:t>
-      </w:r>
-      <w:proofErr w:type="spellStart"/>
-      <w:r>
-        <w:t>Bayes</w:t>
-      </w:r>
-      <w:proofErr w:type="spellEnd"/>
-      <w:r>
-        <w:t xml:space="preserve"> ve Çok Katmanlı Algılayıcı (MLP/Sinir Ağı) algoritmaları; </w:t>
-      </w:r>
-      <w:proofErr w:type="spellStart"/>
-      <w:r>
-        <w:t>Accuracy</w:t>
-      </w:r>
-      <w:proofErr w:type="spellEnd"/>
-      <w:r>
-        <w:t>, F1 skoru, TPR, TNR ve AUC-ROC metrikleri kullanılarak dengeli bir test seti üzerinde değerlendirilmiştir. Karar Ağacı en yüksek F1 skoruna (0,8214) ulaşırken, Rastgele Orman en yüksek AUC-ROC değerini (0,9147) elde etmiştir. Sonuçlar, uygun ön işleme adımları ile makine öğrenmesinin e-ticaret kullanıcı davranışı tahmininde etkin biçimde kullanılabileceğini göstermektedir.</w:t>
+        <w:t>Bu çalışmada, e-ticaret sitelerini ziyaret eden kullanıcıların oturum verilerinden satın alma niyetlerinin tahmin edilmesi amacıyla yedi farklı makine öğrenmesi algoritması uygulanmış ve karşılaştırmalı biçimde değerlendirilmiştir. UCI Machine Learning Repository'den elde edilen ve 12.330 oturum kaydını kapsayan veri seti kullanılmıştır. Sınıf dengesizliği (%84,5 negatif / %15,5 pozitif) problemi, yalnızca eğitim verisi üzerinde uygulanan RandomOverSampler ile giderilmiştir. Kategorik değişkenler One-Hot Encoding yöntemiyle dönüştürülmüş, tüm özellikler StandardScaler ile ölçeklendirilmiştir. Lojistik Regresyon, K-En Yakın Komşu (KNN), Karar Ağacı, Rastgele Orman, Destek Vektör Makineleri (SVM), Naive Bayes ve Çok Katmanlı Algılayıcı (MLP/Sinir Ağı) algoritmaları; Accuracy, F1 skoru, TPR, TNR ve AUC-ROC metrikleri kullanılarak dengeli bir test seti üzerinde değerlendirilmiştir. Karar Ağacı en yüksek F1 skoruna (0,8214) ulaşırken, Rastgele Orman en yüksek AUC-ROC değerini (0,9147) elde etmiştir. Sonuçlar, uygun ön işleme adımları ile makine öğrenmesinin e-ticaret kullanıcı davranışı tahmininde etkin biçimde kullanılabileceğini göstermektedir.</w:t>
       </w:r>
     </w:p>
     <w:p>
@@ -322,18 +222,10 @@
         <w:t>Dijitalleşmenin hız kazanmasıyla birlikte e-ticaret platformları</w:t>
       </w:r>
       <w:r>
-        <w:t xml:space="preserve"> önemli </w:t>
-      </w:r>
-      <w:proofErr w:type="spellStart"/>
-      <w:r>
-        <w:t xml:space="preserve">bir </w:t>
-      </w:r>
-      <w:r>
-        <w:t>konu</w:t>
-      </w:r>
-      <w:proofErr w:type="spellEnd"/>
-      <w:r>
-        <w:t>m edinmiştir. Ancak bu büyümeye paralel olarak dönüşüm oranlarının beklenen ölçüde artmaması, işletmelerin önündeki temel sorunlardan biri olmaya devam etmektedir. Bir ziyaretçinin siteye geldikten sonra alışverişi tamamlayıp tamamlamayacağını önceden kestirmek; gereksiz pazarlama harcamalarını azaltmak, müşteri deneyimini kişiselleştirmek ve gelir kayıplarını önlemek açısından stratejik bir değer taşımaktadır.</w:t>
+        <w:t xml:space="preserve"> önemli bir </w:t>
+      </w:r>
+      <w:r>
+        <w:t>konum edinmiştir. Ancak bu büyümeye paralel olarak dönüşüm oranlarının beklenen ölçüde artmaması, işletmelerin önündeki temel sorunlardan biri olmaya devam etmektedir. Bir ziyaretçinin siteye geldikten sonra alışverişi tamamlayıp tamamlamayacağını önceden kestirmek; gereksiz pazarlama harcamalarını azaltmak, müşteri deneyimini kişiselleştirmek ve gelir kayıplarını önlemek açısından stratejik bir değer taşımaktadır.</w:t>
       </w:r>
     </w:p>
     <w:p>
@@ -396,23 +288,7 @@
         <w:t>;</w:t>
       </w:r>
       <w:r>
-        <w:t xml:space="preserve"> veri ön işleme, sınıf dengeleme, model eğitimi ve performans değerlendirmesi adımlarından oluşmaktadır. Tüm uygulamalar Python programlama dili, </w:t>
-      </w:r>
-      <w:proofErr w:type="spellStart"/>
-      <w:r>
-        <w:t>scikit-learn</w:t>
-      </w:r>
-      <w:proofErr w:type="spellEnd"/>
-      <w:r>
-        <w:t xml:space="preserve"> ve </w:t>
-      </w:r>
-      <w:proofErr w:type="spellStart"/>
-      <w:r>
-        <w:t>imbalanced-learn</w:t>
-      </w:r>
-      <w:proofErr w:type="spellEnd"/>
-      <w:r>
-        <w:t xml:space="preserve"> kütüphaneleri kullanılarak gerçekleştirilmiştir.</w:t>
+        <w:t xml:space="preserve"> veri ön işleme, sınıf dengeleme, model eğitimi ve performans değerlendirmesi adımlarından oluşmaktadır. Tüm uygulamalar Python programlama dili, scikit-learn ve imbalanced-learn kütüphaneleri kullanılarak gerçekleştirilmiştir.</w:t>
       </w:r>
     </w:p>
     <w:p>
@@ -438,39 +314,7 @@
         <w:jc w:val="both"/>
       </w:pPr>
       <w:r>
-        <w:t xml:space="preserve">Çalışmada Sakar ve arkadaşları tarafından UCI Machine Learning </w:t>
-      </w:r>
-      <w:proofErr w:type="spellStart"/>
-      <w:r>
-        <w:t>Repository</w:t>
-      </w:r>
-      <w:proofErr w:type="spellEnd"/>
-      <w:r>
-        <w:t xml:space="preserve"> aracılığıyla kamuoyuyla paylaşılan Online </w:t>
-      </w:r>
-      <w:proofErr w:type="spellStart"/>
-      <w:r>
-        <w:t>Shoppers</w:t>
-      </w:r>
-      <w:proofErr w:type="spellEnd"/>
-      <w:r>
-        <w:t xml:space="preserve"> </w:t>
-      </w:r>
-      <w:proofErr w:type="spellStart"/>
-      <w:r>
-        <w:t>Purchasing</w:t>
-      </w:r>
-      <w:proofErr w:type="spellEnd"/>
-      <w:r>
-        <w:t xml:space="preserve"> </w:t>
-      </w:r>
-      <w:proofErr w:type="spellStart"/>
-      <w:r>
-        <w:t>Intention</w:t>
-      </w:r>
-      <w:proofErr w:type="spellEnd"/>
-      <w:r>
-        <w:t xml:space="preserve"> veri seti kullanılmıştır [</w:t>
+        <w:t>Çalışmada Sakar ve arkadaşları tarafından UCI Machine Learning Repository aracılığıyla kamuoyuyla paylaşılan Online Shoppers Purchasing Intention veri seti kullanılmıştır [</w:t>
       </w:r>
       <w:r>
         <w:t>1</w:t>
@@ -485,15 +329,7 @@
         <w:jc w:val="both"/>
       </w:pPr>
       <w:r>
-        <w:t xml:space="preserve">Hedef değişken olan </w:t>
-      </w:r>
-      <w:proofErr w:type="spellStart"/>
-      <w:r>
-        <w:t>Revenue</w:t>
-      </w:r>
-      <w:proofErr w:type="spellEnd"/>
-      <w:r>
-        <w:t>; ilgili oturumun alışverişle sonuçlanıp sonuçlanmadığını gösteren ikili bir değişkendir. Veri setinde yer alan özellikler ve açıklamaları Tablo 1'de verilmiştir.</w:t>
+        <w:t>Hedef değişken olan Revenue; ilgili oturumun alışverişle sonuçlanıp sonuçlanmadığını gösteren ikili bir değişkendir. Veri setinde yer alan özellikler ve açıklamaları Tablo 1'de verilmiştir.</w:t>
       </w:r>
     </w:p>
     <w:p>
@@ -660,14 +496,12 @@
             <w:pPr>
               <w:jc w:val="both"/>
             </w:pPr>
-            <w:proofErr w:type="spellStart"/>
             <w:r>
               <w:rPr>
                 <w:color w:val="000000"/>
               </w:rPr>
               <w:t>Administrative</w:t>
             </w:r>
-            <w:proofErr w:type="spellEnd"/>
           </w:p>
         </w:tc>
         <w:tc>
@@ -754,14 +588,12 @@
             <w:pPr>
               <w:jc w:val="both"/>
             </w:pPr>
-            <w:proofErr w:type="spellStart"/>
             <w:r>
               <w:rPr>
                 <w:color w:val="000000"/>
               </w:rPr>
               <w:t>Administrative_Duration</w:t>
             </w:r>
-            <w:proofErr w:type="spellEnd"/>
           </w:p>
         </w:tc>
         <w:tc>
@@ -848,14 +680,12 @@
             <w:pPr>
               <w:jc w:val="both"/>
             </w:pPr>
-            <w:proofErr w:type="spellStart"/>
             <w:r>
               <w:rPr>
                 <w:color w:val="000000"/>
               </w:rPr>
               <w:t>Informational</w:t>
             </w:r>
-            <w:proofErr w:type="spellEnd"/>
           </w:p>
         </w:tc>
         <w:tc>
@@ -942,14 +772,12 @@
             <w:pPr>
               <w:jc w:val="both"/>
             </w:pPr>
-            <w:proofErr w:type="spellStart"/>
             <w:r>
               <w:rPr>
                 <w:color w:val="000000"/>
               </w:rPr>
               <w:t>Informational_Duration</w:t>
             </w:r>
-            <w:proofErr w:type="spellEnd"/>
           </w:p>
         </w:tc>
         <w:tc>
@@ -1036,14 +864,12 @@
             <w:pPr>
               <w:jc w:val="both"/>
             </w:pPr>
-            <w:proofErr w:type="spellStart"/>
             <w:r>
               <w:rPr>
                 <w:color w:val="000000"/>
               </w:rPr>
               <w:t>ProductRelated</w:t>
             </w:r>
-            <w:proofErr w:type="spellEnd"/>
           </w:p>
         </w:tc>
         <w:tc>
@@ -1130,14 +956,12 @@
             <w:pPr>
               <w:jc w:val="both"/>
             </w:pPr>
-            <w:proofErr w:type="spellStart"/>
             <w:r>
               <w:rPr>
                 <w:color w:val="000000"/>
               </w:rPr>
               <w:t>ProductRelated_Duration</w:t>
             </w:r>
-            <w:proofErr w:type="spellEnd"/>
           </w:p>
         </w:tc>
         <w:tc>
@@ -1224,14 +1048,12 @@
             <w:pPr>
               <w:jc w:val="both"/>
             </w:pPr>
-            <w:proofErr w:type="spellStart"/>
             <w:r>
               <w:rPr>
                 <w:color w:val="000000"/>
               </w:rPr>
               <w:t>BounceRates</w:t>
             </w:r>
-            <w:proofErr w:type="spellEnd"/>
           </w:p>
         </w:tc>
         <w:tc>
@@ -1318,14 +1140,12 @@
             <w:pPr>
               <w:jc w:val="both"/>
             </w:pPr>
-            <w:proofErr w:type="spellStart"/>
             <w:r>
               <w:rPr>
                 <w:color w:val="000000"/>
               </w:rPr>
               <w:t>ExitRates</w:t>
             </w:r>
-            <w:proofErr w:type="spellEnd"/>
           </w:p>
         </w:tc>
         <w:tc>
@@ -1384,21 +1204,7 @@
               <w:rPr>
                 <w:color w:val="000000"/>
               </w:rPr>
-              <w:t xml:space="preserve">Sayfadan çıkış oranı (Google </w:t>
-            </w:r>
-            <w:proofErr w:type="spellStart"/>
-            <w:r>
-              <w:rPr>
-                <w:color w:val="000000"/>
-              </w:rPr>
-              <w:t>Analytics</w:t>
-            </w:r>
-            <w:proofErr w:type="spellEnd"/>
-            <w:r>
-              <w:rPr>
-                <w:color w:val="000000"/>
-              </w:rPr>
-              <w:t>)</w:t>
+              <w:t>Sayfadan çıkış oranı (Google Analytics)</w:t>
             </w:r>
           </w:p>
         </w:tc>
@@ -1426,14 +1232,12 @@
             <w:pPr>
               <w:jc w:val="both"/>
             </w:pPr>
-            <w:proofErr w:type="spellStart"/>
             <w:r>
               <w:rPr>
                 <w:color w:val="000000"/>
               </w:rPr>
               <w:t>PageValues</w:t>
             </w:r>
-            <w:proofErr w:type="spellEnd"/>
           </w:p>
         </w:tc>
         <w:tc>
@@ -1520,14 +1324,12 @@
             <w:pPr>
               <w:jc w:val="both"/>
             </w:pPr>
-            <w:proofErr w:type="spellStart"/>
             <w:r>
               <w:rPr>
                 <w:color w:val="000000"/>
               </w:rPr>
               <w:t>SpecialDay</w:t>
             </w:r>
-            <w:proofErr w:type="spellEnd"/>
           </w:p>
         </w:tc>
         <w:tc>
@@ -1614,14 +1416,12 @@
             <w:pPr>
               <w:jc w:val="both"/>
             </w:pPr>
-            <w:proofErr w:type="spellStart"/>
             <w:r>
               <w:rPr>
                 <w:color w:val="000000"/>
               </w:rPr>
               <w:t>Month</w:t>
             </w:r>
-            <w:proofErr w:type="spellEnd"/>
           </w:p>
         </w:tc>
         <w:tc>
@@ -1708,14 +1508,12 @@
             <w:pPr>
               <w:jc w:val="both"/>
             </w:pPr>
-            <w:proofErr w:type="spellStart"/>
             <w:r>
               <w:rPr>
                 <w:color w:val="000000"/>
               </w:rPr>
               <w:t>OperatingSystems</w:t>
             </w:r>
-            <w:proofErr w:type="spellEnd"/>
           </w:p>
         </w:tc>
         <w:tc>
@@ -1894,14 +1692,12 @@
             <w:pPr>
               <w:jc w:val="both"/>
             </w:pPr>
-            <w:proofErr w:type="spellStart"/>
             <w:r>
               <w:rPr>
                 <w:color w:val="000000"/>
               </w:rPr>
               <w:t>Region</w:t>
             </w:r>
-            <w:proofErr w:type="spellEnd"/>
           </w:p>
         </w:tc>
         <w:tc>
@@ -1988,7 +1784,6 @@
             <w:pPr>
               <w:jc w:val="both"/>
             </w:pPr>
-            <w:proofErr w:type="spellStart"/>
             <w:r>
               <w:rPr>
                 <w:color w:val="000000"/>
@@ -1996,7 +1791,6 @@
               <w:lastRenderedPageBreak/>
               <w:t>TrafficType</w:t>
             </w:r>
-            <w:proofErr w:type="spellEnd"/>
           </w:p>
         </w:tc>
         <w:tc>
@@ -2083,14 +1877,12 @@
             <w:pPr>
               <w:jc w:val="both"/>
             </w:pPr>
-            <w:proofErr w:type="spellStart"/>
             <w:r>
               <w:rPr>
                 <w:color w:val="000000"/>
               </w:rPr>
               <w:t>VisitorType</w:t>
             </w:r>
-            <w:proofErr w:type="spellEnd"/>
           </w:p>
         </w:tc>
         <w:tc>
@@ -2177,14 +1969,12 @@
             <w:pPr>
               <w:jc w:val="both"/>
             </w:pPr>
-            <w:proofErr w:type="spellStart"/>
             <w:r>
               <w:rPr>
                 <w:color w:val="000000"/>
               </w:rPr>
               <w:t>Weekend</w:t>
             </w:r>
-            <w:proofErr w:type="spellEnd"/>
           </w:p>
         </w:tc>
         <w:tc>
@@ -2243,21 +2033,7 @@
               <w:rPr>
                 <w:color w:val="000000"/>
               </w:rPr>
-              <w:t>Hafta sonu ziyareti mi? (True/</w:t>
-            </w:r>
-            <w:proofErr w:type="spellStart"/>
-            <w:r>
-              <w:rPr>
-                <w:color w:val="000000"/>
-              </w:rPr>
-              <w:t>False</w:t>
-            </w:r>
-            <w:proofErr w:type="spellEnd"/>
-            <w:r>
-              <w:rPr>
-                <w:color w:val="000000"/>
-              </w:rPr>
-              <w:t>)</w:t>
+              <w:t>Hafta sonu ziyareti mi? (True/False)</w:t>
             </w:r>
           </w:p>
         </w:tc>
@@ -2285,14 +2061,12 @@
             <w:pPr>
               <w:jc w:val="both"/>
             </w:pPr>
-            <w:proofErr w:type="spellStart"/>
             <w:r>
               <w:rPr>
                 <w:color w:val="000000"/>
               </w:rPr>
               <w:t>Revenue</w:t>
             </w:r>
-            <w:proofErr w:type="spellEnd"/>
           </w:p>
         </w:tc>
         <w:tc>
@@ -2351,21 +2125,7 @@
               <w:rPr>
                 <w:color w:val="000000"/>
               </w:rPr>
-              <w:t>Oturum alışverişle mi sonuçlandı? (True/</w:t>
-            </w:r>
-            <w:proofErr w:type="spellStart"/>
-            <w:r>
-              <w:rPr>
-                <w:color w:val="000000"/>
-              </w:rPr>
-              <w:t>False</w:t>
-            </w:r>
-            <w:proofErr w:type="spellEnd"/>
-            <w:r>
-              <w:rPr>
-                <w:color w:val="000000"/>
-              </w:rPr>
-              <w:t>)</w:t>
+              <w:t>Oturum alışverişle mi sonuçlandı? (True/False)</w:t>
             </w:r>
           </w:p>
         </w:tc>
@@ -2394,31 +2154,7 @@
         <w:jc w:val="both"/>
       </w:pPr>
       <w:r>
-        <w:t xml:space="preserve">Veri seti üzerinde aykırı değerler incelenmiş; özellikle </w:t>
-      </w:r>
-      <w:proofErr w:type="spellStart"/>
-      <w:r>
-        <w:t>ProductRelated_Duration</w:t>
-      </w:r>
-      <w:proofErr w:type="spellEnd"/>
-      <w:r>
-        <w:t xml:space="preserve">, </w:t>
-      </w:r>
-      <w:proofErr w:type="spellStart"/>
-      <w:r>
-        <w:t>Administrative_Duration</w:t>
-      </w:r>
-      <w:proofErr w:type="spellEnd"/>
-      <w:r>
-        <w:t xml:space="preserve"> ve </w:t>
-      </w:r>
-      <w:proofErr w:type="spellStart"/>
-      <w:r>
-        <w:t>PageValues</w:t>
-      </w:r>
-      <w:proofErr w:type="spellEnd"/>
-      <w:r>
-        <w:t xml:space="preserve"> değişkenlerinde yüksek varyans ve uç değerler gözlemlenmiştir. Bu durum, bir kısım kullanıcının site üzerinde olağandışı uzun süreler geçirmesinden kaynaklanmaktadır.</w:t>
+        <w:t>Veri seti üzerinde aykırı değerler incelenmiş; özellikle ProductRelated_Duration, Administrative_Duration ve PageValues değişkenlerinde yüksek varyans ve uç değerler gözlemlenmiştir. Bu durum, bir kısım kullanıcının site üzerinde olağandışı uzun süreler geçirmesinden kaynaklanmaktadır.</w:t>
       </w:r>
     </w:p>
     <w:p>
@@ -2487,133 +2223,12 @@
           <w:szCs w:val="24"/>
         </w:rPr>
       </w:pPr>
-      <w:proofErr w:type="spellStart"/>
       <w:r>
         <w:rPr>
           <w:sz w:val="24"/>
           <w:szCs w:val="24"/>
         </w:rPr>
-        <w:t>One</w:t>
-      </w:r>
-      <w:proofErr w:type="spellEnd"/>
-      <w:r>
-        <w:rPr>
-          <w:sz w:val="24"/>
-          <w:szCs w:val="24"/>
-        </w:rPr>
-        <w:t xml:space="preserve">-Hot </w:t>
-      </w:r>
-      <w:proofErr w:type="spellStart"/>
-      <w:r>
-        <w:rPr>
-          <w:sz w:val="24"/>
-          <w:szCs w:val="24"/>
-        </w:rPr>
-        <w:t>Encoding</w:t>
-      </w:r>
-      <w:proofErr w:type="spellEnd"/>
-      <w:r>
-        <w:rPr>
-          <w:sz w:val="24"/>
-          <w:szCs w:val="24"/>
-        </w:rPr>
-        <w:t xml:space="preserve">: </w:t>
-      </w:r>
-      <w:proofErr w:type="spellStart"/>
-      <w:r>
-        <w:rPr>
-          <w:sz w:val="24"/>
-          <w:szCs w:val="24"/>
-        </w:rPr>
-        <w:t>Month</w:t>
-      </w:r>
-      <w:proofErr w:type="spellEnd"/>
-      <w:r>
-        <w:rPr>
-          <w:sz w:val="24"/>
-          <w:szCs w:val="24"/>
-        </w:rPr>
-        <w:t xml:space="preserve"> ve </w:t>
-      </w:r>
-      <w:proofErr w:type="spellStart"/>
-      <w:r>
-        <w:rPr>
-          <w:sz w:val="24"/>
-          <w:szCs w:val="24"/>
-        </w:rPr>
-        <w:t>VisitorType</w:t>
-      </w:r>
-      <w:proofErr w:type="spellEnd"/>
-      <w:r>
-        <w:rPr>
-          <w:sz w:val="24"/>
-          <w:szCs w:val="24"/>
-        </w:rPr>
-        <w:t xml:space="preserve"> değişkenleri, sıralı olmayan kategorik veriler için </w:t>
-      </w:r>
-      <w:proofErr w:type="spellStart"/>
-      <w:r>
-        <w:rPr>
-          <w:sz w:val="24"/>
-          <w:szCs w:val="24"/>
-        </w:rPr>
-        <w:t>label</w:t>
-      </w:r>
-      <w:proofErr w:type="spellEnd"/>
-      <w:r>
-        <w:rPr>
-          <w:sz w:val="24"/>
-          <w:szCs w:val="24"/>
-        </w:rPr>
-        <w:t xml:space="preserve"> </w:t>
-      </w:r>
-      <w:proofErr w:type="spellStart"/>
-      <w:r>
-        <w:rPr>
-          <w:sz w:val="24"/>
-          <w:szCs w:val="24"/>
-        </w:rPr>
-        <w:t>encoding'in</w:t>
-      </w:r>
-      <w:proofErr w:type="spellEnd"/>
-      <w:r>
-        <w:rPr>
-          <w:sz w:val="24"/>
-          <w:szCs w:val="24"/>
-        </w:rPr>
-        <w:t xml:space="preserve"> oluşturabileceği yapay sıralama sorununu önlemek amacıyla 1-of-C kodlama yöntemiyle ikili vektörlere dönüştürülmüştür. </w:t>
-      </w:r>
-      <w:proofErr w:type="spellStart"/>
-      <w:r>
-        <w:rPr>
-          <w:sz w:val="24"/>
-          <w:szCs w:val="24"/>
-        </w:rPr>
-        <w:t>Weekend</w:t>
-      </w:r>
-      <w:proofErr w:type="spellEnd"/>
-      <w:r>
-        <w:rPr>
-          <w:sz w:val="24"/>
-          <w:szCs w:val="24"/>
-        </w:rPr>
-        <w:t xml:space="preserve"> ve </w:t>
-      </w:r>
-      <w:proofErr w:type="spellStart"/>
-      <w:r>
-        <w:rPr>
-          <w:sz w:val="24"/>
-          <w:szCs w:val="24"/>
-        </w:rPr>
-        <w:t>Revenue</w:t>
-      </w:r>
-      <w:proofErr w:type="spellEnd"/>
-      <w:r>
-        <w:rPr>
-          <w:sz w:val="24"/>
-          <w:szCs w:val="24"/>
-        </w:rPr>
-        <w:t xml:space="preserve"> değişkenleri de sayısal formata aktarılmıştır. Bu dönüşümler sonucunda toplam özellik sayısı 26'ya yükselmiştir.</w:t>
+        <w:t>One-Hot Encoding: Month ve VisitorType değişkenleri, sıralı olmayan kategorik veriler için label encoding'in oluşturabileceği yapay sıralama sorununu önlemek amacıyla 1-of-C kodlama yöntemiyle ikili vektörlere dönüştürülmüştür. Weekend ve Revenue değişkenleri de sayısal formata aktarılmıştır. Bu dönüşümler sonucunda toplam özellik sayısı 26'ya yükselmiştir.</w:t>
       </w:r>
     </w:p>
     <w:p>
@@ -2635,23 +2250,7 @@
           <w:sz w:val="24"/>
           <w:szCs w:val="24"/>
         </w:rPr>
-        <w:t>Eğitim / Test Ayrımı: Veri seti, %70 eğitim / %30 test oranında ve sınıf oranı korunarak (</w:t>
-      </w:r>
-      <w:proofErr w:type="spellStart"/>
-      <w:r>
-        <w:rPr>
-          <w:sz w:val="24"/>
-          <w:szCs w:val="24"/>
-        </w:rPr>
-        <w:t>stratified</w:t>
-      </w:r>
-      <w:proofErr w:type="spellEnd"/>
-      <w:r>
-        <w:rPr>
-          <w:sz w:val="24"/>
-          <w:szCs w:val="24"/>
-        </w:rPr>
-        <w:t xml:space="preserve">) bölünmüştür. </w:t>
+        <w:t xml:space="preserve">Eğitim / Test Ayrımı: Veri seti, %70 eğitim / %30 test oranında ve sınıf oranı korunarak (stratified) bölünmüştür. </w:t>
       </w:r>
     </w:p>
     <w:p>
@@ -2668,21 +2267,12 @@
           <w:szCs w:val="24"/>
         </w:rPr>
       </w:pPr>
-      <w:proofErr w:type="spellStart"/>
       <w:r>
         <w:rPr>
           <w:sz w:val="24"/>
           <w:szCs w:val="24"/>
         </w:rPr>
-        <w:t>RandomOverSampler</w:t>
-      </w:r>
-      <w:proofErr w:type="spellEnd"/>
-      <w:r>
-        <w:rPr>
-          <w:sz w:val="24"/>
-          <w:szCs w:val="24"/>
-        </w:rPr>
-        <w:t>: Sınıf dengesizliği, yalnızca eğitim seti üzerinde rastgele örnekleme yoluyla giderilmiştir. Test seti bu işlemin dışında tutulmuş; böylece performans değerlendirmesi gerçekçi koşullarda yapılmıştır.</w:t>
+        <w:t>RandomOverSampler: Sınıf dengesizliği, yalnızca eğitim seti üzerinde rastgele örnekleme yoluyla giderilmiştir. Test seti bu işlemin dışında tutulmuş; böylece performans değerlendirmesi gerçekçi koşullarda yapılmıştır.</w:t>
       </w:r>
     </w:p>
     <w:p>
@@ -2699,21 +2289,12 @@
           <w:szCs w:val="24"/>
         </w:rPr>
       </w:pPr>
-      <w:proofErr w:type="spellStart"/>
       <w:r>
         <w:rPr>
           <w:sz w:val="24"/>
           <w:szCs w:val="24"/>
         </w:rPr>
-        <w:t>StandardScaler</w:t>
-      </w:r>
-      <w:proofErr w:type="spellEnd"/>
-      <w:r>
-        <w:rPr>
-          <w:sz w:val="24"/>
-          <w:szCs w:val="24"/>
-        </w:rPr>
-        <w:t xml:space="preserve">: Tüm sayısal özellikler sıfır ortalama ve birim varyanslı hale getirilmiştir. Bu adım, mesafe hesabına dayalı KNN ve SVM gibi algoritmaların doğru çalışabilmesi için </w:t>
+        <w:t xml:space="preserve">StandardScaler: Tüm sayısal özellikler sıfır ortalama ve birim varyanslı hale getirilmiştir. Bu adım, mesafe hesabına dayalı KNN ve SVM gibi algoritmaların doğru çalışabilmesi için </w:t>
       </w:r>
       <w:r>
         <w:rPr>
@@ -2755,7 +2336,7 @@
         </w:rPr>
         <w:lastRenderedPageBreak/>
         <w:drawing>
-          <wp:inline distT="0" distB="0" distL="0" distR="0" wp14:anchorId="475B830F" wp14:editId="5F319035">
+          <wp:inline distT="0" distB="0" distL="0" distR="0" wp14:anchorId="475B830F" wp14:editId="7ABA8EEE">
             <wp:extent cx="5845810" cy="2435676"/>
             <wp:effectExtent l="0" t="0" r="0" b="3175"/>
             <wp:docPr id="1706940386" name="Resim 1"/>
@@ -2821,27 +2402,7 @@
           <w:i/>
           <w:iCs/>
         </w:rPr>
-        <w:t xml:space="preserve">Şekil 1. Eğitim Setinde </w:t>
-      </w:r>
-      <w:proofErr w:type="spellStart"/>
-      <w:r>
-        <w:rPr>
-          <w:b/>
-          <w:bCs/>
-          <w:i/>
-          <w:iCs/>
-        </w:rPr>
-        <w:t>Oversampling</w:t>
-      </w:r>
-      <w:proofErr w:type="spellEnd"/>
-      <w:r>
-        <w:rPr>
-          <w:b/>
-          <w:bCs/>
-          <w:i/>
-          <w:iCs/>
-        </w:rPr>
-        <w:t xml:space="preserve"> Öncesi ve Sonrası Sınıf Dağılımı</w:t>
+        <w:t>Şekil 1. Eğitim Setinde Oversampling Öncesi ve Sonrası Sınıf Dağılımı</w:t>
       </w:r>
     </w:p>
     <w:p>
@@ -2877,47 +2438,7 @@
         <w:jc w:val="both"/>
       </w:pPr>
       <w:r>
-        <w:t xml:space="preserve">Bu çalışmada ayrı bir özellik seçimi adımı uygulanmamış; </w:t>
-      </w:r>
-      <w:proofErr w:type="spellStart"/>
-      <w:r>
-        <w:t>One</w:t>
-      </w:r>
-      <w:proofErr w:type="spellEnd"/>
-      <w:r>
-        <w:t xml:space="preserve">-Hot </w:t>
-      </w:r>
-      <w:proofErr w:type="spellStart"/>
-      <w:r>
-        <w:t>Encoding</w:t>
-      </w:r>
-      <w:proofErr w:type="spellEnd"/>
-      <w:r>
-        <w:t xml:space="preserve"> ve </w:t>
-      </w:r>
-      <w:proofErr w:type="spellStart"/>
-      <w:r>
-        <w:t>StandardScaler</w:t>
-      </w:r>
-      <w:proofErr w:type="spellEnd"/>
-      <w:r>
-        <w:t xml:space="preserve"> işlemleri sonrasında elde edilen tüm 26 özellik modellere girdi olarak verilmiştir. Bu tercih, kullanılan yöntemlerin modele gereksiz karmaşıklık katmadan uygulanabilmesini amaçlamaktadır. </w:t>
-      </w:r>
-      <w:proofErr w:type="spellStart"/>
-      <w:r>
-        <w:t>One</w:t>
-      </w:r>
-      <w:proofErr w:type="spellEnd"/>
-      <w:r>
-        <w:t xml:space="preserve">-Hot </w:t>
-      </w:r>
-      <w:proofErr w:type="spellStart"/>
-      <w:r>
-        <w:t>Encoding</w:t>
-      </w:r>
-      <w:proofErr w:type="spellEnd"/>
-      <w:r>
-        <w:t xml:space="preserve"> sonucunda oluşan ikili değişkenlerin büyük bölümü seyrek ve düşük boyutlu yapıda olduğundan, bu özelliklerin modele anlamlı bir gürültü eklemesi beklenmemektedir.</w:t>
+        <w:t>Bu çalışmada ayrı bir özellik seçimi adımı uygulanmamış; One-Hot Encoding ve StandardScaler işlemleri sonrasında elde edilen tüm 26 özellik modellere girdi olarak verilmiştir. Bu tercih, kullanılan yöntemlerin modele gereksiz karmaşıklık katmadan uygulanabilmesini amaçlamaktadır. One-Hot Encoding sonucunda oluşan ikili değişkenlerin büyük bölümü seyrek ve düşük boyutlu yapıda olduğundan, bu özelliklerin modele anlamlı bir gürültü eklemesi beklenmemektedir.</w:t>
       </w:r>
     </w:p>
     <w:p>
@@ -2926,55 +2447,7 @@
         <w:jc w:val="both"/>
       </w:pPr>
       <w:r>
-        <w:t xml:space="preserve">Bununla birlikte, özellikler arası ilişkiler ve hedef değişkenle bağlantı korelasyon analizi ile incelenmiştir. Korelasyon matrisi incelendiğinde </w:t>
-      </w:r>
-      <w:proofErr w:type="spellStart"/>
-      <w:r>
-        <w:t>PageValues</w:t>
-      </w:r>
-      <w:proofErr w:type="spellEnd"/>
-      <w:r>
-        <w:t xml:space="preserve"> özelliğinin hedef değişken </w:t>
-      </w:r>
-      <w:proofErr w:type="spellStart"/>
-      <w:r>
-        <w:t>Revenue</w:t>
-      </w:r>
-      <w:proofErr w:type="spellEnd"/>
-      <w:r>
-        <w:t xml:space="preserve"> ile en güçlü ilişkiye sahip olduğu görülmektedir. </w:t>
-      </w:r>
-      <w:proofErr w:type="spellStart"/>
-      <w:r>
-        <w:t>BounceRates</w:t>
-      </w:r>
-      <w:proofErr w:type="spellEnd"/>
-      <w:r>
-        <w:t xml:space="preserve"> ve </w:t>
-      </w:r>
-      <w:proofErr w:type="spellStart"/>
-      <w:r>
-        <w:t>ExitRates</w:t>
-      </w:r>
-      <w:proofErr w:type="spellEnd"/>
-      <w:r>
-        <w:t xml:space="preserve"> arasında ise birbirleriyle yüksek korelasyon bulunmakta; bu durum söz konusu değişkenlerin benzer bilgi taşıdığına işaret etmektedir. Literatürde özellik sayısının azaltılmasının model başarımını ve ölçeklenebilirliğini olumlu etkileyebildiği raporlanmıştır [1]. Gelecek çalışmalarda </w:t>
-      </w:r>
-      <w:proofErr w:type="spellStart"/>
-      <w:r>
-        <w:t>Mutual</w:t>
-      </w:r>
-      <w:proofErr w:type="spellEnd"/>
-      <w:r>
-        <w:t xml:space="preserve"> Information veya </w:t>
-      </w:r>
-      <w:proofErr w:type="spellStart"/>
-      <w:r>
-        <w:t>mRMR</w:t>
-      </w:r>
-      <w:proofErr w:type="spellEnd"/>
-      <w:r>
-        <w:t xml:space="preserve"> gibi filtre tabanlı özellik seçimi yöntemleri uygulanarak bu etki test edilebilir.</w:t>
+        <w:t>Bununla birlikte, özellikler arası ilişkiler ve hedef değişkenle bağlantı korelasyon analizi ile incelenmiştir. Korelasyon matrisi incelendiğinde PageValues özelliğinin hedef değişken Revenue ile en güçlü ilişkiye sahip olduğu görülmektedir. BounceRates ve ExitRates arasında ise birbirleriyle yüksek korelasyon bulunmakta; bu durum söz konusu değişkenlerin benzer bilgi taşıdığına işaret etmektedir. Literatürde özellik sayısının azaltılmasının model başarımını ve ölçeklenebilirliğini olumlu etkileyebildiği raporlanmıştır [1]. Gelecek çalışmalarda Mutual Information veya mRMR gibi filtre tabanlı özellik seçimi yöntemleri uygulanarak bu etki test edilebilir.</w:t>
       </w:r>
     </w:p>
     <w:p>
@@ -3148,54 +2621,74 @@
         <w:rPr>
           <w:rStyle w:val="Gl"/>
         </w:rPr>
-        <w:t>Karar Ağacı (</w:t>
-      </w:r>
-      <w:proofErr w:type="spellStart"/>
+        <w:t>Karar Ağacı (max_depth=8, min_samples_leaf=5):</w:t>
+      </w:r>
+      <w:r>
+        <w:t xml:space="preserve"> Karar Ağacı algoritması, veriyi belirli kurallar ve koşullar doğrultusunda dallara ayırarak sınıflandırma yapan bir yöntemdir. Her düğümde veri setini en iyi ayıran özellik seçilir ve bu süreç yaprak düğümlere ulaşana kadar devam eder. Karar ağaçlarının en önemli avantajlarından biri, oluşturulan karar kurallarının kolay yorumlanabilir olmasıdır. Bu nedenle modelin hangi özelliklere göre karar verdiği daha açık bir şekilde görülebilir. Çalışmada kullanılan Karar Ağacı modeli, max_depth=8 ve min_samples_leaf=5 parametreleriyle sınırlandırılmıştır. Bu sınırlandırma, modelin aşırı öğrenmesini azaltmak amacıyla tercih edilmiştir.</w:t>
+      </w:r>
+    </w:p>
+    <w:p>
+      <w:pPr>
+        <w:pStyle w:val="NormalWeb"/>
+        <w:jc w:val="both"/>
+      </w:pPr>
       <w:r>
         <w:rPr>
           <w:rStyle w:val="Gl"/>
         </w:rPr>
-        <w:t>max_depth</w:t>
-      </w:r>
-      <w:proofErr w:type="spellEnd"/>
+        <w:t>Rastgele Orman (n_estimators=100):</w:t>
+      </w:r>
+      <w:r>
+        <w:t xml:space="preserve"> Rastgele Orman, birden fazla karar ağacının bir araya getirilmesiyle oluşturulan güçlü bir topluluk öğrenmesi algoritmasıdır. Her ağaç, veri setinin farklı örnekleri ve özellikleri kullanılarak eğitilir. Son karar, ağaçların çoğunluk oylaması ile belirlenir. Bu yapı, tek bir karar ağacına göre daha kararlı ve genellenebilir sonuçlar üretebilir. Çalışmada n_estimators=100 olarak belirlenmiş, yani model 100 farklı karar ağacından oluşmuştur. Rastgele Orman, varyansı azaltması ve karmaşık veri örüntülerini yakalayabilmesi nedeniyle sınıflandırma problemlerinde sık kullanılan bir yöntemdir.</w:t>
+      </w:r>
+    </w:p>
+    <w:p>
+      <w:pPr>
+        <w:pStyle w:val="NormalWeb"/>
+        <w:jc w:val="both"/>
+      </w:pPr>
       <w:r>
         <w:rPr>
           <w:rStyle w:val="Gl"/>
         </w:rPr>
-        <w:t xml:space="preserve">=8, </w:t>
-      </w:r>
-      <w:proofErr w:type="spellStart"/>
+        <w:t>Destek Vektör Makineleri (SVM, RBF kernel, C=1,0):</w:t>
+      </w:r>
+      <w:r>
+        <w:t xml:space="preserve"> Destek Vektör Makineleri, sınıflar arasında en iyi ayrımı sağlayan hiper düzlemi bulmayı amaçlayan güçlü bir sınıflandırma algoritmasıdır. Model, sınıflar arasındaki marjini maksimum yapmaya çalışır. Doğrusal olarak ayrılamayan verilerde kernel fonksiyonları kullanılarak veriler daha yüksek boyutlu bir uzaya taşınabilir. Bu çalışmada RBF kernel kullanılmıştır. RBF kernel, doğrusal olmayan sınıf sınırlarını öğrenebilmesi açısından avantaj sağlamaktadır. SVM, özellikle yüksek boyutlu veri setlerinde etkili sonuçlar verebilen bir yöntemdir.</w:t>
+      </w:r>
+    </w:p>
+    <w:p>
+      <w:pPr>
+        <w:pStyle w:val="NormalWeb"/>
+        <w:jc w:val="both"/>
+      </w:pPr>
       <w:r>
         <w:rPr>
           <w:rStyle w:val="Gl"/>
         </w:rPr>
-        <w:t>min_samples_leaf</w:t>
-      </w:r>
-      <w:proofErr w:type="spellEnd"/>
+        <w:t>Naive Bayes (GaussianNB):</w:t>
+      </w:r>
+      <w:r>
+        <w:t xml:space="preserve"> Naive Bayes, Bayes teoremine dayanan olasılıksal bir sınıflandırma algoritmasıdır. Model, her bir özelliğin sınıf üzerindeki etkisini koşullu bağımsızlık varsayımı altında değerlendirir. Bu varsayım gerçek veri setlerinde her zaman tam olarak sağlanmasa da, Naive Bayes birçok sınıflandırma probleminde hızlı ve başarılı sonuçlar verebilmektedir. GaussianNB modeli, sürekli değişkenlerin normal dağılıma uyduğunu varsayar. Hesaplama açısından oldukça verimli olmakla birlikte, özellikler arasındaki ilişkileri dikkate almaması modelin performansını sınırlayabilmektedir.</w:t>
+      </w:r>
+    </w:p>
+    <w:p>
+      <w:pPr>
+        <w:pStyle w:val="NormalWeb"/>
+        <w:jc w:val="both"/>
+      </w:pPr>
       <w:r>
         <w:rPr>
           <w:rStyle w:val="Gl"/>
         </w:rPr>
-        <w:t>=5):</w:t>
-      </w:r>
-      <w:r>
-        <w:t xml:space="preserve"> Karar Ağacı algoritması, veriyi belirli kurallar ve koşullar doğrultusunda dallara ayırarak sınıflandırma yapan bir yöntemdir. Her düğümde veri setini en iyi ayıran özellik seçilir ve bu süreç yaprak düğümlere ulaşana kadar devam eder. Karar ağaçlarının en önemli avantajlarından biri, oluşturulan karar kurallarının kolay yorumlanabilir olmasıdır. Bu nedenle modelin hangi özelliklere göre karar verdiği daha açık bir şekilde görülebilir. Çalışmada kullanılan Karar Ağacı modeli, </w:t>
-      </w:r>
-      <w:proofErr w:type="spellStart"/>
-      <w:r>
-        <w:t>max_depth</w:t>
-      </w:r>
-      <w:proofErr w:type="spellEnd"/>
-      <w:r>
-        <w:t xml:space="preserve">=8 ve </w:t>
-      </w:r>
-      <w:proofErr w:type="spellStart"/>
-      <w:r>
-        <w:t>min_samples_leaf</w:t>
-      </w:r>
-      <w:proofErr w:type="spellEnd"/>
-      <w:r>
-        <w:t>=5 parametreleriyle sınırlandırılmıştır. Bu sınırlandırma, modelin aşırı öğrenmesini azaltmak amacıyla tercih edilmiştir.</w:t>
+        <w:t>Çok Katmanlı Algılayıcı / Sinir Ağı (MLP; hidden=(10,), logistic aktivasyon, SGD):</w:t>
+      </w:r>
+      <w:r>
+        <w:t xml:space="preserve"> Çok Katmanlı Algılayıcı, yapay sinir ağı temelli bir sınıflandırma algoritmasıdır. Giriş katmanı, bir veya daha fazla gizli katman ve çıkış katmanından oluşur. Model, verideki doğrusal olmayan ilişkileri öğrenebilme kapasitesine sahiptir. Ağırlıklar, eğitim sürecinde hata değerine göre güncellenir. Bu çalışmada MLP modeli hidden=(10,) yapısıyla, yani 10 nörondan oluşan tek bir </w:t>
+      </w:r>
+      <w:r>
+        <w:lastRenderedPageBreak/>
+        <w:t xml:space="preserve">gizli katmanla kurulmuştur. Aktivasyon fonksiyonu olarak logistic, optimizasyon yöntemi olarak ise SGD kullanılmıştır. </w:t>
       </w:r>
     </w:p>
     <w:p>
@@ -3204,288 +2697,7 @@
         <w:jc w:val="both"/>
       </w:pPr>
       <w:r>
-        <w:rPr>
-          <w:rStyle w:val="Gl"/>
-        </w:rPr>
-        <w:t>Rastgele Orman (</w:t>
-      </w:r>
-      <w:proofErr w:type="spellStart"/>
-      <w:r>
-        <w:rPr>
-          <w:rStyle w:val="Gl"/>
-        </w:rPr>
-        <w:t>n_estimators</w:t>
-      </w:r>
-      <w:proofErr w:type="spellEnd"/>
-      <w:r>
-        <w:rPr>
-          <w:rStyle w:val="Gl"/>
-        </w:rPr>
-        <w:t>=100):</w:t>
-      </w:r>
-      <w:r>
-        <w:t xml:space="preserve"> Rastgele Orman, birden fazla karar ağacının bir araya getirilmesiyle oluşturulan güçlü bir topluluk öğrenmesi algoritmasıdır. Her ağaç, veri setinin farklı örnekleri ve özellikleri kullanılarak eğitilir. Son karar, ağaçların çoğunluk oylaması ile belirlenir. Bu yapı, tek bir karar ağacına göre daha kararlı ve genellenebilir sonuçlar üretebilir. Çalışmada </w:t>
-      </w:r>
-      <w:proofErr w:type="spellStart"/>
-      <w:r>
-        <w:t>n_estimators</w:t>
-      </w:r>
-      <w:proofErr w:type="spellEnd"/>
-      <w:r>
-        <w:t>=100 olarak belirlenmiş, yani model 100 farklı karar ağacından oluşmuştur. Rastgele Orman, varyansı azaltması ve karmaşık veri örüntülerini yakalayabilmesi nedeniyle sınıflandırma problemlerinde sık kullanılan bir yöntemdir.</w:t>
-      </w:r>
-    </w:p>
-    <w:p>
-      <w:pPr>
-        <w:pStyle w:val="NormalWeb"/>
-        <w:jc w:val="both"/>
-      </w:pPr>
-      <w:r>
-        <w:rPr>
-          <w:rStyle w:val="Gl"/>
-        </w:rPr>
-        <w:t xml:space="preserve">Destek Vektör Makineleri (SVM, RBF </w:t>
-      </w:r>
-      <w:proofErr w:type="spellStart"/>
-      <w:r>
-        <w:rPr>
-          <w:rStyle w:val="Gl"/>
-        </w:rPr>
-        <w:t>kernel</w:t>
-      </w:r>
-      <w:proofErr w:type="spellEnd"/>
-      <w:r>
-        <w:rPr>
-          <w:rStyle w:val="Gl"/>
-        </w:rPr>
-        <w:t>, C=1,0):</w:t>
-      </w:r>
-      <w:r>
-        <w:t xml:space="preserve"> Destek Vektör Makineleri, sınıflar arasında en iyi ayrımı sağlayan hiper düzlemi bulmayı amaçlayan güçlü bir sınıflandırma algoritmasıdır. Model, sınıflar arasındaki marjini maksimum yapmaya çalışır. Doğrusal olarak ayrılamayan verilerde </w:t>
-      </w:r>
-      <w:proofErr w:type="spellStart"/>
-      <w:r>
-        <w:t>kernel</w:t>
-      </w:r>
-      <w:proofErr w:type="spellEnd"/>
-      <w:r>
-        <w:t xml:space="preserve"> fonksiyonları kullanılarak veriler daha yüksek boyutlu bir uzaya taşınabilir. Bu çalışmada RBF </w:t>
-      </w:r>
-      <w:proofErr w:type="spellStart"/>
-      <w:r>
-        <w:t>kernel</w:t>
-      </w:r>
-      <w:proofErr w:type="spellEnd"/>
-      <w:r>
-        <w:t xml:space="preserve"> kullanılmıştır. RBF </w:t>
-      </w:r>
-      <w:proofErr w:type="spellStart"/>
-      <w:r>
-        <w:t>kernel</w:t>
-      </w:r>
-      <w:proofErr w:type="spellEnd"/>
-      <w:r>
-        <w:t>, doğrusal olmayan sınıf sınırlarını öğrenebilmesi açısından avantaj sağlamaktadır. SVM, özellikle yüksek boyutlu veri setlerinde etkili sonuçlar verebilen bir yöntemdir.</w:t>
-      </w:r>
-    </w:p>
-    <w:p>
-      <w:pPr>
-        <w:pStyle w:val="NormalWeb"/>
-        <w:jc w:val="both"/>
-      </w:pPr>
-      <w:proofErr w:type="spellStart"/>
-      <w:r>
-        <w:rPr>
-          <w:rStyle w:val="Gl"/>
-        </w:rPr>
-        <w:t>Naive</w:t>
-      </w:r>
-      <w:proofErr w:type="spellEnd"/>
-      <w:r>
-        <w:rPr>
-          <w:rStyle w:val="Gl"/>
-        </w:rPr>
-        <w:t xml:space="preserve"> </w:t>
-      </w:r>
-      <w:proofErr w:type="spellStart"/>
-      <w:r>
-        <w:rPr>
-          <w:rStyle w:val="Gl"/>
-        </w:rPr>
-        <w:t>Bayes</w:t>
-      </w:r>
-      <w:proofErr w:type="spellEnd"/>
-      <w:r>
-        <w:rPr>
-          <w:rStyle w:val="Gl"/>
-        </w:rPr>
-        <w:t xml:space="preserve"> (</w:t>
-      </w:r>
-      <w:proofErr w:type="spellStart"/>
-      <w:r>
-        <w:rPr>
-          <w:rStyle w:val="Gl"/>
-        </w:rPr>
-        <w:t>GaussianNB</w:t>
-      </w:r>
-      <w:proofErr w:type="spellEnd"/>
-      <w:r>
-        <w:rPr>
-          <w:rStyle w:val="Gl"/>
-        </w:rPr>
-        <w:t>):</w:t>
-      </w:r>
-      <w:r>
-        <w:t xml:space="preserve"> </w:t>
-      </w:r>
-      <w:proofErr w:type="spellStart"/>
-      <w:r>
-        <w:t>Naive</w:t>
-      </w:r>
-      <w:proofErr w:type="spellEnd"/>
-      <w:r>
-        <w:t xml:space="preserve"> </w:t>
-      </w:r>
-      <w:proofErr w:type="spellStart"/>
-      <w:r>
-        <w:t>Bayes</w:t>
-      </w:r>
-      <w:proofErr w:type="spellEnd"/>
-      <w:r>
-        <w:t xml:space="preserve">, </w:t>
-      </w:r>
-      <w:proofErr w:type="spellStart"/>
-      <w:r>
-        <w:t>Bayes</w:t>
-      </w:r>
-      <w:proofErr w:type="spellEnd"/>
-      <w:r>
-        <w:t xml:space="preserve"> teoremine dayanan olasılıksal bir sınıflandırma algoritmasıdır. Model, her bir özelliğin sınıf üzerindeki etkisini koşullu bağımsızlık varsayımı altında değerlendirir. Bu varsayım gerçek veri setlerinde her zaman tam olarak sağlanmasa </w:t>
-      </w:r>
-      <w:proofErr w:type="gramStart"/>
-      <w:r>
-        <w:t>da,</w:t>
-      </w:r>
-      <w:proofErr w:type="gramEnd"/>
-      <w:r>
-        <w:t xml:space="preserve"> </w:t>
-      </w:r>
-      <w:proofErr w:type="spellStart"/>
-      <w:r>
-        <w:t>Naive</w:t>
-      </w:r>
-      <w:proofErr w:type="spellEnd"/>
-      <w:r>
-        <w:t xml:space="preserve"> </w:t>
-      </w:r>
-      <w:proofErr w:type="spellStart"/>
-      <w:r>
-        <w:t>Bayes</w:t>
-      </w:r>
-      <w:proofErr w:type="spellEnd"/>
-      <w:r>
-        <w:t xml:space="preserve"> birçok sınıflandırma probleminde hızlı ve başarılı sonuçlar verebilmektedir. </w:t>
-      </w:r>
-      <w:proofErr w:type="spellStart"/>
-      <w:r>
-        <w:t>GaussianNB</w:t>
-      </w:r>
-      <w:proofErr w:type="spellEnd"/>
-      <w:r>
-        <w:t xml:space="preserve"> modeli, sürekli değişkenlerin normal dağılıma uyduğunu varsayar. Hesaplama açısından oldukça verimli olmakla birlikte, özellikler arasındaki ilişkileri dikkate almaması modelin performansını sınırlayabilmektedir.</w:t>
-      </w:r>
-    </w:p>
-    <w:p>
-      <w:pPr>
-        <w:pStyle w:val="NormalWeb"/>
-        <w:jc w:val="both"/>
-      </w:pPr>
-      <w:r>
-        <w:rPr>
-          <w:rStyle w:val="Gl"/>
-        </w:rPr>
-        <w:t xml:space="preserve">Çok Katmanlı Algılayıcı / Sinir Ağı (MLP; </w:t>
-      </w:r>
-      <w:proofErr w:type="spellStart"/>
-      <w:r>
-        <w:rPr>
-          <w:rStyle w:val="Gl"/>
-        </w:rPr>
-        <w:t>hidden</w:t>
-      </w:r>
-      <w:proofErr w:type="spellEnd"/>
-      <w:proofErr w:type="gramStart"/>
-      <w:r>
-        <w:rPr>
-          <w:rStyle w:val="Gl"/>
-        </w:rPr>
-        <w:t>=(</w:t>
-      </w:r>
-      <w:proofErr w:type="gramEnd"/>
-      <w:r>
-        <w:rPr>
-          <w:rStyle w:val="Gl"/>
-        </w:rPr>
-        <w:t xml:space="preserve">10,), </w:t>
-      </w:r>
-      <w:proofErr w:type="spellStart"/>
-      <w:r>
-        <w:rPr>
-          <w:rStyle w:val="Gl"/>
-        </w:rPr>
-        <w:t>logistic</w:t>
-      </w:r>
-      <w:proofErr w:type="spellEnd"/>
-      <w:r>
-        <w:rPr>
-          <w:rStyle w:val="Gl"/>
-        </w:rPr>
-        <w:t xml:space="preserve"> aktivasyon, SGD):</w:t>
-      </w:r>
-      <w:r>
-        <w:t xml:space="preserve"> Çok Katmanlı Algılayıcı, yapay sinir ağı temelli bir sınıflandırma algoritmasıdır. Giriş katmanı, bir veya daha fazla gizli katman ve çıkış katmanından oluşur. Model, verideki doğrusal olmayan ilişkileri öğrenebilme kapasitesine sahiptir. Ağırlıklar, eğitim sürecinde hata değerine göre güncellenir. Bu çalışmada MLP modeli </w:t>
-      </w:r>
-      <w:proofErr w:type="spellStart"/>
-      <w:r>
-        <w:t>hidden</w:t>
-      </w:r>
-      <w:proofErr w:type="spellEnd"/>
-      <w:proofErr w:type="gramStart"/>
-      <w:r>
-        <w:t>=(</w:t>
-      </w:r>
-      <w:proofErr w:type="gramEnd"/>
-      <w:r>
-        <w:t xml:space="preserve">10,) yapısıyla, yani 10 nörondan oluşan tek bir </w:t>
-      </w:r>
-      <w:r>
-        <w:lastRenderedPageBreak/>
-        <w:t xml:space="preserve">gizli katmanla kurulmuştur. Aktivasyon fonksiyonu olarak </w:t>
-      </w:r>
-      <w:proofErr w:type="spellStart"/>
-      <w:r>
-        <w:t>logistic</w:t>
-      </w:r>
-      <w:proofErr w:type="spellEnd"/>
-      <w:r>
-        <w:t xml:space="preserve">, optimizasyon yöntemi olarak ise SGD kullanılmıştır. </w:t>
-      </w:r>
-    </w:p>
-    <w:p>
-      <w:pPr>
-        <w:pStyle w:val="NormalWeb"/>
-        <w:jc w:val="both"/>
-      </w:pPr>
-      <w:r>
-        <w:t xml:space="preserve">Bu algoritmaların birlikte kullanılması, veri seti üzerinde farklı model ailelerinin performanslarını karşılaştırmaya olanak sağlamıştır. Böylece yalnızca en yüksek doğruluk oranına sahip model değil aynı zamanda modellerin veri yapısına uygunluğu, genelleme yetenekleri ve </w:t>
-      </w:r>
-      <w:proofErr w:type="spellStart"/>
-      <w:r>
-        <w:t>yorumlanabilirlikleri</w:t>
-      </w:r>
-      <w:proofErr w:type="spellEnd"/>
-      <w:r>
-        <w:t xml:space="preserve"> de değerlendirilebilmiştir.</w:t>
+        <w:t>Bu algoritmaların birlikte kullanılması, veri seti üzerinde farklı model ailelerinin performanslarını karşılaştırmaya olanak sağlamıştır. Böylece yalnızca en yüksek doğruluk oranına sahip model değil aynı zamanda modellerin veri yapısına uygunluğu, genelleme yetenekleri ve yorumlanabilirlikleri de değerlendirilebilmiştir.</w:t>
       </w:r>
     </w:p>
     <w:p>
@@ -3538,7 +2750,6 @@
           <w:szCs w:val="24"/>
         </w:rPr>
       </w:pPr>
-      <w:proofErr w:type="spellStart"/>
       <w:r>
         <w:rPr>
           <w:b/>
@@ -3546,17 +2757,7 @@
           <w:sz w:val="24"/>
           <w:szCs w:val="24"/>
         </w:rPr>
-        <w:t>Accuracy</w:t>
-      </w:r>
-      <w:proofErr w:type="spellEnd"/>
-      <w:r>
-        <w:rPr>
-          <w:b/>
-          <w:bCs/>
-          <w:sz w:val="24"/>
-          <w:szCs w:val="24"/>
-        </w:rPr>
-        <w:t xml:space="preserve"> (Doğruluk):</w:t>
+        <w:t>Accuracy (Doğruluk):</w:t>
       </w:r>
       <w:r>
         <w:rPr>
@@ -3594,23 +2795,7 @@
           <w:sz w:val="24"/>
           <w:szCs w:val="24"/>
         </w:rPr>
-        <w:t xml:space="preserve"> Kesinlik (Precision) ile Duyarlılık (</w:t>
-      </w:r>
-      <w:proofErr w:type="spellStart"/>
-      <w:r>
-        <w:rPr>
-          <w:sz w:val="24"/>
-          <w:szCs w:val="24"/>
-        </w:rPr>
-        <w:t>Recall</w:t>
-      </w:r>
-      <w:proofErr w:type="spellEnd"/>
-      <w:r>
-        <w:rPr>
-          <w:sz w:val="24"/>
-          <w:szCs w:val="24"/>
-        </w:rPr>
-        <w:t>) değerlerinin harmonik ortalamasıdır. Sınıf dengesizliğinin söz konusu olduğu problemlerde temel değerlendirme ölçütü olarak kabul edilmektedir.</w:t>
+        <w:t xml:space="preserve"> Kesinlik (Precision) ile Duyarlılık (Recall) değerlerinin harmonik ortalamasıdır. Sınıf dengesizliğinin söz konusu olduğu problemlerde temel değerlendirme ölçütü olarak kabul edilmektedir.</w:t>
       </w:r>
       <w:r>
         <w:rPr>
@@ -3633,47 +2818,7 @@
           <w:i/>
           <w:iCs/>
         </w:rPr>
-        <w:t xml:space="preserve">F1 = 2 · (Precision × </w:t>
-      </w:r>
-      <w:proofErr w:type="spellStart"/>
-      <w:r>
-        <w:rPr>
-          <w:b/>
-          <w:bCs/>
-          <w:i/>
-          <w:iCs/>
-        </w:rPr>
-        <w:t>Recall</w:t>
-      </w:r>
-      <w:proofErr w:type="spellEnd"/>
-      <w:r>
-        <w:rPr>
-          <w:b/>
-          <w:bCs/>
-          <w:i/>
-          <w:iCs/>
-        </w:rPr>
-        <w:t xml:space="preserve">) / (Precision + </w:t>
-      </w:r>
-      <w:proofErr w:type="spellStart"/>
-      <w:r>
-        <w:rPr>
-          <w:b/>
-          <w:bCs/>
-          <w:i/>
-          <w:iCs/>
-        </w:rPr>
-        <w:t>Recall</w:t>
-      </w:r>
-      <w:proofErr w:type="spellEnd"/>
-      <w:r>
-        <w:rPr>
-          <w:b/>
-          <w:bCs/>
-          <w:i/>
-          <w:iCs/>
-        </w:rPr>
-        <w:t>)</w:t>
+        <w:t>F1 = 2 · (Precision × Recall) / (Precision + Recall)</w:t>
       </w:r>
     </w:p>
     <w:p>
@@ -3697,27 +2842,7 @@
           <w:sz w:val="24"/>
           <w:szCs w:val="24"/>
         </w:rPr>
-        <w:t xml:space="preserve">TPR — True </w:t>
-      </w:r>
-      <w:proofErr w:type="spellStart"/>
-      <w:r>
-        <w:rPr>
-          <w:b/>
-          <w:bCs/>
-          <w:sz w:val="24"/>
-          <w:szCs w:val="24"/>
-        </w:rPr>
-        <w:t>Positive</w:t>
-      </w:r>
-      <w:proofErr w:type="spellEnd"/>
-      <w:r>
-        <w:rPr>
-          <w:b/>
-          <w:bCs/>
-          <w:sz w:val="24"/>
-          <w:szCs w:val="24"/>
-        </w:rPr>
-        <w:t xml:space="preserve"> Rate (Duyarlılık):</w:t>
+        <w:t>TPR — True Positive Rate (Duyarlılık):</w:t>
       </w:r>
       <w:r>
         <w:rPr>
@@ -3748,27 +2873,7 @@
           <w:sz w:val="24"/>
           <w:szCs w:val="24"/>
         </w:rPr>
-        <w:t xml:space="preserve">TNR — True </w:t>
-      </w:r>
-      <w:proofErr w:type="spellStart"/>
-      <w:r>
-        <w:rPr>
-          <w:b/>
-          <w:bCs/>
-          <w:sz w:val="24"/>
-          <w:szCs w:val="24"/>
-        </w:rPr>
-        <w:t>Negative</w:t>
-      </w:r>
-      <w:proofErr w:type="spellEnd"/>
-      <w:r>
-        <w:rPr>
-          <w:b/>
-          <w:bCs/>
-          <w:sz w:val="24"/>
-          <w:szCs w:val="24"/>
-        </w:rPr>
-        <w:t xml:space="preserve"> Rate (Özgüllük):</w:t>
+        <w:t>TNR — True Negative Rate (Özgüllük):</w:t>
       </w:r>
       <w:r>
         <w:rPr>
@@ -3851,55 +2956,7 @@
         <w:jc w:val="both"/>
       </w:pPr>
       <w:r>
-        <w:t xml:space="preserve">Sakar ve arkadaşları, çevrimiçi alışveriş yapan kullanıcıların satın alma niyetini gerçek zamanlı olarak tahmin etmeye yönelik temel çalışmalardan birini gerçekleştirmiştir. Çalışmada </w:t>
-      </w:r>
-      <w:proofErr w:type="spellStart"/>
-      <w:r>
-        <w:t>Random</w:t>
-      </w:r>
-      <w:proofErr w:type="spellEnd"/>
-      <w:r>
-        <w:t xml:space="preserve"> </w:t>
-      </w:r>
-      <w:proofErr w:type="spellStart"/>
-      <w:r>
-        <w:t>Forest</w:t>
-      </w:r>
-      <w:proofErr w:type="spellEnd"/>
-      <w:r>
-        <w:t xml:space="preserve">, </w:t>
-      </w:r>
-      <w:proofErr w:type="spellStart"/>
-      <w:r>
-        <w:t>Support</w:t>
-      </w:r>
-      <w:proofErr w:type="spellEnd"/>
-      <w:r>
-        <w:t xml:space="preserve"> </w:t>
-      </w:r>
-      <w:proofErr w:type="spellStart"/>
-      <w:r>
-        <w:t>Vector</w:t>
-      </w:r>
-      <w:proofErr w:type="spellEnd"/>
-      <w:r>
-        <w:t xml:space="preserve"> Machine ve </w:t>
-      </w:r>
-      <w:proofErr w:type="spellStart"/>
-      <w:r>
-        <w:t>Multilayer</w:t>
-      </w:r>
-      <w:proofErr w:type="spellEnd"/>
-      <w:r>
-        <w:t xml:space="preserve"> </w:t>
-      </w:r>
-      <w:proofErr w:type="spellStart"/>
-      <w:r>
-        <w:t>Perceptron</w:t>
-      </w:r>
-      <w:proofErr w:type="spellEnd"/>
-      <w:r>
-        <w:t xml:space="preserve"> algoritmaları kullanılmış; ayrıca web sitesi terk davranışını tahmin etmek amacıyla LSTM tabanlı bir yaklaşım da değerlendirilmiştir [1]. Bu çalışma, kullanılan veri setinin kaynak çalışması olması ve e-ticaret satın alma niyeti tahmininde makine öğrenmesi yöntemlerinin uygulanabilirliğini göstermesi açısından önemlidir.</w:t>
+        <w:t>Sakar ve arkadaşları, çevrimiçi alışveriş yapan kullanıcıların satın alma niyetini gerçek zamanlı olarak tahmin etmeye yönelik temel çalışmalardan birini gerçekleştirmiştir. Çalışmada Random Forest, Support Vector Machine ve Multilayer Perceptron algoritmaları kullanılmış; ayrıca web sitesi terk davranışını tahmin etmek amacıyla LSTM tabanlı bir yaklaşım da değerlendirilmiştir [1]. Bu çalışma, kullanılan veri setinin kaynak çalışması olması ve e-ticaret satın alma niyeti tahmininde makine öğrenmesi yöntemlerinin uygulanabilirliğini göstermesi açısından önemlidir.</w:t>
       </w:r>
     </w:p>
     <w:p>
@@ -3916,64 +2973,10 @@
           <w:b w:val="0"/>
           <w:bCs w:val="0"/>
         </w:rPr>
-        <w:t xml:space="preserve">Online </w:t>
-      </w:r>
-      <w:proofErr w:type="spellStart"/>
-      <w:r>
-        <w:rPr>
-          <w:rStyle w:val="Gl"/>
-          <w:b w:val="0"/>
-          <w:bCs w:val="0"/>
-        </w:rPr>
-        <w:t>Shoppers</w:t>
-      </w:r>
-      <w:proofErr w:type="spellEnd"/>
-      <w:r>
-        <w:rPr>
-          <w:rStyle w:val="Gl"/>
-          <w:b w:val="0"/>
-          <w:bCs w:val="0"/>
-        </w:rPr>
-        <w:t xml:space="preserve"> </w:t>
-      </w:r>
-      <w:proofErr w:type="spellStart"/>
-      <w:r>
-        <w:rPr>
-          <w:rStyle w:val="Gl"/>
-          <w:b w:val="0"/>
-          <w:bCs w:val="0"/>
-        </w:rPr>
-        <w:t>Purchasing</w:t>
-      </w:r>
-      <w:proofErr w:type="spellEnd"/>
-      <w:r>
-        <w:rPr>
-          <w:rStyle w:val="Gl"/>
-          <w:b w:val="0"/>
-          <w:bCs w:val="0"/>
-        </w:rPr>
-        <w:t xml:space="preserve"> </w:t>
-      </w:r>
-      <w:proofErr w:type="spellStart"/>
-      <w:r>
-        <w:rPr>
-          <w:rStyle w:val="Gl"/>
-          <w:b w:val="0"/>
-          <w:bCs w:val="0"/>
-        </w:rPr>
-        <w:t>Intention</w:t>
-      </w:r>
-      <w:proofErr w:type="spellEnd"/>
-      <w:r>
-        <w:t xml:space="preserve"> veri seti, UCI Machine Learning </w:t>
-      </w:r>
-      <w:proofErr w:type="spellStart"/>
-      <w:r>
-        <w:t>Repository</w:t>
-      </w:r>
-      <w:proofErr w:type="spellEnd"/>
-      <w:r>
-        <w:t xml:space="preserve"> üzerinde yayımlanmıştır. Veri seti 12.330 kullanıcı oturumundan oluşmakta; oturumların 10.422’si satın alma ile sonuçlanmayan negatif sınıfı, 1.908’i ise satın alma ile </w:t>
+        <w:t>Online Shoppers Purchasing Intention</w:t>
+      </w:r>
+      <w:r>
+        <w:t xml:space="preserve"> veri seti, UCI Machine Learning Repository üzerinde yayımlanmıştır. Veri seti 12.330 kullanıcı oturumundan oluşmakta; oturumların 10.422’si satın alma ile sonuçlanmayan negatif sınıfı, 1.908’i ise satın alma ile </w:t>
       </w:r>
       <w:r>
         <w:lastRenderedPageBreak/>
@@ -3985,61 +2988,8 @@
         <w:pStyle w:val="NormalWeb"/>
         <w:jc w:val="both"/>
       </w:pPr>
-      <w:proofErr w:type="spellStart"/>
-      <w:r>
-        <w:t>Baati</w:t>
-      </w:r>
-      <w:proofErr w:type="spellEnd"/>
-      <w:r>
-        <w:t xml:space="preserve"> ve </w:t>
-      </w:r>
-      <w:proofErr w:type="spellStart"/>
-      <w:r>
-        <w:t>Mohsil</w:t>
-      </w:r>
-      <w:proofErr w:type="spellEnd"/>
-      <w:r>
-        <w:t xml:space="preserve">, çevrimiçi alışveriş yapan kullanıcıların satın alma niyetini tahmin etmek amacıyla </w:t>
-      </w:r>
-      <w:proofErr w:type="spellStart"/>
-      <w:r>
-        <w:t>Naive</w:t>
-      </w:r>
-      <w:proofErr w:type="spellEnd"/>
-      <w:r>
-        <w:t xml:space="preserve"> </w:t>
-      </w:r>
-      <w:proofErr w:type="spellStart"/>
-      <w:r>
-        <w:t>Bayes</w:t>
-      </w:r>
-      <w:proofErr w:type="spellEnd"/>
-      <w:r>
-        <w:t xml:space="preserve">, C4.5 karar ağacı ve </w:t>
-      </w:r>
-      <w:proofErr w:type="spellStart"/>
-      <w:r>
-        <w:t>Random</w:t>
-      </w:r>
-      <w:proofErr w:type="spellEnd"/>
-      <w:r>
-        <w:t xml:space="preserve"> </w:t>
-      </w:r>
-      <w:proofErr w:type="spellStart"/>
-      <w:r>
-        <w:t>Forest</w:t>
-      </w:r>
-      <w:proofErr w:type="spellEnd"/>
-      <w:r>
-        <w:t xml:space="preserve"> algoritmalarını karşılaştırmıştır [3]. Çalışmada ayrıca sınıf dengesizliği problemini azaltmak için </w:t>
-      </w:r>
-      <w:proofErr w:type="spellStart"/>
-      <w:r>
-        <w:t>oversampling</w:t>
-      </w:r>
-      <w:proofErr w:type="spellEnd"/>
-      <w:r>
-        <w:t xml:space="preserve"> yaklaşımı kullanılmıştır. Bu yönüyle çalışma, dengesiz veri setlerinde yalnızca model seçiminin değil, veri dengeleme yöntemlerinin de performans üzerinde etkili olduğunu göstermektedir.</w:t>
+      <w:r>
+        <w:t>Baati ve Mohsil, çevrimiçi alışveriş yapan kullanıcıların satın alma niyetini tahmin etmek amacıyla Naive Bayes, C4.5 karar ağacı ve Random Forest algoritmalarını karşılaştırmıştır [3]. Çalışmada ayrıca sınıf dengesizliği problemini azaltmak için oversampling yaklaşımı kullanılmıştır. Bu yönüyle çalışma, dengesiz veri setlerinde yalnızca model seçiminin değil, veri dengeleme yöntemlerinin de performans üzerinde etkili olduğunu göstermektedir.</w:t>
       </w:r>
     </w:p>
     <w:p>
@@ -4047,77 +2997,8 @@
         <w:pStyle w:val="NormalWeb"/>
         <w:jc w:val="both"/>
       </w:pPr>
-      <w:proofErr w:type="spellStart"/>
-      <w:r>
-        <w:t>Khandokar</w:t>
-      </w:r>
-      <w:proofErr w:type="spellEnd"/>
-      <w:r>
-        <w:t xml:space="preserve"> ve arkadaşları ise satın alma niyeti tahmini için özellik seçimi, </w:t>
-      </w:r>
-      <w:proofErr w:type="spellStart"/>
-      <w:r>
-        <w:t>oversampling</w:t>
-      </w:r>
-      <w:proofErr w:type="spellEnd"/>
-      <w:r>
-        <w:t xml:space="preserve"> ve farklı denetimli öğrenme algoritmalarını birlikte ele almıştır [4]. Çalışmada SVM, </w:t>
-      </w:r>
-      <w:proofErr w:type="spellStart"/>
-      <w:r>
-        <w:t>Random</w:t>
-      </w:r>
-      <w:proofErr w:type="spellEnd"/>
-      <w:r>
-        <w:t xml:space="preserve"> </w:t>
-      </w:r>
-      <w:proofErr w:type="spellStart"/>
-      <w:r>
-        <w:t>Forest</w:t>
-      </w:r>
-      <w:proofErr w:type="spellEnd"/>
-      <w:r>
-        <w:t xml:space="preserve">, MLP, </w:t>
-      </w:r>
-      <w:proofErr w:type="spellStart"/>
-      <w:r>
-        <w:t>Decision</w:t>
-      </w:r>
-      <w:proofErr w:type="spellEnd"/>
-      <w:r>
-        <w:t xml:space="preserve"> </w:t>
-      </w:r>
-      <w:proofErr w:type="spellStart"/>
-      <w:r>
-        <w:t>Tree</w:t>
-      </w:r>
-      <w:proofErr w:type="spellEnd"/>
-      <w:r>
-        <w:t xml:space="preserve"> ve </w:t>
-      </w:r>
-      <w:proofErr w:type="spellStart"/>
-      <w:r>
-        <w:t>XGBoost</w:t>
-      </w:r>
-      <w:proofErr w:type="spellEnd"/>
-      <w:r>
-        <w:t xml:space="preserve"> algoritmaları karşılaştırılmıştır. Elde edilen sonuçlar, özellikle </w:t>
-      </w:r>
-      <w:proofErr w:type="spellStart"/>
-      <w:r>
-        <w:t>gradient</w:t>
-      </w:r>
-      <w:proofErr w:type="spellEnd"/>
-      <w:r>
-        <w:t xml:space="preserve"> </w:t>
-      </w:r>
-      <w:proofErr w:type="spellStart"/>
-      <w:r>
-        <w:t>boosting</w:t>
-      </w:r>
-      <w:proofErr w:type="spellEnd"/>
-      <w:r>
-        <w:t xml:space="preserve"> tabanlı yöntemlerin e-ticaret davranış tahmininde güçlü bir alternatif olabileceğini göstermektedir.</w:t>
+      <w:r>
+        <w:t>Khandokar ve arkadaşları ise satın alma niyeti tahmini için özellik seçimi, oversampling ve farklı denetimli öğrenme algoritmalarını birlikte ele almıştır [4]. Çalışmada SVM, Random Forest, MLP, Decision Tree ve XGBoost algoritmaları karşılaştırılmıştır. Elde edilen sonuçlar, özellikle gradient boosting tabanlı yöntemlerin e-ticaret davranış tahmininde güçlü bir alternatif olabileceğini göstermektedir.</w:t>
       </w:r>
     </w:p>
     <w:p>
@@ -4126,15 +3007,7 @@
         <w:jc w:val="both"/>
       </w:pPr>
       <w:r>
-        <w:t xml:space="preserve">Sınıf dengesizliği problemi, satın alma tahmini çalışmalarında sık karşılaşılan temel sorunlardan biridir. </w:t>
-      </w:r>
-      <w:proofErr w:type="spellStart"/>
-      <w:r>
-        <w:t>Chawla</w:t>
-      </w:r>
-      <w:proofErr w:type="spellEnd"/>
-      <w:r>
-        <w:t xml:space="preserve"> ve arkadaşları tarafından önerilen SMOTE yöntemi, azınlık sınıfına ait sentetik örnekler üreterek sınıflandırıcıların azınlık sınıfını daha iyi öğrenmesini amaçlamaktadır [5]. Bu yaklaşım, özellikle pozitif sınıfın daha az temsil edildiği satın alma tahmini problemlerinde önemli bir veri dengeleme yöntemi olarak değerlendirilmektedir.</w:t>
+        <w:t>Sınıf dengesizliği problemi, satın alma tahmini çalışmalarında sık karşılaşılan temel sorunlardan biridir. Chawla ve arkadaşları tarafından önerilen SMOTE yöntemi, azınlık sınıfına ait sentetik örnekler üreterek sınıflandırıcıların azınlık sınıfını daha iyi öğrenmesini amaçlamaktadır [5]. Bu yaklaşım, özellikle pozitif sınıfın daha az temsil edildiği satın alma tahmini problemlerinde önemli bir veri dengeleme yöntemi olarak değerlendirilmektedir.</w:t>
       </w:r>
     </w:p>
     <w:p>
@@ -4143,23 +3016,7 @@
         <w:jc w:val="both"/>
       </w:pPr>
       <w:r>
-        <w:t xml:space="preserve">Özellik seçimi açısından </w:t>
-      </w:r>
-      <w:proofErr w:type="spellStart"/>
-      <w:r>
-        <w:t>Peng</w:t>
-      </w:r>
-      <w:proofErr w:type="spellEnd"/>
-      <w:r>
-        <w:t xml:space="preserve"> ve arkadaşlarının önerdiği </w:t>
-      </w:r>
-      <w:proofErr w:type="spellStart"/>
-      <w:r>
-        <w:t>mRMR</w:t>
-      </w:r>
-      <w:proofErr w:type="spellEnd"/>
-      <w:r>
-        <w:t xml:space="preserve"> yöntemi, hedef değişkenle ilişkili fakat kendi aralarında gereksiz tekrar içermeyen özelliklerin seçilmesini amaçlamaktadır [6]. Bu yöntem, çok sayıda özellik içeren veri setlerinde model karmaşıklığını azaltmak ve daha açıklanabilir sonuçlar elde etmek için kullanılabilecek önemli yaklaşımlardan biridir.</w:t>
+        <w:t>Özellik seçimi açısından Peng ve arkadaşlarının önerdiği mRMR yöntemi, hedef değişkenle ilişkili fakat kendi aralarında gereksiz tekrar içermeyen özelliklerin seçilmesini amaçlamaktadır [6]. Bu yöntem, çok sayıda özellik içeren veri setlerinde model karmaşıklığını azaltmak ve daha açıklanabilir sonuçlar elde etmek için kullanılabilecek önemli yaklaşımlardan biridir.</w:t>
       </w:r>
     </w:p>
     <w:p>
@@ -4168,15 +3025,7 @@
         <w:jc w:val="both"/>
       </w:pPr>
       <w:r>
-        <w:t xml:space="preserve">Bu çalışma, mevcut literatürden birkaç noktada ayrılmaktadır. Öncelikle, yedi farklı makine öğrenmesi algoritması aynı ön işleme adımları altında karşılaştırılmıştır. İkinci olarak, sınıf dengesizliği dikkate alınmış ve değerlendirme yalnızca </w:t>
-      </w:r>
-      <w:proofErr w:type="spellStart"/>
-      <w:r>
-        <w:t>Accuracy</w:t>
-      </w:r>
-      <w:proofErr w:type="spellEnd"/>
-      <w:r>
-        <w:t xml:space="preserve"> üzerinden yapılmamıştır. Bunun yerine F1 skoru, TPR, TNR ve AUC-ROC gibi metrikler kullanılarak modellerin farklı açılardan performansları incelenmiştir. Bu sayede yalnızca genel doğruluk başarısı değil, satın alan ve satın almayan kullanıcıları ayırt etme başarısı da değerlendirilmiştir.</w:t>
+        <w:t>Bu çalışma, mevcut literatürden birkaç noktada ayrılmaktadır. Öncelikle, yedi farklı makine öğrenmesi algoritması aynı ön işleme adımları altında karşılaştırılmıştır. İkinci olarak, sınıf dengesizliği dikkate alınmış ve değerlendirme yalnızca Accuracy üzerinden yapılmamıştır. Bunun yerine F1 skoru, TPR, TNR ve AUC-ROC gibi metrikler kullanılarak modellerin farklı açılardan performansları incelenmiştir. Bu sayede yalnızca genel doğruluk başarısı değil, satın alan ve satın almayan kullanıcıları ayırt etme başarısı da değerlendirilmiştir.</w:t>
       </w:r>
     </w:p>
     <w:p>
@@ -4284,31 +3133,7 @@
         </w:drawing>
       </w:r>
       <w:r>
-        <w:t xml:space="preserve">Korelasyon analizi incelendiğinde </w:t>
-      </w:r>
-      <w:proofErr w:type="spellStart"/>
-      <w:r>
-        <w:t>BounceRates</w:t>
-      </w:r>
-      <w:proofErr w:type="spellEnd"/>
-      <w:r>
-        <w:t xml:space="preserve"> ile </w:t>
-      </w:r>
-      <w:proofErr w:type="spellStart"/>
-      <w:r>
-        <w:t>ExitRates</w:t>
-      </w:r>
-      <w:proofErr w:type="spellEnd"/>
-      <w:r>
-        <w:t xml:space="preserve"> arasında beklendiği üzere yüksek bir ilişki bulunmaktadır. </w:t>
-      </w:r>
-      <w:proofErr w:type="spellStart"/>
-      <w:r>
-        <w:t>PageValues</w:t>
-      </w:r>
-      <w:proofErr w:type="spellEnd"/>
-      <w:r>
-        <w:t xml:space="preserve"> özelliğinin ise hedef değişkenle en güçlü korelasyona sahip olduğu görülmekte</w:t>
+        <w:t>Korelasyon analizi incelendiğinde BounceRates ile ExitRates arasında beklendiği üzere yüksek bir ilişki bulunmaktadır. PageValues özelliğinin ise hedef değişkenle en güçlü korelasyona sahip olduğu görülmekte</w:t>
       </w:r>
       <w:r>
         <w:t>dir.</w:t>
@@ -4429,7 +3254,6 @@
             <w:pPr>
               <w:jc w:val="both"/>
             </w:pPr>
-            <w:proofErr w:type="spellStart"/>
             <w:r>
               <w:rPr>
                 <w:b/>
@@ -4438,7 +3262,6 @@
               </w:rPr>
               <w:t>Accuracy</w:t>
             </w:r>
-            <w:proofErr w:type="spellEnd"/>
           </w:p>
         </w:tc>
         <w:tc>
@@ -4593,34 +3416,78 @@
             <w:pPr>
               <w:jc w:val="both"/>
             </w:pPr>
-            <w:proofErr w:type="spellStart"/>
             <w:r>
               <w:rPr>
                 <w:b/>
                 <w:bCs/>
                 <w:color w:val="000000"/>
               </w:rPr>
-              <w:t>Decision</w:t>
-            </w:r>
-            <w:proofErr w:type="spellEnd"/>
+              <w:t>Decision Tree</w:t>
+            </w:r>
+          </w:p>
+        </w:tc>
+        <w:tc>
+          <w:tcPr>
+            <w:tcW w:w="1446" w:type="dxa"/>
+            <w:tcBorders>
+              <w:top w:val="single" w:sz="1" w:space="0" w:color="BBBBBB"/>
+              <w:left w:val="single" w:sz="1" w:space="0" w:color="BBBBBB"/>
+              <w:bottom w:val="single" w:sz="1" w:space="0" w:color="BBBBBB"/>
+              <w:right w:val="single" w:sz="1" w:space="0" w:color="BBBBBB"/>
+            </w:tcBorders>
+            <w:shd w:val="clear" w:color="auto" w:fill="C5CAE9"/>
+            <w:tcMar>
+              <w:top w:w="70" w:type="dxa"/>
+              <w:left w:w="110" w:type="dxa"/>
+              <w:bottom w:w="70" w:type="dxa"/>
+              <w:right w:w="110" w:type="dxa"/>
+            </w:tcMar>
+            <w:vAlign w:val="center"/>
+          </w:tcPr>
+          <w:p>
+            <w:pPr>
+              <w:jc w:val="both"/>
+            </w:pPr>
             <w:r>
               <w:rPr>
                 <w:b/>
                 <w:bCs/>
                 <w:color w:val="000000"/>
               </w:rPr>
-              <w:t xml:space="preserve"> </w:t>
-            </w:r>
-            <w:proofErr w:type="spellStart"/>
+              <w:t>0,8252</w:t>
+            </w:r>
+          </w:p>
+        </w:tc>
+        <w:tc>
+          <w:tcPr>
+            <w:tcW w:w="1446" w:type="dxa"/>
+            <w:tcBorders>
+              <w:top w:val="single" w:sz="1" w:space="0" w:color="BBBBBB"/>
+              <w:left w:val="single" w:sz="1" w:space="0" w:color="BBBBBB"/>
+              <w:bottom w:val="single" w:sz="1" w:space="0" w:color="BBBBBB"/>
+              <w:right w:val="single" w:sz="1" w:space="0" w:color="BBBBBB"/>
+            </w:tcBorders>
+            <w:shd w:val="clear" w:color="auto" w:fill="C5CAE9"/>
+            <w:tcMar>
+              <w:top w:w="70" w:type="dxa"/>
+              <w:left w:w="110" w:type="dxa"/>
+              <w:bottom w:w="70" w:type="dxa"/>
+              <w:right w:w="110" w:type="dxa"/>
+            </w:tcMar>
+            <w:vAlign w:val="center"/>
+          </w:tcPr>
+          <w:p>
+            <w:pPr>
+              <w:jc w:val="both"/>
+            </w:pPr>
             <w:r>
               <w:rPr>
                 <w:b/>
                 <w:bCs/>
                 <w:color w:val="000000"/>
               </w:rPr>
-              <w:t>Tree</w:t>
-            </w:r>
-            <w:proofErr w:type="spellEnd"/>
+              <w:t>0,8214</w:t>
+            </w:r>
           </w:p>
         </w:tc>
         <w:tc>
@@ -4651,7 +3518,7 @@
                 <w:bCs/>
                 <w:color w:val="000000"/>
               </w:rPr>
-              <w:t>0,8252</w:t>
+              <w:t>0,8042</w:t>
             </w:r>
           </w:p>
         </w:tc>
@@ -4683,7 +3550,7 @@
                 <w:bCs/>
                 <w:color w:val="000000"/>
               </w:rPr>
-              <w:t>0,8214</w:t>
+              <w:t>0,8462</w:t>
             </w:r>
           </w:p>
         </w:tc>
@@ -4715,70 +3582,6 @@
                 <w:bCs/>
                 <w:color w:val="000000"/>
               </w:rPr>
-              <w:t>0,8042</w:t>
-            </w:r>
-          </w:p>
-        </w:tc>
-        <w:tc>
-          <w:tcPr>
-            <w:tcW w:w="1446" w:type="dxa"/>
-            <w:tcBorders>
-              <w:top w:val="single" w:sz="1" w:space="0" w:color="BBBBBB"/>
-              <w:left w:val="single" w:sz="1" w:space="0" w:color="BBBBBB"/>
-              <w:bottom w:val="single" w:sz="1" w:space="0" w:color="BBBBBB"/>
-              <w:right w:val="single" w:sz="1" w:space="0" w:color="BBBBBB"/>
-            </w:tcBorders>
-            <w:shd w:val="clear" w:color="auto" w:fill="C5CAE9"/>
-            <w:tcMar>
-              <w:top w:w="70" w:type="dxa"/>
-              <w:left w:w="110" w:type="dxa"/>
-              <w:bottom w:w="70" w:type="dxa"/>
-              <w:right w:w="110" w:type="dxa"/>
-            </w:tcMar>
-            <w:vAlign w:val="center"/>
-          </w:tcPr>
-          <w:p>
-            <w:pPr>
-              <w:jc w:val="both"/>
-            </w:pPr>
-            <w:r>
-              <w:rPr>
-                <w:b/>
-                <w:bCs/>
-                <w:color w:val="000000"/>
-              </w:rPr>
-              <w:t>0,8462</w:t>
-            </w:r>
-          </w:p>
-        </w:tc>
-        <w:tc>
-          <w:tcPr>
-            <w:tcW w:w="1446" w:type="dxa"/>
-            <w:tcBorders>
-              <w:top w:val="single" w:sz="1" w:space="0" w:color="BBBBBB"/>
-              <w:left w:val="single" w:sz="1" w:space="0" w:color="BBBBBB"/>
-              <w:bottom w:val="single" w:sz="1" w:space="0" w:color="BBBBBB"/>
-              <w:right w:val="single" w:sz="1" w:space="0" w:color="BBBBBB"/>
-            </w:tcBorders>
-            <w:shd w:val="clear" w:color="auto" w:fill="C5CAE9"/>
-            <w:tcMar>
-              <w:top w:w="70" w:type="dxa"/>
-              <w:left w:w="110" w:type="dxa"/>
-              <w:bottom w:w="70" w:type="dxa"/>
-              <w:right w:w="110" w:type="dxa"/>
-            </w:tcMar>
-            <w:vAlign w:val="center"/>
-          </w:tcPr>
-          <w:p>
-            <w:pPr>
-              <w:jc w:val="both"/>
-            </w:pPr>
-            <w:r>
-              <w:rPr>
-                <w:b/>
-                <w:bCs/>
-                <w:color w:val="000000"/>
-              </w:rPr>
               <w:t>0,8732</w:t>
             </w:r>
           </w:p>
@@ -4807,19 +3610,11 @@
             <w:pPr>
               <w:jc w:val="both"/>
             </w:pPr>
-            <w:proofErr w:type="spellStart"/>
-            <w:r>
-              <w:rPr>
-                <w:color w:val="000000"/>
-              </w:rPr>
-              <w:t>Neural</w:t>
-            </w:r>
-            <w:proofErr w:type="spellEnd"/>
-            <w:r>
-              <w:rPr>
-                <w:color w:val="000000"/>
-              </w:rPr>
-              <w:t xml:space="preserve"> Net</w:t>
+            <w:r>
+              <w:rPr>
+                <w:color w:val="000000"/>
+              </w:rPr>
+              <w:t>Neural Net</w:t>
             </w:r>
           </w:p>
         </w:tc>
@@ -4997,33 +3792,11 @@
             <w:pPr>
               <w:jc w:val="both"/>
             </w:pPr>
-            <w:proofErr w:type="spellStart"/>
-            <w:r>
-              <w:rPr>
-                <w:color w:val="000000"/>
-              </w:rPr>
-              <w:t>Logistic</w:t>
-            </w:r>
-            <w:proofErr w:type="spellEnd"/>
-            <w:r>
-              <w:rPr>
-                <w:color w:val="000000"/>
-              </w:rPr>
-              <w:t xml:space="preserve"> </w:t>
-            </w:r>
-            <w:proofErr w:type="spellStart"/>
-            <w:r>
-              <w:rPr>
-                <w:color w:val="000000"/>
-              </w:rPr>
-              <w:t>Reg</w:t>
-            </w:r>
-            <w:proofErr w:type="spellEnd"/>
-            <w:r>
-              <w:rPr>
-                <w:color w:val="000000"/>
-              </w:rPr>
-              <w:t>.</w:t>
+            <w:r>
+              <w:rPr>
+                <w:color w:val="000000"/>
+              </w:rPr>
+              <w:t>Logistic Reg.</w:t>
             </w:r>
           </w:p>
         </w:tc>
@@ -5383,28 +4156,12 @@
             <w:pPr>
               <w:jc w:val="both"/>
             </w:pPr>
-            <w:proofErr w:type="spellStart"/>
-            <w:r>
-              <w:rPr>
-                <w:color w:val="000000"/>
-              </w:rPr>
-              <w:t>Random</w:t>
-            </w:r>
-            <w:proofErr w:type="spellEnd"/>
-            <w:r>
-              <w:rPr>
-                <w:color w:val="000000"/>
-              </w:rPr>
-              <w:t xml:space="preserve"> </w:t>
-            </w:r>
-            <w:proofErr w:type="spellStart"/>
-            <w:r>
-              <w:rPr>
-                <w:color w:val="000000"/>
-              </w:rPr>
-              <w:t>Forest</w:t>
-            </w:r>
-            <w:proofErr w:type="spellEnd"/>
+            <w:r>
+              <w:rPr>
+                <w:color w:val="000000"/>
+              </w:rPr>
+              <w:t>Random Forest</w:t>
+            </w:r>
           </w:p>
         </w:tc>
         <w:tc>
@@ -5581,28 +4338,12 @@
             <w:pPr>
               <w:jc w:val="both"/>
             </w:pPr>
-            <w:proofErr w:type="spellStart"/>
-            <w:r>
-              <w:rPr>
-                <w:color w:val="000000"/>
-              </w:rPr>
-              <w:t>Naive</w:t>
-            </w:r>
-            <w:proofErr w:type="spellEnd"/>
-            <w:r>
-              <w:rPr>
-                <w:color w:val="000000"/>
-              </w:rPr>
-              <w:t xml:space="preserve"> </w:t>
-            </w:r>
-            <w:proofErr w:type="spellStart"/>
-            <w:r>
-              <w:rPr>
-                <w:color w:val="000000"/>
-              </w:rPr>
-              <w:t>Bayes</w:t>
-            </w:r>
-            <w:proofErr w:type="spellEnd"/>
+            <w:r>
+              <w:rPr>
+                <w:color w:val="000000"/>
+              </w:rPr>
+              <w:t>Naive Bayes</w:t>
+            </w:r>
           </w:p>
         </w:tc>
         <w:tc>
@@ -6041,27 +4782,7 @@
           <w:i/>
           <w:iCs/>
         </w:rPr>
-        <w:t xml:space="preserve">Şekil 4. Modellerin </w:t>
-      </w:r>
-      <w:proofErr w:type="spellStart"/>
-      <w:r>
-        <w:rPr>
-          <w:b/>
-          <w:bCs/>
-          <w:i/>
-          <w:iCs/>
-        </w:rPr>
-        <w:t>Accuracy</w:t>
-      </w:r>
-      <w:proofErr w:type="spellEnd"/>
-      <w:r>
-        <w:rPr>
-          <w:b/>
-          <w:bCs/>
-          <w:i/>
-          <w:iCs/>
-        </w:rPr>
-        <w:t>, F1, TPR, TNR ve AUC-ROC Karşılaştırması</w:t>
+        <w:t>Şekil 4. Modellerin Accuracy, F1, TPR, TNR ve AUC-ROC Karşılaştırması</w:t>
       </w:r>
     </w:p>
     <w:p>
@@ -6097,38 +4818,53 @@
       <w:r>
         <w:t xml:space="preserve">Sinir Ağı (MLP), 0,8048 F1 skoru ile ikinci sırada yer almakta olup bu sonuç </w:t>
       </w:r>
-      <w:proofErr w:type="spellStart"/>
-      <w:r>
-        <w:t>literatrürdeki</w:t>
-      </w:r>
-      <w:proofErr w:type="spellEnd"/>
-      <w:r>
-        <w:t xml:space="preserve"> bir diğer</w:t>
+      <w:r>
+        <w:t>literatrürdeki bir diğer</w:t>
+      </w:r>
+      <w:r>
+        <w:t xml:space="preserve"> çalışmada</w:t>
+      </w:r>
+      <w:r>
+        <w:t>[1]</w:t>
+      </w:r>
+      <w:r>
+        <w:t xml:space="preserve"> bildirilen 0,86 değerine yakındır. Gözlemlenen fark, ağ mimarisinin daha sade tutulmasından (tek gizli katman, 10 nöron) ve sistematik bir hiperparametre aramasının yapılmamasından kaynaklanmaktadır.</w:t>
+      </w:r>
+    </w:p>
+    <w:p>
+      <w:pPr>
+        <w:spacing w:before="60" w:after="60" w:line="276" w:lineRule="auto"/>
+        <w:jc w:val="both"/>
+      </w:pPr>
+    </w:p>
+    <w:p>
+      <w:pPr>
+        <w:spacing w:before="60" w:after="60" w:line="276" w:lineRule="auto"/>
+        <w:jc w:val="both"/>
+      </w:pPr>
+      <w:r>
+        <w:t>Rastgele Orman, F1 skoru açısından (0,7479) görece düşük bir performans sergilemesine karşın tüm modeller içinde en yüksek AUC-ROC değerine (0,9147) ulaşmıştır. Bu durum, karar eşiği optimize edildiğinde modelin çok daha yüksek F1 performansına ulaşabileceğini göstermektedir. Aynı zamanda en yüksek TNR değerine (0,9406) sahip olması, satın almayacak ziyaretçilerin tanımlanmasında güçlü bir başarı sergilediğine işaret etmektedir; bu özellik, gereksiz pazarlama müdahalelerinin azaltılması hedefiyle doğrudan ilişkilidir.</w:t>
+      </w:r>
+    </w:p>
+    <w:p>
+      <w:pPr>
+        <w:spacing w:before="60" w:after="60" w:line="276" w:lineRule="auto"/>
+        <w:jc w:val="both"/>
+      </w:pPr>
+    </w:p>
+    <w:p>
+      <w:pPr>
+        <w:spacing w:before="60" w:after="60" w:line="276" w:lineRule="auto"/>
+        <w:jc w:val="both"/>
+      </w:pPr>
+      <w:r>
+        <w:t>Naive Bayes, en düşük Accuracy değerini (0,6914) üretirken dikkat çekici biçimde yüksek bir TPR (0,8776) kaydetmiştir. Koşullu bağımsızlık varsayımının, veri setindeki özellikler arasındaki güçlü korelasyonlarla örneğin BounceRates ve ExitRates arasında</w:t>
       </w:r>
       <w:r>
         <w:t xml:space="preserve"> </w:t>
       </w:r>
-      <w:proofErr w:type="gramStart"/>
-      <w:r>
-        <w:t>çalışmada</w:t>
-      </w:r>
-      <w:r>
-        <w:t>[</w:t>
-      </w:r>
-      <w:proofErr w:type="gramEnd"/>
-      <w:r>
-        <w:t>1]</w:t>
-      </w:r>
-      <w:r>
-        <w:t xml:space="preserve"> bildirilen 0,86 değerine yakındır. Gözlemlenen fark, ağ mimarisinin daha sade tutulmasından (tek gizli katman, 10 nöron) ve sistematik bir </w:t>
-      </w:r>
-      <w:proofErr w:type="spellStart"/>
-      <w:r>
-        <w:t>hiperparametre</w:t>
-      </w:r>
-      <w:proofErr w:type="spellEnd"/>
-      <w:r>
-        <w:t xml:space="preserve"> aramasının yapılmamasından kaynaklanmaktadır.</w:t>
+      <w:r>
+        <w:t>çelişmesi precision kaybının temel nedeni olarak değerlendirilebilir.</w:t>
       </w:r>
     </w:p>
     <w:p>
@@ -6143,124 +4879,19 @@
         <w:jc w:val="both"/>
       </w:pPr>
       <w:r>
-        <w:t>Rastgele Orman, F1 skoru açısından (0,7479) görece düşük bir performans sergilemesine karşın tüm modeller içinde en yüksek AUC-ROC değerine (0,9147) ulaşmıştır. Bu durum, karar eşiği optimize edildiğinde modelin çok daha yüksek F1 performansına ulaşabileceğini göstermektedir. Aynı zamanda en yüksek TNR değerine (0,9406) sahip olması, satın almayacak ziyaretçilerin tanımlanmasında güçlü bir başarı sergilediğine işaret etmektedir; bu özellik, gereksiz pazarlama müdahalelerinin azaltılması hedefiyle doğrudan ilişkilidir.</w:t>
-      </w:r>
-    </w:p>
-    <w:p>
-      <w:pPr>
-        <w:spacing w:before="60" w:after="60" w:line="276" w:lineRule="auto"/>
-        <w:jc w:val="both"/>
-      </w:pPr>
-    </w:p>
-    <w:p>
-      <w:pPr>
-        <w:spacing w:before="60" w:after="60" w:line="276" w:lineRule="auto"/>
-        <w:jc w:val="both"/>
-      </w:pPr>
-      <w:proofErr w:type="spellStart"/>
-      <w:r>
-        <w:t>Naive</w:t>
-      </w:r>
-      <w:proofErr w:type="spellEnd"/>
+        <w:t>KNN, 0,6660 F1 skoru ile en düşük performansı sergilemiştir. One-Hot Encoding sonrasında artan boyutluluk, mesafeye dayalı çalışan bu algoritmayı olumsuz etkilemektedir. Bu sonuç</w:t>
+      </w:r>
+      <w:r>
+        <w:t>,</w:t>
+      </w:r>
       <w:r>
         <w:t xml:space="preserve"> </w:t>
       </w:r>
-      <w:proofErr w:type="spellStart"/>
-      <w:r>
-        <w:t>Bayes</w:t>
-      </w:r>
-      <w:proofErr w:type="spellEnd"/>
-      <w:r>
-        <w:t xml:space="preserve">, en düşük </w:t>
-      </w:r>
-      <w:proofErr w:type="spellStart"/>
-      <w:r>
-        <w:t>Accuracy</w:t>
-      </w:r>
-      <w:proofErr w:type="spellEnd"/>
-      <w:r>
-        <w:t xml:space="preserve"> değerini (0,6914) üretirken dikkat çekici biçimde yüksek bir TPR (0,8776) kaydetmiştir. Koşullu bağımsızlık varsayımının, veri setindeki özellikler arasındaki güçlü korelasyonlarla örneğin </w:t>
-      </w:r>
-      <w:proofErr w:type="spellStart"/>
-      <w:r>
-        <w:t>BounceRates</w:t>
-      </w:r>
-      <w:proofErr w:type="spellEnd"/>
-      <w:r>
-        <w:t xml:space="preserve"> ve </w:t>
-      </w:r>
-      <w:proofErr w:type="spellStart"/>
-      <w:r>
-        <w:t>ExitRates</w:t>
-      </w:r>
-      <w:proofErr w:type="spellEnd"/>
-      <w:r>
-        <w:t xml:space="preserve"> arasında</w:t>
-      </w:r>
-      <w:r>
-        <w:t xml:space="preserve"> </w:t>
-      </w:r>
-      <w:r>
-        <w:t xml:space="preserve">çelişmesi </w:t>
-      </w:r>
-      <w:proofErr w:type="spellStart"/>
-      <w:r>
-        <w:t>precision</w:t>
-      </w:r>
-      <w:proofErr w:type="spellEnd"/>
-      <w:r>
-        <w:t xml:space="preserve"> kaybının temel nedeni olarak değerlendirilebilir.</w:t>
-      </w:r>
-    </w:p>
-    <w:p>
-      <w:pPr>
-        <w:spacing w:before="60" w:after="60" w:line="276" w:lineRule="auto"/>
-        <w:jc w:val="both"/>
-      </w:pPr>
-    </w:p>
-    <w:p>
-      <w:pPr>
-        <w:spacing w:before="60" w:after="60" w:line="276" w:lineRule="auto"/>
-        <w:jc w:val="both"/>
-      </w:pPr>
-      <w:r>
-        <w:t xml:space="preserve">KNN, 0,6660 F1 skoru ile en düşük performansı sergilemiştir. </w:t>
-      </w:r>
-      <w:proofErr w:type="spellStart"/>
-      <w:r>
-        <w:t>One</w:t>
-      </w:r>
-      <w:proofErr w:type="spellEnd"/>
-      <w:r>
-        <w:t xml:space="preserve">-Hot </w:t>
-      </w:r>
-      <w:proofErr w:type="spellStart"/>
-      <w:r>
-        <w:t>Encoding</w:t>
-      </w:r>
-      <w:proofErr w:type="spellEnd"/>
-      <w:r>
-        <w:t xml:space="preserve"> sonrasında artan boyutluluk, mesafeye dayalı çalışan bu algoritmayı olumsuz etkilemektedir. Bu sonuç</w:t>
-      </w:r>
-      <w:r>
-        <w:t>,</w:t>
-      </w:r>
-      <w:r>
-        <w:t xml:space="preserve"> </w:t>
-      </w:r>
       <w:r>
         <w:t xml:space="preserve">literatürdeki bir diğer </w:t>
       </w:r>
       <w:r>
-        <w:t xml:space="preserve">çalışmanın </w:t>
-      </w:r>
-      <w:proofErr w:type="spellStart"/>
-      <w:r>
-        <w:t>KNN'i</w:t>
-      </w:r>
-      <w:proofErr w:type="spellEnd"/>
-      <w:r>
-        <w:t xml:space="preserve"> gerçek zamanlı sistemler için uygun bulmayan değerlendirmesiyle örtüşmektedir [1].</w:t>
+        <w:t>çalışmanın KNN'i gerçek zamanlı sistemler için uygun bulmayan değerlendirmesiyle örtüşmektedir [1].</w:t>
       </w:r>
     </w:p>
     <w:p>
@@ -6351,70 +4982,30 @@
           <w:i/>
           <w:iCs/>
         </w:rPr>
-        <w:t>Şekil 6. Tüm Modeller İçin Karmaşıklık Matrisleri (</w:t>
-      </w:r>
-      <w:proofErr w:type="spellStart"/>
-      <w:r>
+        <w:t>Şekil 6. Tüm Modeller İçin Karmaşıklık Matrisleri (Confusion Matrix)</w:t>
+      </w:r>
+    </w:p>
+    <w:p>
+      <w:pPr>
+        <w:spacing w:before="40" w:after="160"/>
+        <w:jc w:val="center"/>
+      </w:pPr>
+    </w:p>
+    <w:p>
+      <w:pPr>
+        <w:jc w:val="both"/>
+      </w:pPr>
+    </w:p>
+    <w:p>
+      <w:pPr>
+        <w:spacing w:before="40" w:after="160"/>
+        <w:jc w:val="center"/>
         <w:rPr>
           <w:b/>
           <w:bCs/>
           <w:i/>
           <w:iCs/>
         </w:rPr>
-        <w:t>Confusion</w:t>
-      </w:r>
-      <w:proofErr w:type="spellEnd"/>
-      <w:r>
-        <w:rPr>
-          <w:b/>
-          <w:bCs/>
-          <w:i/>
-          <w:iCs/>
-        </w:rPr>
-        <w:t xml:space="preserve"> </w:t>
-      </w:r>
-      <w:proofErr w:type="spellStart"/>
-      <w:r>
-        <w:rPr>
-          <w:b/>
-          <w:bCs/>
-          <w:i/>
-          <w:iCs/>
-        </w:rPr>
-        <w:t>Matrix</w:t>
-      </w:r>
-      <w:proofErr w:type="spellEnd"/>
-      <w:r>
-        <w:rPr>
-          <w:b/>
-          <w:bCs/>
-          <w:i/>
-          <w:iCs/>
-        </w:rPr>
-        <w:t>)</w:t>
-      </w:r>
-    </w:p>
-    <w:p>
-      <w:pPr>
-        <w:spacing w:before="40" w:after="160"/>
-        <w:jc w:val="center"/>
-      </w:pPr>
-    </w:p>
-    <w:p>
-      <w:pPr>
-        <w:jc w:val="both"/>
-      </w:pPr>
-    </w:p>
-    <w:p>
-      <w:pPr>
-        <w:spacing w:before="40" w:after="160"/>
-        <w:jc w:val="center"/>
-        <w:rPr>
-          <w:b/>
-          <w:bCs/>
-          <w:i/>
-          <w:iCs/>
-        </w:rPr>
       </w:pPr>
       <w:r>
         <w:rPr>
@@ -6422,7 +5013,7 @@
         </w:rPr>
         <w:lastRenderedPageBreak/>
         <w:drawing>
-          <wp:inline distT="0" distB="0" distL="0" distR="0" wp14:anchorId="5FB957C4" wp14:editId="2804E77E">
+          <wp:inline distT="0" distB="0" distL="0" distR="0" wp14:anchorId="5FB957C4" wp14:editId="71879DB8">
             <wp:extent cx="3872384" cy="3023118"/>
             <wp:effectExtent l="0" t="0" r="1270" b="0"/>
             <wp:docPr id="1298073950" name="Resim 6"/>
@@ -6515,23 +5106,7 @@
         <w:t>Satın</w:t>
       </w:r>
       <w:r>
-        <w:t xml:space="preserve"> alan kullanıcıların mutlaka yakalanması öncelikliyse </w:t>
-      </w:r>
-      <w:proofErr w:type="spellStart"/>
-      <w:r>
-        <w:t>Naive</w:t>
-      </w:r>
-      <w:proofErr w:type="spellEnd"/>
-      <w:r>
-        <w:t xml:space="preserve"> </w:t>
-      </w:r>
-      <w:proofErr w:type="spellStart"/>
-      <w:r>
-        <w:t>Bayes'in</w:t>
-      </w:r>
-      <w:proofErr w:type="spellEnd"/>
-      <w:r>
-        <w:t xml:space="preserve"> yüksek TPR değeri tercih nedeni olabilirken, gereksiz müdahalelerin minimize edilmesi hedefleniyorsa Rastgele Orman'ın yüksek TNR ve AUC-ROC değerleri belirleyici bir avantaj sunmaktadır.</w:t>
+        <w:t xml:space="preserve"> alan kullanıcıların mutlaka yakalanması öncelikliyse Naive Bayes'in yüksek TPR değeri tercih nedeni olabilirken, gereksiz müdahalelerin minimize edilmesi hedefleniyorsa Rastgele Orman'ın yüksek TNR ve AUC-ROC değerleri belirleyici bir avantaj sunmaktadır.</w:t>
       </w:r>
     </w:p>
     <w:p>
@@ -6644,21 +5219,12 @@
                 <w:bCs/>
               </w:rPr>
             </w:pPr>
-            <w:proofErr w:type="gramStart"/>
             <w:r>
               <w:rPr>
                 <w:b/>
                 <w:bCs/>
               </w:rPr>
-              <w:t>Sakar(</w:t>
-            </w:r>
-            <w:proofErr w:type="gramEnd"/>
-            <w:r>
-              <w:rPr>
-                <w:b/>
-                <w:bCs/>
-              </w:rPr>
-              <w:t>2019) F1</w:t>
+              <w:t>Sakar(2019) F1</w:t>
             </w:r>
           </w:p>
         </w:tc>
@@ -6698,19 +5264,9 @@
             <w:hideMark/>
           </w:tcPr>
           <w:p>
-            <w:proofErr w:type="spellStart"/>
-            <w:r>
-              <w:t>Decision</w:t>
-            </w:r>
-            <w:proofErr w:type="spellEnd"/>
-            <w:r>
-              <w:t xml:space="preserve"> </w:t>
-            </w:r>
-            <w:proofErr w:type="spellStart"/>
-            <w:r>
-              <w:t>Tree</w:t>
-            </w:r>
-            <w:proofErr w:type="spellEnd"/>
+            <w:r>
+              <w:t>Decision Tree</w:t>
+            </w:r>
           </w:p>
         </w:tc>
         <w:tc>
@@ -6873,19 +5429,9 @@
             <w:hideMark/>
           </w:tcPr>
           <w:p>
-            <w:proofErr w:type="spellStart"/>
-            <w:r>
-              <w:t>Random</w:t>
-            </w:r>
-            <w:proofErr w:type="spellEnd"/>
-            <w:r>
-              <w:t xml:space="preserve"> </w:t>
-            </w:r>
-            <w:proofErr w:type="spellStart"/>
-            <w:r>
-              <w:t>Forest</w:t>
-            </w:r>
-            <w:proofErr w:type="spellEnd"/>
+            <w:r>
+              <w:t>Random Forest</w:t>
+            </w:r>
           </w:p>
         </w:tc>
         <w:tc>
@@ -6944,19 +5490,20 @@
           <w:sz w:val="24"/>
           <w:szCs w:val="24"/>
         </w:rPr>
-        <w:t xml:space="preserve">Elde edilen sonuçlar Sakar ve arkadaşlarının (2019) referans çalışmasıyla karşılaştırıldığında, Karar Ağacı modelinin F1 skoru açısından neredeyse özdeş sonuç verdiği görülmektedir. MLP ve </w:t>
-      </w:r>
-      <w:proofErr w:type="spellStart"/>
-      <w:r>
+        <w:t>Elde edilen sonuçlar Sakar ve arkadaşlarının (2019) referans çalışmasıyla karşılaştırıldığında, Karar Ağacı modelinin F1 skoru açısından neredeyse özdeş sonuç verdiği görülmektedir. MLP ve SVM'de gözlemlenen küçük farklar iki temel metodolojik ayrımdan kaynaklanmaktadır: referans çalışmada her model 100 farklı rastgele bölünme üzerinden değerlendirilmiş ve hiperparametreler grid search ile optimize edilmiştir.</w:t>
+      </w:r>
+    </w:p>
+    <w:p>
+      <w:pPr>
+        <w:pStyle w:val="Balk2"/>
+        <w:jc w:val="both"/>
         <w:rPr>
           <w:b w:val="0"/>
           <w:bCs w:val="0"/>
           <w:sz w:val="24"/>
           <w:szCs w:val="24"/>
         </w:rPr>
-        <w:t>SVM'de</w:t>
-      </w:r>
-      <w:proofErr w:type="spellEnd"/>
+      </w:pPr>
       <w:r>
         <w:rPr>
           <w:b w:val="0"/>
@@ -6964,168 +5511,27 @@
           <w:sz w:val="24"/>
           <w:szCs w:val="24"/>
         </w:rPr>
-        <w:t xml:space="preserve"> gözlemlenen küçük farklar iki temel metodolojik ayrımdan kaynaklanmaktadır: referans çalışmada her model 100 farklı rastgele bölünme üzerinden değerlendirilmiş ve </w:t>
-      </w:r>
-      <w:proofErr w:type="spellStart"/>
-      <w:r>
-        <w:rPr>
-          <w:b w:val="0"/>
-          <w:bCs w:val="0"/>
+        <w:t xml:space="preserve"> Bu çalışmada ise sabit bir bölünme (random_state=42) ve varsayılan parametre değerleri kullanılmıştır. Ayrıca referans çalışma mRMR yöntemiyle 6 özelliğe indirgeme yaparken bu çalışmada tüm 26 özellik kullanılmıştır; bu durum özellikle Random Forest sonucundaki farkı açıklamaktadır.</w:t>
+      </w:r>
+    </w:p>
+    <w:p>
+      <w:pPr>
+        <w:pStyle w:val="Balk2"/>
+      </w:pPr>
+    </w:p>
+    <w:p>
+      <w:pPr>
+        <w:pStyle w:val="Balk2"/>
+        <w:rPr>
           <w:sz w:val="24"/>
           <w:szCs w:val="24"/>
         </w:rPr>
-        <w:t>hiperparametreler</w:t>
-      </w:r>
-      <w:proofErr w:type="spellEnd"/>
-      <w:r>
-        <w:rPr>
-          <w:b w:val="0"/>
-          <w:bCs w:val="0"/>
+      </w:pPr>
+      <w:r>
+        <w:rPr>
           <w:sz w:val="24"/>
           <w:szCs w:val="24"/>
         </w:rPr>
-        <w:t xml:space="preserve"> grid </w:t>
-      </w:r>
-      <w:proofErr w:type="spellStart"/>
-      <w:r>
-        <w:rPr>
-          <w:b w:val="0"/>
-          <w:bCs w:val="0"/>
-          <w:sz w:val="24"/>
-          <w:szCs w:val="24"/>
-        </w:rPr>
-        <w:t>search</w:t>
-      </w:r>
-      <w:proofErr w:type="spellEnd"/>
-      <w:r>
-        <w:rPr>
-          <w:b w:val="0"/>
-          <w:bCs w:val="0"/>
-          <w:sz w:val="24"/>
-          <w:szCs w:val="24"/>
-        </w:rPr>
-        <w:t xml:space="preserve"> ile optimize edilmiştir.</w:t>
-      </w:r>
-    </w:p>
-    <w:p>
-      <w:pPr>
-        <w:pStyle w:val="Balk2"/>
-        <w:jc w:val="both"/>
-        <w:rPr>
-          <w:b w:val="0"/>
-          <w:bCs w:val="0"/>
-          <w:sz w:val="24"/>
-          <w:szCs w:val="24"/>
-        </w:rPr>
-      </w:pPr>
-      <w:r>
-        <w:rPr>
-          <w:b w:val="0"/>
-          <w:bCs w:val="0"/>
-          <w:sz w:val="24"/>
-          <w:szCs w:val="24"/>
-        </w:rPr>
-        <w:t xml:space="preserve"> Bu çalışmada ise sabit bir bölünme (</w:t>
-      </w:r>
-      <w:proofErr w:type="spellStart"/>
-      <w:r>
-        <w:rPr>
-          <w:b w:val="0"/>
-          <w:bCs w:val="0"/>
-          <w:sz w:val="24"/>
-          <w:szCs w:val="24"/>
-        </w:rPr>
-        <w:t>random_state</w:t>
-      </w:r>
-      <w:proofErr w:type="spellEnd"/>
-      <w:r>
-        <w:rPr>
-          <w:b w:val="0"/>
-          <w:bCs w:val="0"/>
-          <w:sz w:val="24"/>
-          <w:szCs w:val="24"/>
-        </w:rPr>
-        <w:t xml:space="preserve">=42) ve varsayılan parametre değerleri kullanılmıştır. Ayrıca referans çalışma </w:t>
-      </w:r>
-      <w:proofErr w:type="spellStart"/>
-      <w:r>
-        <w:rPr>
-          <w:b w:val="0"/>
-          <w:bCs w:val="0"/>
-          <w:sz w:val="24"/>
-          <w:szCs w:val="24"/>
-        </w:rPr>
-        <w:t>mRMR</w:t>
-      </w:r>
-      <w:proofErr w:type="spellEnd"/>
-      <w:r>
-        <w:rPr>
-          <w:b w:val="0"/>
-          <w:bCs w:val="0"/>
-          <w:sz w:val="24"/>
-          <w:szCs w:val="24"/>
-        </w:rPr>
-        <w:t xml:space="preserve"> yöntemiyle 6 özelliğe indirgeme yaparken bu çalışmada tüm 26 özellik kullanılmıştır; bu durum özellikle </w:t>
-      </w:r>
-      <w:proofErr w:type="spellStart"/>
-      <w:r>
-        <w:rPr>
-          <w:b w:val="0"/>
-          <w:bCs w:val="0"/>
-          <w:sz w:val="24"/>
-          <w:szCs w:val="24"/>
-        </w:rPr>
-        <w:t>Random</w:t>
-      </w:r>
-      <w:proofErr w:type="spellEnd"/>
-      <w:r>
-        <w:rPr>
-          <w:b w:val="0"/>
-          <w:bCs w:val="0"/>
-          <w:sz w:val="24"/>
-          <w:szCs w:val="24"/>
-        </w:rPr>
-        <w:t xml:space="preserve"> </w:t>
-      </w:r>
-      <w:proofErr w:type="spellStart"/>
-      <w:r>
-        <w:rPr>
-          <w:b w:val="0"/>
-          <w:bCs w:val="0"/>
-          <w:sz w:val="24"/>
-          <w:szCs w:val="24"/>
-        </w:rPr>
-        <w:t>Forest</w:t>
-      </w:r>
-      <w:proofErr w:type="spellEnd"/>
-      <w:r>
-        <w:rPr>
-          <w:b w:val="0"/>
-          <w:bCs w:val="0"/>
-          <w:sz w:val="24"/>
-          <w:szCs w:val="24"/>
-        </w:rPr>
-        <w:t xml:space="preserve"> sonucundaki farkı açıklamaktadır.</w:t>
-      </w:r>
-    </w:p>
-    <w:p>
-      <w:pPr>
-        <w:pStyle w:val="Balk2"/>
-      </w:pPr>
-    </w:p>
-    <w:p>
-      <w:pPr>
-        <w:pStyle w:val="Balk2"/>
-        <w:rPr>
-          <w:sz w:val="24"/>
-          <w:szCs w:val="24"/>
-        </w:rPr>
-      </w:pPr>
-      <w:r>
-        <w:rPr>
-          <w:sz w:val="24"/>
-          <w:szCs w:val="24"/>
-        </w:rPr>
         <w:lastRenderedPageBreak/>
         <w:t>4. SONUÇ VE ÖNERİLER</w:t>
       </w:r>
@@ -7136,15 +5542,7 @@
         <w:jc w:val="both"/>
       </w:pPr>
       <w:r>
-        <w:t xml:space="preserve">Bu çalışmada, e-ticaret sitelerini ziyaret eden kullanıcıların oturum verilerinden satın alma niyetlerini tahmin etmek amacıyla yedi farklı makine öğrenmesi algoritması uygulanmış ve karşılaştırılmıştır. Modeller; </w:t>
-      </w:r>
-      <w:proofErr w:type="spellStart"/>
-      <w:r>
-        <w:t>Accuracy</w:t>
-      </w:r>
-      <w:proofErr w:type="spellEnd"/>
-      <w:r>
-        <w:t xml:space="preserve">, F1 skoru, TPR, TNR ve AUC-ROC metrikleri kullanılarak değerlendirilmiştir. Elde edilen sonuçlara göre en yüksek F1 skoru </w:t>
+        <w:t xml:space="preserve">Bu çalışmada, e-ticaret sitelerini ziyaret eden kullanıcıların oturum verilerinden satın alma niyetlerini tahmin etmek amacıyla yedi farklı makine öğrenmesi algoritması uygulanmış ve karşılaştırılmıştır. Modeller; Accuracy, F1 skoru, TPR, TNR ve AUC-ROC metrikleri kullanılarak değerlendirilmiştir. Elde edilen sonuçlara göre en yüksek F1 skoru </w:t>
       </w:r>
       <w:r>
         <w:rPr>
@@ -7215,53 +5613,8 @@
         <w:pStyle w:val="NormalWeb"/>
         <w:jc w:val="both"/>
       </w:pPr>
-      <w:proofErr w:type="spellStart"/>
-      <w:r>
-        <w:t>Naive</w:t>
-      </w:r>
-      <w:proofErr w:type="spellEnd"/>
-      <w:r>
-        <w:t xml:space="preserve"> </w:t>
-      </w:r>
-      <w:proofErr w:type="spellStart"/>
-      <w:r>
-        <w:t>Bayes</w:t>
-      </w:r>
-      <w:proofErr w:type="spellEnd"/>
-      <w:r>
-        <w:t xml:space="preserve"> modeli, genel doğruluk açısından daha düşük performans göstermesine rağmen yüksek TPR değeriyle dikkat çekmiştir. Bu sonuç, satın alma ihtimali olan kullanıcıların kaçırılmamasının önemli olduğu durumlarda </w:t>
-      </w:r>
-      <w:proofErr w:type="spellStart"/>
-      <w:r>
-        <w:t>Naive</w:t>
-      </w:r>
-      <w:proofErr w:type="spellEnd"/>
-      <w:r>
-        <w:t xml:space="preserve"> </w:t>
-      </w:r>
-      <w:proofErr w:type="spellStart"/>
-      <w:r>
-        <w:t>Bayes</w:t>
-      </w:r>
-      <w:proofErr w:type="spellEnd"/>
-      <w:r>
-        <w:t xml:space="preserve"> modelinin değerlendirilebileceğini göstermektedir. Ancak modelin özellikler arasındaki bağımsızlık varsayımı, e-ticaret verilerindeki ilişkileri tam olarak yansıtamadığından genel performansı sınırlı kalmıştır. KNN modeli ise </w:t>
-      </w:r>
-      <w:proofErr w:type="spellStart"/>
-      <w:r>
-        <w:t>One</w:t>
-      </w:r>
-      <w:proofErr w:type="spellEnd"/>
-      <w:r>
-        <w:t xml:space="preserve">-Hot </w:t>
-      </w:r>
-      <w:proofErr w:type="spellStart"/>
-      <w:r>
-        <w:t>Encoding</w:t>
-      </w:r>
-      <w:proofErr w:type="spellEnd"/>
-      <w:r>
-        <w:t xml:space="preserve"> sonrasında artan özellik sayısından olumsuz etkilenmiş ve diğer modellere kıyasla daha düşük başarı göstermiştir.</w:t>
+      <w:r>
+        <w:t>Naive Bayes modeli, genel doğruluk açısından daha düşük performans göstermesine rağmen yüksek TPR değeriyle dikkat çekmiştir. Bu sonuç, satın alma ihtimali olan kullanıcıların kaçırılmamasının önemli olduğu durumlarda Naive Bayes modelinin değerlendirilebileceğini göstermektedir. Ancak modelin özellikler arasındaki bağımsızlık varsayımı, e-ticaret verilerindeki ilişkileri tam olarak yansıtamadığından genel performansı sınırlı kalmıştır. KNN modeli ise One-Hot Encoding sonrasında artan özellik sayısından olumsuz etkilenmiş ve diğer modellere kıyasla daha düşük başarı göstermiştir.</w:t>
       </w:r>
     </w:p>
     <w:p>
@@ -7280,87 +5633,7 @@
       </w:pPr>
       <w:r>
         <w:lastRenderedPageBreak/>
-        <w:t xml:space="preserve">Gelecek çalışmalarda model performansını artırmak için farklı geliştirmeler yapılabilir. Öncelikle, </w:t>
-      </w:r>
-      <w:proofErr w:type="spellStart"/>
-      <w:r>
-        <w:t>Gradient</w:t>
-      </w:r>
-      <w:proofErr w:type="spellEnd"/>
-      <w:r>
-        <w:t xml:space="preserve"> </w:t>
-      </w:r>
-      <w:proofErr w:type="spellStart"/>
-      <w:r>
-        <w:t>Boosting</w:t>
-      </w:r>
-      <w:proofErr w:type="spellEnd"/>
-      <w:r>
-        <w:t xml:space="preserve">, </w:t>
-      </w:r>
-      <w:proofErr w:type="spellStart"/>
-      <w:r>
-        <w:t>XGBoost</w:t>
-      </w:r>
-      <w:proofErr w:type="spellEnd"/>
-      <w:r>
-        <w:t xml:space="preserve"> veya </w:t>
-      </w:r>
-      <w:proofErr w:type="spellStart"/>
-      <w:r>
-        <w:t>LightGBM</w:t>
-      </w:r>
-      <w:proofErr w:type="spellEnd"/>
-      <w:r>
-        <w:t xml:space="preserve"> gibi daha güçlü topluluk öğrenmesi yöntemleri çalışmaya dahil edilebilir. Ayrıca </w:t>
-      </w:r>
-      <w:proofErr w:type="spellStart"/>
-      <w:r>
-        <w:t>GridSearchCV</w:t>
-      </w:r>
-      <w:proofErr w:type="spellEnd"/>
-      <w:r>
-        <w:t xml:space="preserve"> veya </w:t>
-      </w:r>
-      <w:proofErr w:type="spellStart"/>
-      <w:r>
-        <w:t>RandomizedSearchCV</w:t>
-      </w:r>
-      <w:proofErr w:type="spellEnd"/>
-      <w:r>
-        <w:t xml:space="preserve"> gibi yöntemlerle </w:t>
-      </w:r>
-      <w:proofErr w:type="spellStart"/>
-      <w:r>
-        <w:t>hiperparametre</w:t>
-      </w:r>
-      <w:proofErr w:type="spellEnd"/>
-      <w:r>
-        <w:t xml:space="preserve"> optimizasyonu yapılarak modellerin daha iyi ayarlanması sağlanabilir. Özellik seçimi tarafında ise </w:t>
-      </w:r>
-      <w:proofErr w:type="spellStart"/>
-      <w:r>
-        <w:t>mRMR</w:t>
-      </w:r>
-      <w:proofErr w:type="spellEnd"/>
-      <w:r>
-        <w:t xml:space="preserve">, </w:t>
-      </w:r>
-      <w:proofErr w:type="spellStart"/>
-      <w:r>
-        <w:t>Mutual</w:t>
-      </w:r>
-      <w:proofErr w:type="spellEnd"/>
-      <w:r>
-        <w:t xml:space="preserve"> Information veya </w:t>
-      </w:r>
-      <w:proofErr w:type="spellStart"/>
-      <w:r>
-        <w:t>wrapper</w:t>
-      </w:r>
-      <w:proofErr w:type="spellEnd"/>
-      <w:r>
-        <w:t xml:space="preserve"> tabanlı yöntemler kullanılarak daha az sayıda fakat daha etkili özellik ile model eğitimi denenebilir.</w:t>
+        <w:t>Gelecek çalışmalarda model performansını artırmak için farklı geliştirmeler yapılabilir. Öncelikle, Gradient Boosting, XGBoost veya LightGBM gibi daha güçlü topluluk öğrenmesi yöntemleri çalışmaya dahil edilebilir. Ayrıca GridSearchCV veya RandomizedSearchCV gibi yöntemlerle hiperparametre optimizasyonu yapılarak modellerin daha iyi ayarlanması sağlanabilir. Özellik seçimi tarafında ise mRMR, Mutual Information veya wrapper tabanlı yöntemler kullanılarak daha az sayıda fakat daha etkili özellik ile model eğitimi denenebilir.</w:t>
       </w:r>
     </w:p>
     <w:p>
@@ -7369,23 +5642,7 @@
         <w:jc w:val="both"/>
       </w:pPr>
       <w:r>
-        <w:t xml:space="preserve">Bunun yanında, sınıf dengesizliği problemi için yalnızca </w:t>
-      </w:r>
-      <w:proofErr w:type="spellStart"/>
-      <w:r>
-        <w:t>RandomOverSampler</w:t>
-      </w:r>
-      <w:proofErr w:type="spellEnd"/>
-      <w:r>
-        <w:t xml:space="preserve"> değil, SMOTE ve </w:t>
-      </w:r>
-      <w:proofErr w:type="spellStart"/>
-      <w:r>
-        <w:t>SMOTETomek</w:t>
-      </w:r>
-      <w:proofErr w:type="spellEnd"/>
-      <w:r>
-        <w:t xml:space="preserve"> gibi farklı dengeleme yöntemleri de karşılaştırılabilir. Veri seti zaman sıralı oturum bilgileriyle genişletilirse, LSTM gibi derin öğrenme tabanlı modeller kullanılarak gerçek zamanlı satın alma tahmin sistemi geliştirilebilir. Böyle bir sistem, e-ticaret platformlarında kullanıcı davranışını anlık olarak analiz ederek kişiselleştirilmiş kampanya, öneri ve müdahale stratejilerinin oluşturulmasına katkı sağlayabilir.</w:t>
+        <w:t>Bunun yanında, sınıf dengesizliği problemi için yalnızca RandomOverSampler değil, SMOTE ve SMOTETomek gibi farklı dengeleme yöntemleri de karşılaştırılabilir. Veri seti zaman sıralı oturum bilgileriyle genişletilirse, LSTM gibi derin öğrenme tabanlı modeller kullanılarak gerçek zamanlı satın alma tahmin sistemi geliştirilebilir. Böyle bir sistem, e-ticaret platformlarında kullanıcı davranışını anlık olarak analiz ederek kişiselleştirilmiş kampanya, öneri ve müdahale stratejilerinin oluşturulmasına katkı sağlayabilir.</w:t>
       </w:r>
     </w:p>
     <w:p>
@@ -7504,388 +5761,131 @@
           <w:sz w:val="20"/>
           <w:szCs w:val="20"/>
         </w:rPr>
-        <w:t xml:space="preserve">[1] C. O. Sakar, S. O. Polat, M. </w:t>
-      </w:r>
-      <w:proofErr w:type="spellStart"/>
-      <w:r>
-        <w:rPr>
-          <w:sz w:val="20"/>
-          <w:szCs w:val="20"/>
-        </w:rPr>
-        <w:t>Katircioglu</w:t>
-      </w:r>
-      <w:proofErr w:type="spellEnd"/>
-      <w:r>
-        <w:rPr>
-          <w:sz w:val="20"/>
-          <w:szCs w:val="20"/>
-        </w:rPr>
-        <w:t xml:space="preserve"> ve Y. </w:t>
-      </w:r>
-      <w:proofErr w:type="spellStart"/>
-      <w:r>
-        <w:rPr>
-          <w:sz w:val="20"/>
-          <w:szCs w:val="20"/>
-        </w:rPr>
-        <w:t>Kastro</w:t>
-      </w:r>
-      <w:proofErr w:type="spellEnd"/>
-      <w:r>
-        <w:rPr>
-          <w:sz w:val="20"/>
-          <w:szCs w:val="20"/>
-        </w:rPr>
-        <w:t xml:space="preserve">, “Real-time </w:t>
-      </w:r>
-      <w:proofErr w:type="spellStart"/>
-      <w:r>
-        <w:rPr>
-          <w:sz w:val="20"/>
-          <w:szCs w:val="20"/>
-        </w:rPr>
-        <w:t>prediction</w:t>
-      </w:r>
-      <w:proofErr w:type="spellEnd"/>
-      <w:r>
-        <w:rPr>
-          <w:sz w:val="20"/>
-          <w:szCs w:val="20"/>
-        </w:rPr>
-        <w:t xml:space="preserve"> of online </w:t>
-      </w:r>
-      <w:proofErr w:type="spellStart"/>
-      <w:r>
-        <w:rPr>
-          <w:sz w:val="20"/>
-          <w:szCs w:val="20"/>
-        </w:rPr>
-        <w:t>shoppers</w:t>
-      </w:r>
-      <w:proofErr w:type="spellEnd"/>
-      <w:r>
-        <w:rPr>
-          <w:sz w:val="20"/>
-          <w:szCs w:val="20"/>
-        </w:rPr>
-        <w:t xml:space="preserve">’ </w:t>
-      </w:r>
-      <w:proofErr w:type="spellStart"/>
-      <w:r>
-        <w:rPr>
-          <w:sz w:val="20"/>
-          <w:szCs w:val="20"/>
-        </w:rPr>
-        <w:t>purchasing</w:t>
-      </w:r>
-      <w:proofErr w:type="spellEnd"/>
-      <w:r>
-        <w:rPr>
-          <w:sz w:val="20"/>
-          <w:szCs w:val="20"/>
-        </w:rPr>
-        <w:t xml:space="preserve"> </w:t>
-      </w:r>
-      <w:proofErr w:type="spellStart"/>
-      <w:r>
-        <w:rPr>
-          <w:sz w:val="20"/>
-          <w:szCs w:val="20"/>
-        </w:rPr>
-        <w:t>intention</w:t>
-      </w:r>
-      <w:proofErr w:type="spellEnd"/>
-      <w:r>
-        <w:rPr>
-          <w:sz w:val="20"/>
-          <w:szCs w:val="20"/>
-        </w:rPr>
-        <w:t xml:space="preserve"> </w:t>
-      </w:r>
-      <w:proofErr w:type="spellStart"/>
-      <w:r>
-        <w:rPr>
-          <w:sz w:val="20"/>
-          <w:szCs w:val="20"/>
-        </w:rPr>
-        <w:t>using</w:t>
-      </w:r>
-      <w:proofErr w:type="spellEnd"/>
-      <w:r>
-        <w:rPr>
-          <w:sz w:val="20"/>
-          <w:szCs w:val="20"/>
-        </w:rPr>
-        <w:t xml:space="preserve"> </w:t>
-      </w:r>
-      <w:proofErr w:type="spellStart"/>
-      <w:r>
-        <w:rPr>
-          <w:sz w:val="20"/>
-          <w:szCs w:val="20"/>
-        </w:rPr>
-        <w:t>multilayer</w:t>
-      </w:r>
-      <w:proofErr w:type="spellEnd"/>
-      <w:r>
-        <w:rPr>
-          <w:sz w:val="20"/>
-          <w:szCs w:val="20"/>
-        </w:rPr>
-        <w:t xml:space="preserve"> </w:t>
-      </w:r>
-      <w:proofErr w:type="spellStart"/>
-      <w:r>
-        <w:rPr>
-          <w:sz w:val="20"/>
-          <w:szCs w:val="20"/>
-        </w:rPr>
-        <w:t>perceptron</w:t>
-      </w:r>
-      <w:proofErr w:type="spellEnd"/>
-      <w:r>
-        <w:rPr>
-          <w:sz w:val="20"/>
-          <w:szCs w:val="20"/>
-        </w:rPr>
-        <w:t xml:space="preserve"> </w:t>
-      </w:r>
-      <w:proofErr w:type="spellStart"/>
-      <w:r>
-        <w:rPr>
-          <w:sz w:val="20"/>
-          <w:szCs w:val="20"/>
-        </w:rPr>
-        <w:t>and</w:t>
-      </w:r>
-      <w:proofErr w:type="spellEnd"/>
-      <w:r>
-        <w:rPr>
-          <w:sz w:val="20"/>
-          <w:szCs w:val="20"/>
-        </w:rPr>
-        <w:t xml:space="preserve"> LSTM </w:t>
-      </w:r>
-      <w:proofErr w:type="spellStart"/>
-      <w:r>
-        <w:rPr>
-          <w:sz w:val="20"/>
-          <w:szCs w:val="20"/>
-        </w:rPr>
-        <w:t>recurrent</w:t>
-      </w:r>
-      <w:proofErr w:type="spellEnd"/>
-      <w:r>
-        <w:rPr>
-          <w:sz w:val="20"/>
-          <w:szCs w:val="20"/>
-        </w:rPr>
-        <w:t xml:space="preserve"> </w:t>
-      </w:r>
-      <w:proofErr w:type="spellStart"/>
-      <w:r>
-        <w:rPr>
-          <w:sz w:val="20"/>
-          <w:szCs w:val="20"/>
-        </w:rPr>
-        <w:t>neural</w:t>
-      </w:r>
-      <w:proofErr w:type="spellEnd"/>
-      <w:r>
-        <w:rPr>
-          <w:sz w:val="20"/>
-          <w:szCs w:val="20"/>
-        </w:rPr>
-        <w:t xml:space="preserve"> </w:t>
-      </w:r>
-      <w:proofErr w:type="spellStart"/>
-      <w:r>
-        <w:rPr>
-          <w:sz w:val="20"/>
-          <w:szCs w:val="20"/>
-        </w:rPr>
-        <w:t>networks</w:t>
-      </w:r>
-      <w:proofErr w:type="spellEnd"/>
-      <w:r>
-        <w:rPr>
-          <w:sz w:val="20"/>
-          <w:szCs w:val="20"/>
-        </w:rPr>
-        <w:t xml:space="preserve">,” </w:t>
-      </w:r>
-      <w:proofErr w:type="spellStart"/>
+        <w:t xml:space="preserve">[1] C. O. Sakar, S. O. Polat, M. Katircioglu ve Y. Kastro, “Real-time prediction of online shoppers’ purchasing intention using multilayer perceptron and LSTM recurrent neural networks,” </w:t>
+      </w:r>
       <w:r>
         <w:rPr>
           <w:rStyle w:val="Vurgu"/>
           <w:sz w:val="20"/>
           <w:szCs w:val="20"/>
         </w:rPr>
-        <w:t>Neural</w:t>
-      </w:r>
-      <w:proofErr w:type="spellEnd"/>
+        <w:t>Neural Computing and Applications</w:t>
+      </w:r>
+      <w:r>
+        <w:rPr>
+          <w:sz w:val="20"/>
+          <w:szCs w:val="20"/>
+        </w:rPr>
+        <w:t>, c. 31, ss. 6893–6908, 2019. doi: 10.1007/s00521-018-3523-0.</w:t>
+      </w:r>
+    </w:p>
+    <w:p>
+      <w:pPr>
+        <w:pStyle w:val="NormalWeb"/>
+        <w:rPr>
+          <w:sz w:val="20"/>
+          <w:szCs w:val="20"/>
+        </w:rPr>
+      </w:pPr>
+      <w:r>
+        <w:rPr>
+          <w:sz w:val="20"/>
+          <w:szCs w:val="20"/>
+        </w:rPr>
+        <w:t xml:space="preserve">[2] C. Sakar ve Y. Kastro, “Online Shoppers Purchasing Intention Dataset,” </w:t>
+      </w:r>
       <w:r>
         <w:rPr>
           <w:rStyle w:val="Vurgu"/>
           <w:sz w:val="20"/>
           <w:szCs w:val="20"/>
         </w:rPr>
-        <w:t xml:space="preserve"> Computing </w:t>
-      </w:r>
-      <w:proofErr w:type="spellStart"/>
+        <w:t>UCI Machine Learning Repository</w:t>
+      </w:r>
+      <w:r>
+        <w:rPr>
+          <w:sz w:val="20"/>
+          <w:szCs w:val="20"/>
+        </w:rPr>
+        <w:t>, 2018. doi: 10.24432/C5F88Q.</w:t>
+      </w:r>
+    </w:p>
+    <w:p>
+      <w:pPr>
+        <w:pStyle w:val="NormalWeb"/>
+        <w:rPr>
+          <w:sz w:val="20"/>
+          <w:szCs w:val="20"/>
+        </w:rPr>
+      </w:pPr>
+      <w:r>
+        <w:rPr>
+          <w:sz w:val="20"/>
+          <w:szCs w:val="20"/>
+        </w:rPr>
+        <w:t xml:space="preserve">[3] K. Baati ve M. Mohsil, “Real-Time Prediction of Online Shoppers’ Purchasing Intention Using Random Forest,” </w:t>
+      </w:r>
       <w:r>
         <w:rPr>
           <w:rStyle w:val="Vurgu"/>
           <w:sz w:val="20"/>
           <w:szCs w:val="20"/>
         </w:rPr>
-        <w:t>and</w:t>
-      </w:r>
-      <w:proofErr w:type="spellEnd"/>
+        <w:t>Procedia Computer Science</w:t>
+      </w:r>
+      <w:r>
+        <w:rPr>
+          <w:sz w:val="20"/>
+          <w:szCs w:val="20"/>
+        </w:rPr>
+        <w:t>, c. 170, ss. 1095–1102, 2020.</w:t>
+      </w:r>
+    </w:p>
+    <w:p>
+      <w:pPr>
+        <w:pStyle w:val="NormalWeb"/>
+        <w:rPr>
+          <w:sz w:val="20"/>
+          <w:szCs w:val="20"/>
+        </w:rPr>
+      </w:pPr>
+      <w:r>
+        <w:rPr>
+          <w:sz w:val="20"/>
+          <w:szCs w:val="20"/>
+        </w:rPr>
+        <w:t xml:space="preserve">[4] I. A. Khandokar, Abdullah-All-Tanvir, A. K. M. Muzahidul Islam, S. Islam ve S. Shatabda, “A gradient boosting classifier for purchase intention prediction of online shoppers,” </w:t>
+      </w:r>
       <w:r>
         <w:rPr>
           <w:rStyle w:val="Vurgu"/>
           <w:sz w:val="20"/>
           <w:szCs w:val="20"/>
         </w:rPr>
-        <w:t xml:space="preserve"> Applications</w:t>
+        <w:t>Heliyon</w:t>
       </w:r>
       <w:r>
         <w:rPr>
           <w:sz w:val="20"/>
           <w:szCs w:val="20"/>
         </w:rPr>
-        <w:t xml:space="preserve">, c. 31, </w:t>
-      </w:r>
-      <w:proofErr w:type="spellStart"/>
-      <w:r>
+        <w:t>, c. 9, sayı 4, e15163, 2023. doi: 10.1016/j.heliyon.2023.e15163.</w:t>
+      </w:r>
+    </w:p>
+    <w:p>
+      <w:pPr>
+        <w:pStyle w:val="NormalWeb"/>
         <w:rPr>
           <w:sz w:val="20"/>
           <w:szCs w:val="20"/>
         </w:rPr>
-        <w:t>ss</w:t>
-      </w:r>
-      <w:proofErr w:type="spellEnd"/>
+      </w:pPr>
       <w:r>
         <w:rPr>
           <w:sz w:val="20"/>
           <w:szCs w:val="20"/>
         </w:rPr>
-        <w:t xml:space="preserve">. 6893–6908, 2019. </w:t>
-      </w:r>
-      <w:proofErr w:type="spellStart"/>
-      <w:proofErr w:type="gramStart"/>
-      <w:r>
-        <w:rPr>
-          <w:sz w:val="20"/>
-          <w:szCs w:val="20"/>
-        </w:rPr>
-        <w:t>doi</w:t>
-      </w:r>
-      <w:proofErr w:type="spellEnd"/>
-      <w:proofErr w:type="gramEnd"/>
-      <w:r>
-        <w:rPr>
-          <w:sz w:val="20"/>
-          <w:szCs w:val="20"/>
-        </w:rPr>
-        <w:t>: 10.1007/s00521-018-3523-0.</w:t>
-      </w:r>
-    </w:p>
-    <w:p>
-      <w:pPr>
-        <w:pStyle w:val="NormalWeb"/>
-        <w:rPr>
-          <w:sz w:val="20"/>
-          <w:szCs w:val="20"/>
-        </w:rPr>
-      </w:pPr>
-      <w:r>
-        <w:rPr>
-          <w:sz w:val="20"/>
-          <w:szCs w:val="20"/>
-        </w:rPr>
-        <w:t xml:space="preserve">[2] C. Sakar ve Y. </w:t>
-      </w:r>
-      <w:proofErr w:type="spellStart"/>
-      <w:r>
-        <w:rPr>
-          <w:sz w:val="20"/>
-          <w:szCs w:val="20"/>
-        </w:rPr>
-        <w:t>Kastro</w:t>
-      </w:r>
-      <w:proofErr w:type="spellEnd"/>
-      <w:r>
-        <w:rPr>
-          <w:sz w:val="20"/>
-          <w:szCs w:val="20"/>
-        </w:rPr>
-        <w:t xml:space="preserve">, “Online </w:t>
-      </w:r>
-      <w:proofErr w:type="spellStart"/>
-      <w:r>
-        <w:rPr>
-          <w:sz w:val="20"/>
-          <w:szCs w:val="20"/>
-        </w:rPr>
-        <w:t>Shoppers</w:t>
-      </w:r>
-      <w:proofErr w:type="spellEnd"/>
-      <w:r>
-        <w:rPr>
-          <w:sz w:val="20"/>
-          <w:szCs w:val="20"/>
-        </w:rPr>
-        <w:t xml:space="preserve"> </w:t>
-      </w:r>
-      <w:proofErr w:type="spellStart"/>
-      <w:r>
-        <w:rPr>
-          <w:sz w:val="20"/>
-          <w:szCs w:val="20"/>
-        </w:rPr>
-        <w:t>Purchasing</w:t>
-      </w:r>
-      <w:proofErr w:type="spellEnd"/>
-      <w:r>
-        <w:rPr>
-          <w:sz w:val="20"/>
-          <w:szCs w:val="20"/>
-        </w:rPr>
-        <w:t xml:space="preserve"> </w:t>
-      </w:r>
-      <w:proofErr w:type="spellStart"/>
-      <w:r>
-        <w:rPr>
-          <w:sz w:val="20"/>
-          <w:szCs w:val="20"/>
-        </w:rPr>
-        <w:t>Intention</w:t>
-      </w:r>
-      <w:proofErr w:type="spellEnd"/>
-      <w:r>
-        <w:rPr>
-          <w:sz w:val="20"/>
-          <w:szCs w:val="20"/>
-        </w:rPr>
-        <w:t xml:space="preserve"> </w:t>
-      </w:r>
-      <w:proofErr w:type="spellStart"/>
-      <w:r>
-        <w:rPr>
-          <w:sz w:val="20"/>
-          <w:szCs w:val="20"/>
-        </w:rPr>
-        <w:t>Dataset</w:t>
-      </w:r>
-      <w:proofErr w:type="spellEnd"/>
-      <w:r>
-        <w:rPr>
-          <w:sz w:val="20"/>
-          <w:szCs w:val="20"/>
-        </w:rPr>
-        <w:t xml:space="preserve">,” </w:t>
+        <w:t xml:space="preserve">[5] N. V. Chawla, K. W. Bowyer, L. O. Hall ve W. P. Kegelmeyer, “SMOTE: Synthetic Minority Over-sampling Technique,” </w:t>
       </w:r>
       <w:r>
         <w:rPr>
@@ -7893,1592 +5893,212 @@
           <w:sz w:val="20"/>
           <w:szCs w:val="20"/>
         </w:rPr>
-        <w:t xml:space="preserve">UCI Machine Learning </w:t>
-      </w:r>
-      <w:proofErr w:type="spellStart"/>
+        <w:t>Journal of Artificial Intelligence Research</w:t>
+      </w:r>
+      <w:r>
+        <w:rPr>
+          <w:sz w:val="20"/>
+          <w:szCs w:val="20"/>
+        </w:rPr>
+        <w:t>, c. 16, ss. 321–357, 2002.</w:t>
+      </w:r>
+    </w:p>
+    <w:p>
+      <w:pPr>
+        <w:pStyle w:val="NormalWeb"/>
+        <w:rPr>
+          <w:sz w:val="20"/>
+          <w:szCs w:val="20"/>
+        </w:rPr>
+      </w:pPr>
+      <w:r>
+        <w:rPr>
+          <w:sz w:val="20"/>
+          <w:szCs w:val="20"/>
+        </w:rPr>
+        <w:t xml:space="preserve">[6] H. Peng, F. Long ve C. Ding, “Feature selection based on mutual information: criteria of max-dependency, max-relevance, and min-redundancy,” </w:t>
+      </w:r>
       <w:r>
         <w:rPr>
           <w:rStyle w:val="Vurgu"/>
           <w:sz w:val="20"/>
           <w:szCs w:val="20"/>
         </w:rPr>
-        <w:t>Repository</w:t>
-      </w:r>
-      <w:proofErr w:type="spellEnd"/>
+        <w:t>IEEE Transactions on Pattern Analysis and Machine Intelligence</w:t>
+      </w:r>
       <w:r>
         <w:rPr>
           <w:sz w:val="20"/>
           <w:szCs w:val="20"/>
         </w:rPr>
-        <w:t xml:space="preserve">, 2018. </w:t>
-      </w:r>
-      <w:proofErr w:type="spellStart"/>
-      <w:proofErr w:type="gramStart"/>
-      <w:r>
+        <w:t>, c. 27, sayı 8, ss. 1226–1238, 2005. doi: 10.1109/TPAMI.2005.159.</w:t>
+      </w:r>
+    </w:p>
+    <w:p>
+      <w:pPr>
+        <w:pStyle w:val="NormalWeb"/>
         <w:rPr>
           <w:sz w:val="20"/>
           <w:szCs w:val="20"/>
         </w:rPr>
-        <w:t>doi</w:t>
-      </w:r>
-      <w:proofErr w:type="spellEnd"/>
-      <w:proofErr w:type="gramEnd"/>
+      </w:pPr>
       <w:r>
         <w:rPr>
           <w:sz w:val="20"/>
           <w:szCs w:val="20"/>
         </w:rPr>
-        <w:t>: 10.24432/C5F88Q.</w:t>
-      </w:r>
-    </w:p>
-    <w:p>
-      <w:pPr>
-        <w:pStyle w:val="NormalWeb"/>
-        <w:rPr>
-          <w:sz w:val="20"/>
-          <w:szCs w:val="20"/>
-        </w:rPr>
-      </w:pPr>
-      <w:r>
-        <w:rPr>
-          <w:sz w:val="20"/>
-          <w:szCs w:val="20"/>
-        </w:rPr>
-        <w:t xml:space="preserve">[3] K. </w:t>
-      </w:r>
-      <w:proofErr w:type="spellStart"/>
-      <w:r>
-        <w:rPr>
-          <w:sz w:val="20"/>
-          <w:szCs w:val="20"/>
-        </w:rPr>
-        <w:t>Baati</w:t>
-      </w:r>
-      <w:proofErr w:type="spellEnd"/>
-      <w:r>
-        <w:rPr>
-          <w:sz w:val="20"/>
-          <w:szCs w:val="20"/>
-        </w:rPr>
-        <w:t xml:space="preserve"> ve M. </w:t>
-      </w:r>
-      <w:proofErr w:type="spellStart"/>
-      <w:r>
-        <w:rPr>
-          <w:sz w:val="20"/>
-          <w:szCs w:val="20"/>
-        </w:rPr>
-        <w:t>Mohsil</w:t>
-      </w:r>
-      <w:proofErr w:type="spellEnd"/>
-      <w:r>
-        <w:rPr>
-          <w:sz w:val="20"/>
-          <w:szCs w:val="20"/>
-        </w:rPr>
-        <w:t xml:space="preserve">, “Real-Time </w:t>
-      </w:r>
-      <w:proofErr w:type="spellStart"/>
-      <w:r>
-        <w:rPr>
-          <w:sz w:val="20"/>
-          <w:szCs w:val="20"/>
-        </w:rPr>
-        <w:t>Prediction</w:t>
-      </w:r>
-      <w:proofErr w:type="spellEnd"/>
-      <w:r>
-        <w:rPr>
-          <w:sz w:val="20"/>
-          <w:szCs w:val="20"/>
-        </w:rPr>
-        <w:t xml:space="preserve"> of Online </w:t>
-      </w:r>
-      <w:proofErr w:type="spellStart"/>
-      <w:r>
-        <w:rPr>
-          <w:sz w:val="20"/>
-          <w:szCs w:val="20"/>
-        </w:rPr>
-        <w:t>Shoppers</w:t>
-      </w:r>
-      <w:proofErr w:type="spellEnd"/>
-      <w:r>
-        <w:rPr>
-          <w:sz w:val="20"/>
-          <w:szCs w:val="20"/>
-        </w:rPr>
-        <w:t xml:space="preserve">’ </w:t>
-      </w:r>
-      <w:proofErr w:type="spellStart"/>
-      <w:r>
-        <w:rPr>
-          <w:sz w:val="20"/>
-          <w:szCs w:val="20"/>
-        </w:rPr>
-        <w:t>Purchasing</w:t>
-      </w:r>
-      <w:proofErr w:type="spellEnd"/>
-      <w:r>
-        <w:rPr>
-          <w:sz w:val="20"/>
-          <w:szCs w:val="20"/>
-        </w:rPr>
-        <w:t xml:space="preserve"> </w:t>
-      </w:r>
-      <w:proofErr w:type="spellStart"/>
-      <w:r>
-        <w:rPr>
-          <w:sz w:val="20"/>
-          <w:szCs w:val="20"/>
-        </w:rPr>
-        <w:t>Intention</w:t>
-      </w:r>
-      <w:proofErr w:type="spellEnd"/>
-      <w:r>
-        <w:rPr>
-          <w:sz w:val="20"/>
-          <w:szCs w:val="20"/>
-        </w:rPr>
-        <w:t xml:space="preserve"> Using </w:t>
-      </w:r>
-      <w:proofErr w:type="spellStart"/>
-      <w:r>
-        <w:rPr>
-          <w:sz w:val="20"/>
-          <w:szCs w:val="20"/>
-        </w:rPr>
-        <w:t>Random</w:t>
-      </w:r>
-      <w:proofErr w:type="spellEnd"/>
-      <w:r>
-        <w:rPr>
-          <w:sz w:val="20"/>
-          <w:szCs w:val="20"/>
-        </w:rPr>
-        <w:t xml:space="preserve"> </w:t>
-      </w:r>
-      <w:proofErr w:type="spellStart"/>
-      <w:r>
-        <w:rPr>
-          <w:sz w:val="20"/>
-          <w:szCs w:val="20"/>
-        </w:rPr>
-        <w:t>Forest</w:t>
-      </w:r>
-      <w:proofErr w:type="spellEnd"/>
-      <w:r>
-        <w:rPr>
-          <w:sz w:val="20"/>
-          <w:szCs w:val="20"/>
-        </w:rPr>
-        <w:t xml:space="preserve">,” </w:t>
-      </w:r>
-      <w:proofErr w:type="spellStart"/>
+        <w:t xml:space="preserve">[7] L. Breiman, “Random Forests,” </w:t>
+      </w:r>
       <w:r>
         <w:rPr>
           <w:rStyle w:val="Vurgu"/>
           <w:sz w:val="20"/>
           <w:szCs w:val="20"/>
         </w:rPr>
-        <w:t>Procedia</w:t>
-      </w:r>
-      <w:proofErr w:type="spellEnd"/>
+        <w:t>Machine Learning</w:t>
+      </w:r>
+      <w:r>
+        <w:rPr>
+          <w:sz w:val="20"/>
+          <w:szCs w:val="20"/>
+        </w:rPr>
+        <w:t>, c. 45, ss. 5–32, 2001. doi: 10.1023/A:1010933404324.</w:t>
+      </w:r>
+    </w:p>
+    <w:p>
+      <w:pPr>
+        <w:pStyle w:val="NormalWeb"/>
+        <w:rPr>
+          <w:sz w:val="20"/>
+          <w:szCs w:val="20"/>
+        </w:rPr>
+      </w:pPr>
+      <w:r>
+        <w:rPr>
+          <w:sz w:val="20"/>
+          <w:szCs w:val="20"/>
+        </w:rPr>
+        <w:t xml:space="preserve">[8] C. Cortes ve V. Vapnik, “Support-vector networks,” </w:t>
+      </w:r>
       <w:r>
         <w:rPr>
           <w:rStyle w:val="Vurgu"/>
           <w:sz w:val="20"/>
           <w:szCs w:val="20"/>
         </w:rPr>
-        <w:t xml:space="preserve"> </w:t>
-      </w:r>
-      <w:proofErr w:type="spellStart"/>
+        <w:t>Machine Learning</w:t>
+      </w:r>
+      <w:r>
+        <w:rPr>
+          <w:sz w:val="20"/>
+          <w:szCs w:val="20"/>
+        </w:rPr>
+        <w:t>, c. 20, ss. 273–297, 1995.</w:t>
+      </w:r>
+    </w:p>
+    <w:p>
+      <w:pPr>
+        <w:pStyle w:val="NormalWeb"/>
+        <w:rPr>
+          <w:sz w:val="20"/>
+          <w:szCs w:val="20"/>
+        </w:rPr>
+      </w:pPr>
+      <w:r>
+        <w:rPr>
+          <w:sz w:val="20"/>
+          <w:szCs w:val="20"/>
+        </w:rPr>
+        <w:t xml:space="preserve">[9] T. Cover ve P. Hart, “Nearest neighbor pattern classification,” </w:t>
+      </w:r>
       <w:r>
         <w:rPr>
           <w:rStyle w:val="Vurgu"/>
           <w:sz w:val="20"/>
           <w:szCs w:val="20"/>
         </w:rPr>
-        <w:t>Computer</w:t>
-      </w:r>
-      <w:proofErr w:type="spellEnd"/>
+        <w:t>IEEE Transactions on Information Theory</w:t>
+      </w:r>
+      <w:r>
+        <w:rPr>
+          <w:sz w:val="20"/>
+          <w:szCs w:val="20"/>
+        </w:rPr>
+        <w:t>, c. 13, sayı 1, ss. 21–27, 1967.</w:t>
+      </w:r>
+    </w:p>
+    <w:p>
+      <w:pPr>
+        <w:pStyle w:val="NormalWeb"/>
+        <w:rPr>
+          <w:sz w:val="20"/>
+          <w:szCs w:val="20"/>
+        </w:rPr>
+      </w:pPr>
+      <w:r>
+        <w:rPr>
+          <w:sz w:val="20"/>
+          <w:szCs w:val="20"/>
+        </w:rPr>
+        <w:t xml:space="preserve">[10] F. Pedregosa ve ark., “Scikit-learn: Machine Learning in Python,” </w:t>
+      </w:r>
       <w:r>
         <w:rPr>
           <w:rStyle w:val="Vurgu"/>
           <w:sz w:val="20"/>
           <w:szCs w:val="20"/>
         </w:rPr>
-        <w:t xml:space="preserve"> </w:t>
-      </w:r>
-      <w:proofErr w:type="spellStart"/>
-      <w:r>
-        <w:rPr>
-          <w:rStyle w:val="Vurgu"/>
+        <w:t>Journal of Machine Learning Research</w:t>
+      </w:r>
+      <w:r>
+        <w:rPr>
           <w:sz w:val="20"/>
           <w:szCs w:val="20"/>
         </w:rPr>
-        <w:t>Science</w:t>
-      </w:r>
-      <w:proofErr w:type="spellEnd"/>
-      <w:r>
+        <w:t>, c. 12, ss. 2825–2830, 2011.</w:t>
+      </w:r>
+    </w:p>
+    <w:p>
+      <w:pPr>
+        <w:pStyle w:val="NormalWeb"/>
         <w:rPr>
           <w:sz w:val="20"/>
           <w:szCs w:val="20"/>
         </w:rPr>
-        <w:t xml:space="preserve">, c. 170, </w:t>
-      </w:r>
-      <w:proofErr w:type="spellStart"/>
-      <w:r>
+      </w:pPr>
+    </w:p>
+    <w:p>
+      <w:pPr>
+        <w:pStyle w:val="NormalWeb"/>
         <w:rPr>
           <w:sz w:val="20"/>
           <w:szCs w:val="20"/>
         </w:rPr>
-        <w:t>ss</w:t>
-      </w:r>
-      <w:proofErr w:type="spellEnd"/>
-      <w:r>
-        <w:rPr>
+      </w:pPr>
+      <w:r>
+        <w:rPr>
+          <w:b/>
+          <w:bCs/>
+          <w:i/>
+          <w:iCs/>
           <w:sz w:val="20"/>
           <w:szCs w:val="20"/>
         </w:rPr>
-        <w:t>. 1095–1102, 2020.</w:t>
-      </w:r>
-    </w:p>
-    <w:p>
-      <w:pPr>
-        <w:pStyle w:val="NormalWeb"/>
+        <w:t>GitHub Linki</w:t>
+      </w:r>
+      <w:r>
         <w:rPr>
           <w:sz w:val="20"/>
           <w:szCs w:val="20"/>
         </w:rPr>
-      </w:pPr>
+        <w:t xml:space="preserve">: </w:t>
+      </w:r>
       <w:r>
         <w:rPr>
           <w:sz w:val="20"/>
           <w:szCs w:val="20"/>
         </w:rPr>
-        <w:t xml:space="preserve">[4] I. A. </w:t>
-      </w:r>
-      <w:proofErr w:type="spellStart"/>
-      <w:r>
-        <w:rPr>
-          <w:sz w:val="20"/>
-          <w:szCs w:val="20"/>
-        </w:rPr>
-        <w:t>Khandokar</w:t>
-      </w:r>
-      <w:proofErr w:type="spellEnd"/>
-      <w:r>
-        <w:rPr>
-          <w:sz w:val="20"/>
-          <w:szCs w:val="20"/>
-        </w:rPr>
-        <w:t>, Abdullah-</w:t>
-      </w:r>
-      <w:proofErr w:type="spellStart"/>
-      <w:r>
-        <w:rPr>
-          <w:sz w:val="20"/>
-          <w:szCs w:val="20"/>
-        </w:rPr>
-        <w:t>All</w:t>
-      </w:r>
-      <w:proofErr w:type="spellEnd"/>
-      <w:r>
-        <w:rPr>
-          <w:sz w:val="20"/>
-          <w:szCs w:val="20"/>
-        </w:rPr>
-        <w:t>-</w:t>
-      </w:r>
-      <w:proofErr w:type="spellStart"/>
-      <w:r>
-        <w:rPr>
-          <w:sz w:val="20"/>
-          <w:szCs w:val="20"/>
-        </w:rPr>
-        <w:t>Tanvir</w:t>
-      </w:r>
-      <w:proofErr w:type="spellEnd"/>
-      <w:r>
-        <w:rPr>
-          <w:sz w:val="20"/>
-          <w:szCs w:val="20"/>
-        </w:rPr>
-        <w:t xml:space="preserve">, A. K. M. </w:t>
-      </w:r>
-      <w:proofErr w:type="spellStart"/>
-      <w:r>
-        <w:rPr>
-          <w:sz w:val="20"/>
-          <w:szCs w:val="20"/>
-        </w:rPr>
-        <w:t>Muzahidul</w:t>
-      </w:r>
-      <w:proofErr w:type="spellEnd"/>
-      <w:r>
-        <w:rPr>
-          <w:sz w:val="20"/>
-          <w:szCs w:val="20"/>
-        </w:rPr>
-        <w:t xml:space="preserve"> </w:t>
-      </w:r>
-      <w:proofErr w:type="spellStart"/>
-      <w:r>
-        <w:rPr>
-          <w:sz w:val="20"/>
-          <w:szCs w:val="20"/>
-        </w:rPr>
-        <w:t>Islam</w:t>
-      </w:r>
-      <w:proofErr w:type="spellEnd"/>
-      <w:r>
-        <w:rPr>
-          <w:sz w:val="20"/>
-          <w:szCs w:val="20"/>
-        </w:rPr>
-        <w:t xml:space="preserve">, S. </w:t>
-      </w:r>
-      <w:proofErr w:type="spellStart"/>
-      <w:r>
-        <w:rPr>
-          <w:sz w:val="20"/>
-          <w:szCs w:val="20"/>
-        </w:rPr>
-        <w:t>Islam</w:t>
-      </w:r>
-      <w:proofErr w:type="spellEnd"/>
-      <w:r>
-        <w:rPr>
-          <w:sz w:val="20"/>
-          <w:szCs w:val="20"/>
-        </w:rPr>
-        <w:t xml:space="preserve"> ve S. </w:t>
-      </w:r>
-      <w:proofErr w:type="spellStart"/>
-      <w:r>
-        <w:rPr>
-          <w:sz w:val="20"/>
-          <w:szCs w:val="20"/>
-        </w:rPr>
-        <w:t>Shatabda</w:t>
-      </w:r>
-      <w:proofErr w:type="spellEnd"/>
-      <w:r>
-        <w:rPr>
-          <w:sz w:val="20"/>
-          <w:szCs w:val="20"/>
-        </w:rPr>
-        <w:t xml:space="preserve">, “A </w:t>
-      </w:r>
-      <w:proofErr w:type="spellStart"/>
-      <w:r>
-        <w:rPr>
-          <w:sz w:val="20"/>
-          <w:szCs w:val="20"/>
-        </w:rPr>
-        <w:t>gradient</w:t>
-      </w:r>
-      <w:proofErr w:type="spellEnd"/>
-      <w:r>
-        <w:rPr>
-          <w:sz w:val="20"/>
-          <w:szCs w:val="20"/>
-        </w:rPr>
-        <w:t xml:space="preserve"> </w:t>
-      </w:r>
-      <w:proofErr w:type="spellStart"/>
-      <w:r>
-        <w:rPr>
-          <w:sz w:val="20"/>
-          <w:szCs w:val="20"/>
-        </w:rPr>
-        <w:t>boosting</w:t>
-      </w:r>
-      <w:proofErr w:type="spellEnd"/>
-      <w:r>
-        <w:rPr>
-          <w:sz w:val="20"/>
-          <w:szCs w:val="20"/>
-        </w:rPr>
-        <w:t xml:space="preserve"> </w:t>
-      </w:r>
-      <w:proofErr w:type="spellStart"/>
-      <w:r>
-        <w:rPr>
-          <w:sz w:val="20"/>
-          <w:szCs w:val="20"/>
-        </w:rPr>
-        <w:t>classifier</w:t>
-      </w:r>
-      <w:proofErr w:type="spellEnd"/>
-      <w:r>
-        <w:rPr>
-          <w:sz w:val="20"/>
-          <w:szCs w:val="20"/>
-        </w:rPr>
-        <w:t xml:space="preserve"> </w:t>
-      </w:r>
-      <w:proofErr w:type="spellStart"/>
-      <w:r>
-        <w:rPr>
-          <w:sz w:val="20"/>
-          <w:szCs w:val="20"/>
-        </w:rPr>
-        <w:t>for</w:t>
-      </w:r>
-      <w:proofErr w:type="spellEnd"/>
-      <w:r>
-        <w:rPr>
-          <w:sz w:val="20"/>
-          <w:szCs w:val="20"/>
-        </w:rPr>
-        <w:t xml:space="preserve"> </w:t>
-      </w:r>
-      <w:proofErr w:type="spellStart"/>
-      <w:r>
-        <w:rPr>
-          <w:sz w:val="20"/>
-          <w:szCs w:val="20"/>
-        </w:rPr>
-        <w:t>purchase</w:t>
-      </w:r>
-      <w:proofErr w:type="spellEnd"/>
-      <w:r>
-        <w:rPr>
-          <w:sz w:val="20"/>
-          <w:szCs w:val="20"/>
-        </w:rPr>
-        <w:t xml:space="preserve"> </w:t>
-      </w:r>
-      <w:proofErr w:type="spellStart"/>
-      <w:r>
-        <w:rPr>
-          <w:sz w:val="20"/>
-          <w:szCs w:val="20"/>
-        </w:rPr>
-        <w:t>intention</w:t>
-      </w:r>
-      <w:proofErr w:type="spellEnd"/>
-      <w:r>
-        <w:rPr>
-          <w:sz w:val="20"/>
-          <w:szCs w:val="20"/>
-        </w:rPr>
-        <w:t xml:space="preserve"> </w:t>
-      </w:r>
-      <w:proofErr w:type="spellStart"/>
-      <w:r>
-        <w:rPr>
-          <w:sz w:val="20"/>
-          <w:szCs w:val="20"/>
-        </w:rPr>
-        <w:t>prediction</w:t>
-      </w:r>
-      <w:proofErr w:type="spellEnd"/>
-      <w:r>
-        <w:rPr>
-          <w:sz w:val="20"/>
-          <w:szCs w:val="20"/>
-        </w:rPr>
-        <w:t xml:space="preserve"> of online </w:t>
-      </w:r>
-      <w:proofErr w:type="spellStart"/>
-      <w:r>
-        <w:rPr>
-          <w:sz w:val="20"/>
-          <w:szCs w:val="20"/>
-        </w:rPr>
-        <w:t>shoppers</w:t>
-      </w:r>
-      <w:proofErr w:type="spellEnd"/>
-      <w:r>
-        <w:rPr>
-          <w:sz w:val="20"/>
-          <w:szCs w:val="20"/>
-        </w:rPr>
-        <w:t xml:space="preserve">,” </w:t>
-      </w:r>
-      <w:proofErr w:type="spellStart"/>
-      <w:r>
-        <w:rPr>
-          <w:rStyle w:val="Vurgu"/>
-          <w:sz w:val="20"/>
-          <w:szCs w:val="20"/>
-        </w:rPr>
-        <w:t>Heliyon</w:t>
-      </w:r>
-      <w:proofErr w:type="spellEnd"/>
-      <w:r>
-        <w:rPr>
-          <w:sz w:val="20"/>
-          <w:szCs w:val="20"/>
-        </w:rPr>
-        <w:t xml:space="preserve">, c. 9, sayı 4, e15163, 2023. </w:t>
-      </w:r>
-      <w:proofErr w:type="spellStart"/>
-      <w:proofErr w:type="gramStart"/>
-      <w:r>
-        <w:rPr>
-          <w:sz w:val="20"/>
-          <w:szCs w:val="20"/>
-        </w:rPr>
-        <w:t>doi</w:t>
-      </w:r>
-      <w:proofErr w:type="spellEnd"/>
-      <w:proofErr w:type="gramEnd"/>
-      <w:r>
-        <w:rPr>
-          <w:sz w:val="20"/>
-          <w:szCs w:val="20"/>
-        </w:rPr>
-        <w:t xml:space="preserve">: </w:t>
-      </w:r>
-      <w:proofErr w:type="gramStart"/>
-      <w:r>
-        <w:rPr>
-          <w:sz w:val="20"/>
-          <w:szCs w:val="20"/>
-        </w:rPr>
-        <w:t>10.1016/j.heliyon.2023.e</w:t>
-      </w:r>
-      <w:proofErr w:type="gramEnd"/>
-      <w:r>
-        <w:rPr>
-          <w:sz w:val="20"/>
-          <w:szCs w:val="20"/>
-        </w:rPr>
-        <w:t>15163.</w:t>
-      </w:r>
-    </w:p>
-    <w:p>
-      <w:pPr>
-        <w:pStyle w:val="NormalWeb"/>
-        <w:rPr>
-          <w:sz w:val="20"/>
-          <w:szCs w:val="20"/>
-        </w:rPr>
-      </w:pPr>
-      <w:r>
-        <w:rPr>
-          <w:sz w:val="20"/>
-          <w:szCs w:val="20"/>
-        </w:rPr>
-        <w:t xml:space="preserve">[5] N. V. </w:t>
-      </w:r>
-      <w:proofErr w:type="spellStart"/>
-      <w:r>
-        <w:rPr>
-          <w:sz w:val="20"/>
-          <w:szCs w:val="20"/>
-        </w:rPr>
-        <w:t>Chawla</w:t>
-      </w:r>
-      <w:proofErr w:type="spellEnd"/>
-      <w:r>
-        <w:rPr>
-          <w:sz w:val="20"/>
-          <w:szCs w:val="20"/>
-        </w:rPr>
-        <w:t xml:space="preserve">, K. W. </w:t>
-      </w:r>
-      <w:proofErr w:type="spellStart"/>
-      <w:r>
-        <w:rPr>
-          <w:sz w:val="20"/>
-          <w:szCs w:val="20"/>
-        </w:rPr>
-        <w:t>Bowyer</w:t>
-      </w:r>
-      <w:proofErr w:type="spellEnd"/>
-      <w:r>
-        <w:rPr>
-          <w:sz w:val="20"/>
-          <w:szCs w:val="20"/>
-        </w:rPr>
-        <w:t xml:space="preserve">, L. O. </w:t>
-      </w:r>
-      <w:proofErr w:type="spellStart"/>
-      <w:r>
-        <w:rPr>
-          <w:sz w:val="20"/>
-          <w:szCs w:val="20"/>
-        </w:rPr>
-        <w:t>Hall</w:t>
-      </w:r>
-      <w:proofErr w:type="spellEnd"/>
-      <w:r>
-        <w:rPr>
-          <w:sz w:val="20"/>
-          <w:szCs w:val="20"/>
-        </w:rPr>
-        <w:t xml:space="preserve"> ve W. P. </w:t>
-      </w:r>
-      <w:proofErr w:type="spellStart"/>
-      <w:r>
-        <w:rPr>
-          <w:sz w:val="20"/>
-          <w:szCs w:val="20"/>
-        </w:rPr>
-        <w:t>Kegelmeyer</w:t>
-      </w:r>
-      <w:proofErr w:type="spellEnd"/>
-      <w:r>
-        <w:rPr>
-          <w:sz w:val="20"/>
-          <w:szCs w:val="20"/>
-        </w:rPr>
-        <w:t xml:space="preserve">, “SMOTE: </w:t>
-      </w:r>
-      <w:proofErr w:type="spellStart"/>
-      <w:r>
-        <w:rPr>
-          <w:sz w:val="20"/>
-          <w:szCs w:val="20"/>
-        </w:rPr>
-        <w:t>Synthetic</w:t>
-      </w:r>
-      <w:proofErr w:type="spellEnd"/>
-      <w:r>
-        <w:rPr>
-          <w:sz w:val="20"/>
-          <w:szCs w:val="20"/>
-        </w:rPr>
-        <w:t xml:space="preserve"> </w:t>
-      </w:r>
-      <w:proofErr w:type="spellStart"/>
-      <w:r>
-        <w:rPr>
-          <w:sz w:val="20"/>
-          <w:szCs w:val="20"/>
-        </w:rPr>
-        <w:t>Minority</w:t>
-      </w:r>
-      <w:proofErr w:type="spellEnd"/>
-      <w:r>
-        <w:rPr>
-          <w:sz w:val="20"/>
-          <w:szCs w:val="20"/>
-        </w:rPr>
-        <w:t xml:space="preserve"> </w:t>
-      </w:r>
-      <w:proofErr w:type="spellStart"/>
-      <w:r>
-        <w:rPr>
-          <w:sz w:val="20"/>
-          <w:szCs w:val="20"/>
-        </w:rPr>
-        <w:t>Over-sampling</w:t>
-      </w:r>
-      <w:proofErr w:type="spellEnd"/>
-      <w:r>
-        <w:rPr>
-          <w:sz w:val="20"/>
-          <w:szCs w:val="20"/>
-        </w:rPr>
-        <w:t xml:space="preserve"> </w:t>
-      </w:r>
-      <w:proofErr w:type="spellStart"/>
-      <w:r>
-        <w:rPr>
-          <w:sz w:val="20"/>
-          <w:szCs w:val="20"/>
-        </w:rPr>
-        <w:t>Technique</w:t>
-      </w:r>
-      <w:proofErr w:type="spellEnd"/>
-      <w:r>
-        <w:rPr>
-          <w:sz w:val="20"/>
-          <w:szCs w:val="20"/>
-        </w:rPr>
-        <w:t xml:space="preserve">,” </w:t>
-      </w:r>
-      <w:proofErr w:type="spellStart"/>
-      <w:r>
-        <w:rPr>
-          <w:rStyle w:val="Vurgu"/>
-          <w:sz w:val="20"/>
-          <w:szCs w:val="20"/>
-        </w:rPr>
-        <w:t>Journal</w:t>
-      </w:r>
-      <w:proofErr w:type="spellEnd"/>
-      <w:r>
-        <w:rPr>
-          <w:rStyle w:val="Vurgu"/>
-          <w:sz w:val="20"/>
-          <w:szCs w:val="20"/>
-        </w:rPr>
-        <w:t xml:space="preserve"> of </w:t>
-      </w:r>
-      <w:proofErr w:type="spellStart"/>
-      <w:r>
-        <w:rPr>
-          <w:rStyle w:val="Vurgu"/>
-          <w:sz w:val="20"/>
-          <w:szCs w:val="20"/>
-        </w:rPr>
-        <w:t>Artificial</w:t>
-      </w:r>
-      <w:proofErr w:type="spellEnd"/>
-      <w:r>
-        <w:rPr>
-          <w:rStyle w:val="Vurgu"/>
-          <w:sz w:val="20"/>
-          <w:szCs w:val="20"/>
-        </w:rPr>
-        <w:t xml:space="preserve"> </w:t>
-      </w:r>
-      <w:proofErr w:type="spellStart"/>
-      <w:r>
-        <w:rPr>
-          <w:rStyle w:val="Vurgu"/>
-          <w:sz w:val="20"/>
-          <w:szCs w:val="20"/>
-        </w:rPr>
-        <w:t>Intelligence</w:t>
-      </w:r>
-      <w:proofErr w:type="spellEnd"/>
-      <w:r>
-        <w:rPr>
-          <w:rStyle w:val="Vurgu"/>
-          <w:sz w:val="20"/>
-          <w:szCs w:val="20"/>
-        </w:rPr>
-        <w:t xml:space="preserve"> </w:t>
-      </w:r>
-      <w:proofErr w:type="spellStart"/>
-      <w:r>
-        <w:rPr>
-          <w:rStyle w:val="Vurgu"/>
-          <w:sz w:val="20"/>
-          <w:szCs w:val="20"/>
-        </w:rPr>
-        <w:t>Research</w:t>
-      </w:r>
-      <w:proofErr w:type="spellEnd"/>
-      <w:r>
-        <w:rPr>
-          <w:sz w:val="20"/>
-          <w:szCs w:val="20"/>
-        </w:rPr>
-        <w:t xml:space="preserve">, c. 16, </w:t>
-      </w:r>
-      <w:proofErr w:type="spellStart"/>
-      <w:r>
-        <w:rPr>
-          <w:sz w:val="20"/>
-          <w:szCs w:val="20"/>
-        </w:rPr>
-        <w:t>ss</w:t>
-      </w:r>
-      <w:proofErr w:type="spellEnd"/>
-      <w:r>
-        <w:rPr>
-          <w:sz w:val="20"/>
-          <w:szCs w:val="20"/>
-        </w:rPr>
-        <w:t>. 321–357, 2002.</w:t>
-      </w:r>
-    </w:p>
-    <w:p>
-      <w:pPr>
-        <w:pStyle w:val="NormalWeb"/>
-        <w:rPr>
-          <w:sz w:val="20"/>
-          <w:szCs w:val="20"/>
-        </w:rPr>
-      </w:pPr>
-      <w:r>
-        <w:rPr>
-          <w:sz w:val="20"/>
-          <w:szCs w:val="20"/>
-        </w:rPr>
-        <w:t xml:space="preserve">[6] H. </w:t>
-      </w:r>
-      <w:proofErr w:type="spellStart"/>
-      <w:r>
-        <w:rPr>
-          <w:sz w:val="20"/>
-          <w:szCs w:val="20"/>
-        </w:rPr>
-        <w:t>Peng</w:t>
-      </w:r>
-      <w:proofErr w:type="spellEnd"/>
-      <w:r>
-        <w:rPr>
-          <w:sz w:val="20"/>
-          <w:szCs w:val="20"/>
-        </w:rPr>
-        <w:t xml:space="preserve">, F. </w:t>
-      </w:r>
-      <w:proofErr w:type="spellStart"/>
-      <w:r>
-        <w:rPr>
-          <w:sz w:val="20"/>
-          <w:szCs w:val="20"/>
-        </w:rPr>
-        <w:t>Long</w:t>
-      </w:r>
-      <w:proofErr w:type="spellEnd"/>
-      <w:r>
-        <w:rPr>
-          <w:sz w:val="20"/>
-          <w:szCs w:val="20"/>
-        </w:rPr>
-        <w:t xml:space="preserve"> ve C. Ding, “</w:t>
-      </w:r>
-      <w:proofErr w:type="spellStart"/>
-      <w:r>
-        <w:rPr>
-          <w:sz w:val="20"/>
-          <w:szCs w:val="20"/>
-        </w:rPr>
-        <w:t>Feature</w:t>
-      </w:r>
-      <w:proofErr w:type="spellEnd"/>
-      <w:r>
-        <w:rPr>
-          <w:sz w:val="20"/>
-          <w:szCs w:val="20"/>
-        </w:rPr>
-        <w:t xml:space="preserve"> </w:t>
-      </w:r>
-      <w:proofErr w:type="spellStart"/>
-      <w:r>
-        <w:rPr>
-          <w:sz w:val="20"/>
-          <w:szCs w:val="20"/>
-        </w:rPr>
-        <w:t>selection</w:t>
-      </w:r>
-      <w:proofErr w:type="spellEnd"/>
-      <w:r>
-        <w:rPr>
-          <w:sz w:val="20"/>
-          <w:szCs w:val="20"/>
-        </w:rPr>
-        <w:t xml:space="preserve"> </w:t>
-      </w:r>
-      <w:proofErr w:type="spellStart"/>
-      <w:r>
-        <w:rPr>
-          <w:sz w:val="20"/>
-          <w:szCs w:val="20"/>
-        </w:rPr>
-        <w:t>based</w:t>
-      </w:r>
-      <w:proofErr w:type="spellEnd"/>
-      <w:r>
-        <w:rPr>
-          <w:sz w:val="20"/>
-          <w:szCs w:val="20"/>
-        </w:rPr>
-        <w:t xml:space="preserve"> on </w:t>
-      </w:r>
-      <w:proofErr w:type="spellStart"/>
-      <w:r>
-        <w:rPr>
-          <w:sz w:val="20"/>
-          <w:szCs w:val="20"/>
-        </w:rPr>
-        <w:t>mutual</w:t>
-      </w:r>
-      <w:proofErr w:type="spellEnd"/>
-      <w:r>
-        <w:rPr>
-          <w:sz w:val="20"/>
-          <w:szCs w:val="20"/>
-        </w:rPr>
-        <w:t xml:space="preserve"> </w:t>
-      </w:r>
-      <w:proofErr w:type="spellStart"/>
-      <w:r>
-        <w:rPr>
-          <w:sz w:val="20"/>
-          <w:szCs w:val="20"/>
-        </w:rPr>
-        <w:t>information</w:t>
-      </w:r>
-      <w:proofErr w:type="spellEnd"/>
-      <w:r>
-        <w:rPr>
-          <w:sz w:val="20"/>
-          <w:szCs w:val="20"/>
-        </w:rPr>
-        <w:t xml:space="preserve">: </w:t>
-      </w:r>
-      <w:proofErr w:type="spellStart"/>
-      <w:r>
-        <w:rPr>
-          <w:sz w:val="20"/>
-          <w:szCs w:val="20"/>
-        </w:rPr>
-        <w:t>criteria</w:t>
-      </w:r>
-      <w:proofErr w:type="spellEnd"/>
-      <w:r>
-        <w:rPr>
-          <w:sz w:val="20"/>
-          <w:szCs w:val="20"/>
-        </w:rPr>
-        <w:t xml:space="preserve"> of </w:t>
-      </w:r>
-      <w:proofErr w:type="spellStart"/>
-      <w:r>
-        <w:rPr>
-          <w:sz w:val="20"/>
-          <w:szCs w:val="20"/>
-        </w:rPr>
-        <w:t>max-dependency</w:t>
-      </w:r>
-      <w:proofErr w:type="spellEnd"/>
-      <w:r>
-        <w:rPr>
-          <w:sz w:val="20"/>
-          <w:szCs w:val="20"/>
-        </w:rPr>
-        <w:t xml:space="preserve">, </w:t>
-      </w:r>
-      <w:proofErr w:type="spellStart"/>
-      <w:r>
-        <w:rPr>
-          <w:sz w:val="20"/>
-          <w:szCs w:val="20"/>
-        </w:rPr>
-        <w:t>max-relevance</w:t>
-      </w:r>
-      <w:proofErr w:type="spellEnd"/>
-      <w:r>
-        <w:rPr>
-          <w:sz w:val="20"/>
-          <w:szCs w:val="20"/>
-        </w:rPr>
-        <w:t xml:space="preserve">, </w:t>
-      </w:r>
-      <w:proofErr w:type="spellStart"/>
-      <w:r>
-        <w:rPr>
-          <w:sz w:val="20"/>
-          <w:szCs w:val="20"/>
-        </w:rPr>
-        <w:t>and</w:t>
-      </w:r>
-      <w:proofErr w:type="spellEnd"/>
-      <w:r>
-        <w:rPr>
-          <w:sz w:val="20"/>
-          <w:szCs w:val="20"/>
-        </w:rPr>
-        <w:t xml:space="preserve"> </w:t>
-      </w:r>
-      <w:proofErr w:type="spellStart"/>
-      <w:r>
-        <w:rPr>
-          <w:sz w:val="20"/>
-          <w:szCs w:val="20"/>
-        </w:rPr>
-        <w:t>min-redundancy</w:t>
-      </w:r>
-      <w:proofErr w:type="spellEnd"/>
-      <w:r>
-        <w:rPr>
-          <w:sz w:val="20"/>
-          <w:szCs w:val="20"/>
-        </w:rPr>
-        <w:t xml:space="preserve">,” </w:t>
-      </w:r>
-      <w:r>
-        <w:rPr>
-          <w:rStyle w:val="Vurgu"/>
-          <w:sz w:val="20"/>
-          <w:szCs w:val="20"/>
-        </w:rPr>
-        <w:t xml:space="preserve">IEEE </w:t>
-      </w:r>
-      <w:proofErr w:type="spellStart"/>
-      <w:r>
-        <w:rPr>
-          <w:rStyle w:val="Vurgu"/>
-          <w:sz w:val="20"/>
-          <w:szCs w:val="20"/>
-        </w:rPr>
-        <w:t>Transactions</w:t>
-      </w:r>
-      <w:proofErr w:type="spellEnd"/>
-      <w:r>
-        <w:rPr>
-          <w:rStyle w:val="Vurgu"/>
-          <w:sz w:val="20"/>
-          <w:szCs w:val="20"/>
-        </w:rPr>
-        <w:t xml:space="preserve"> on </w:t>
-      </w:r>
-      <w:proofErr w:type="spellStart"/>
-      <w:r>
-        <w:rPr>
-          <w:rStyle w:val="Vurgu"/>
-          <w:sz w:val="20"/>
-          <w:szCs w:val="20"/>
-        </w:rPr>
-        <w:t>Pattern</w:t>
-      </w:r>
-      <w:proofErr w:type="spellEnd"/>
-      <w:r>
-        <w:rPr>
-          <w:rStyle w:val="Vurgu"/>
-          <w:sz w:val="20"/>
-          <w:szCs w:val="20"/>
-        </w:rPr>
-        <w:t xml:space="preserve"> Analysis </w:t>
-      </w:r>
-      <w:proofErr w:type="spellStart"/>
-      <w:r>
-        <w:rPr>
-          <w:rStyle w:val="Vurgu"/>
-          <w:sz w:val="20"/>
-          <w:szCs w:val="20"/>
-        </w:rPr>
-        <w:t>and</w:t>
-      </w:r>
-      <w:proofErr w:type="spellEnd"/>
-      <w:r>
-        <w:rPr>
-          <w:rStyle w:val="Vurgu"/>
-          <w:sz w:val="20"/>
-          <w:szCs w:val="20"/>
-        </w:rPr>
-        <w:t xml:space="preserve"> Machine </w:t>
-      </w:r>
-      <w:proofErr w:type="spellStart"/>
-      <w:r>
-        <w:rPr>
-          <w:rStyle w:val="Vurgu"/>
-          <w:sz w:val="20"/>
-          <w:szCs w:val="20"/>
-        </w:rPr>
-        <w:t>Intelligence</w:t>
-      </w:r>
-      <w:proofErr w:type="spellEnd"/>
-      <w:r>
-        <w:rPr>
-          <w:sz w:val="20"/>
-          <w:szCs w:val="20"/>
-        </w:rPr>
-        <w:t xml:space="preserve">, c. 27, sayı 8, </w:t>
-      </w:r>
-      <w:proofErr w:type="spellStart"/>
-      <w:r>
-        <w:rPr>
-          <w:sz w:val="20"/>
-          <w:szCs w:val="20"/>
-        </w:rPr>
-        <w:t>ss</w:t>
-      </w:r>
-      <w:proofErr w:type="spellEnd"/>
-      <w:r>
-        <w:rPr>
-          <w:sz w:val="20"/>
-          <w:szCs w:val="20"/>
-        </w:rPr>
-        <w:t xml:space="preserve">. 1226–1238, 2005. </w:t>
-      </w:r>
-      <w:proofErr w:type="spellStart"/>
-      <w:proofErr w:type="gramStart"/>
-      <w:r>
-        <w:rPr>
-          <w:sz w:val="20"/>
-          <w:szCs w:val="20"/>
-        </w:rPr>
-        <w:t>doi</w:t>
-      </w:r>
-      <w:proofErr w:type="spellEnd"/>
-      <w:proofErr w:type="gramEnd"/>
-      <w:r>
-        <w:rPr>
-          <w:sz w:val="20"/>
-          <w:szCs w:val="20"/>
-        </w:rPr>
-        <w:t>: 10.1109/TPAMI.2005.159.</w:t>
-      </w:r>
-    </w:p>
-    <w:p>
-      <w:pPr>
-        <w:pStyle w:val="NormalWeb"/>
-        <w:rPr>
-          <w:sz w:val="20"/>
-          <w:szCs w:val="20"/>
-        </w:rPr>
-      </w:pPr>
-      <w:r>
-        <w:rPr>
-          <w:sz w:val="20"/>
-          <w:szCs w:val="20"/>
-        </w:rPr>
-        <w:t xml:space="preserve">[7] L. </w:t>
-      </w:r>
-      <w:proofErr w:type="spellStart"/>
-      <w:r>
-        <w:rPr>
-          <w:sz w:val="20"/>
-          <w:szCs w:val="20"/>
-        </w:rPr>
-        <w:t>Breiman</w:t>
-      </w:r>
-      <w:proofErr w:type="spellEnd"/>
-      <w:r>
-        <w:rPr>
-          <w:sz w:val="20"/>
-          <w:szCs w:val="20"/>
-        </w:rPr>
-        <w:t>, “</w:t>
-      </w:r>
-      <w:proofErr w:type="spellStart"/>
-      <w:r>
-        <w:rPr>
-          <w:sz w:val="20"/>
-          <w:szCs w:val="20"/>
-        </w:rPr>
-        <w:t>Random</w:t>
-      </w:r>
-      <w:proofErr w:type="spellEnd"/>
-      <w:r>
-        <w:rPr>
-          <w:sz w:val="20"/>
-          <w:szCs w:val="20"/>
-        </w:rPr>
-        <w:t xml:space="preserve"> </w:t>
-      </w:r>
-      <w:proofErr w:type="spellStart"/>
-      <w:r>
-        <w:rPr>
-          <w:sz w:val="20"/>
-          <w:szCs w:val="20"/>
-        </w:rPr>
-        <w:t>Forests</w:t>
-      </w:r>
-      <w:proofErr w:type="spellEnd"/>
-      <w:r>
-        <w:rPr>
-          <w:sz w:val="20"/>
-          <w:szCs w:val="20"/>
-        </w:rPr>
-        <w:t xml:space="preserve">,” </w:t>
-      </w:r>
-      <w:r>
-        <w:rPr>
-          <w:rStyle w:val="Vurgu"/>
-          <w:sz w:val="20"/>
-          <w:szCs w:val="20"/>
-        </w:rPr>
-        <w:t>Machine Learning</w:t>
-      </w:r>
-      <w:r>
-        <w:rPr>
-          <w:sz w:val="20"/>
-          <w:szCs w:val="20"/>
-        </w:rPr>
-        <w:t xml:space="preserve">, c. 45, </w:t>
-      </w:r>
-      <w:proofErr w:type="spellStart"/>
-      <w:r>
-        <w:rPr>
-          <w:sz w:val="20"/>
-          <w:szCs w:val="20"/>
-        </w:rPr>
-        <w:t>ss</w:t>
-      </w:r>
-      <w:proofErr w:type="spellEnd"/>
-      <w:r>
-        <w:rPr>
-          <w:sz w:val="20"/>
-          <w:szCs w:val="20"/>
-        </w:rPr>
-        <w:t xml:space="preserve">. 5–32, 2001. </w:t>
-      </w:r>
-      <w:proofErr w:type="spellStart"/>
-      <w:proofErr w:type="gramStart"/>
-      <w:r>
-        <w:rPr>
-          <w:sz w:val="20"/>
-          <w:szCs w:val="20"/>
-        </w:rPr>
-        <w:t>doi</w:t>
-      </w:r>
-      <w:proofErr w:type="spellEnd"/>
-      <w:proofErr w:type="gramEnd"/>
-      <w:r>
-        <w:rPr>
-          <w:sz w:val="20"/>
-          <w:szCs w:val="20"/>
-        </w:rPr>
-        <w:t>: 10.1023/A:1010933404324.</w:t>
-      </w:r>
-    </w:p>
-    <w:p>
-      <w:pPr>
-        <w:pStyle w:val="NormalWeb"/>
-        <w:rPr>
-          <w:sz w:val="20"/>
-          <w:szCs w:val="20"/>
-        </w:rPr>
-      </w:pPr>
-      <w:r>
-        <w:rPr>
-          <w:sz w:val="20"/>
-          <w:szCs w:val="20"/>
-        </w:rPr>
-        <w:t xml:space="preserve">[8] C. </w:t>
-      </w:r>
-      <w:proofErr w:type="spellStart"/>
-      <w:r>
-        <w:rPr>
-          <w:sz w:val="20"/>
-          <w:szCs w:val="20"/>
-        </w:rPr>
-        <w:t>Cortes</w:t>
-      </w:r>
-      <w:proofErr w:type="spellEnd"/>
-      <w:r>
-        <w:rPr>
-          <w:sz w:val="20"/>
-          <w:szCs w:val="20"/>
-        </w:rPr>
-        <w:t xml:space="preserve"> ve V. </w:t>
-      </w:r>
-      <w:proofErr w:type="spellStart"/>
-      <w:r>
-        <w:rPr>
-          <w:sz w:val="20"/>
-          <w:szCs w:val="20"/>
-        </w:rPr>
-        <w:t>Vapnik</w:t>
-      </w:r>
-      <w:proofErr w:type="spellEnd"/>
-      <w:r>
-        <w:rPr>
-          <w:sz w:val="20"/>
-          <w:szCs w:val="20"/>
-        </w:rPr>
-        <w:t>, “</w:t>
-      </w:r>
-      <w:proofErr w:type="spellStart"/>
-      <w:r>
-        <w:rPr>
-          <w:sz w:val="20"/>
-          <w:szCs w:val="20"/>
-        </w:rPr>
-        <w:t>Support-vector</w:t>
-      </w:r>
-      <w:proofErr w:type="spellEnd"/>
-      <w:r>
-        <w:rPr>
-          <w:sz w:val="20"/>
-          <w:szCs w:val="20"/>
-        </w:rPr>
-        <w:t xml:space="preserve"> </w:t>
-      </w:r>
-      <w:proofErr w:type="spellStart"/>
-      <w:r>
-        <w:rPr>
-          <w:sz w:val="20"/>
-          <w:szCs w:val="20"/>
-        </w:rPr>
-        <w:t>networks</w:t>
-      </w:r>
-      <w:proofErr w:type="spellEnd"/>
-      <w:r>
-        <w:rPr>
-          <w:sz w:val="20"/>
-          <w:szCs w:val="20"/>
-        </w:rPr>
-        <w:t xml:space="preserve">,” </w:t>
-      </w:r>
-      <w:r>
-        <w:rPr>
-          <w:rStyle w:val="Vurgu"/>
-          <w:sz w:val="20"/>
-          <w:szCs w:val="20"/>
-        </w:rPr>
-        <w:t>Machine Learning</w:t>
-      </w:r>
-      <w:r>
-        <w:rPr>
-          <w:sz w:val="20"/>
-          <w:szCs w:val="20"/>
-        </w:rPr>
-        <w:t xml:space="preserve">, c. 20, </w:t>
-      </w:r>
-      <w:proofErr w:type="spellStart"/>
-      <w:r>
-        <w:rPr>
-          <w:sz w:val="20"/>
-          <w:szCs w:val="20"/>
-        </w:rPr>
-        <w:t>ss</w:t>
-      </w:r>
-      <w:proofErr w:type="spellEnd"/>
-      <w:r>
-        <w:rPr>
-          <w:sz w:val="20"/>
-          <w:szCs w:val="20"/>
-        </w:rPr>
-        <w:t>. 273–297, 1995.</w:t>
-      </w:r>
-    </w:p>
-    <w:p>
-      <w:pPr>
-        <w:pStyle w:val="NormalWeb"/>
-        <w:rPr>
-          <w:sz w:val="20"/>
-          <w:szCs w:val="20"/>
-        </w:rPr>
-      </w:pPr>
-      <w:r>
-        <w:rPr>
-          <w:sz w:val="20"/>
-          <w:szCs w:val="20"/>
-        </w:rPr>
-        <w:t xml:space="preserve">[9] T. </w:t>
-      </w:r>
-      <w:proofErr w:type="spellStart"/>
-      <w:r>
-        <w:rPr>
-          <w:sz w:val="20"/>
-          <w:szCs w:val="20"/>
-        </w:rPr>
-        <w:t>Cover</w:t>
-      </w:r>
-      <w:proofErr w:type="spellEnd"/>
-      <w:r>
-        <w:rPr>
-          <w:sz w:val="20"/>
-          <w:szCs w:val="20"/>
-        </w:rPr>
-        <w:t xml:space="preserve"> ve P. Hart, “</w:t>
-      </w:r>
-      <w:proofErr w:type="spellStart"/>
-      <w:r>
-        <w:rPr>
-          <w:sz w:val="20"/>
-          <w:szCs w:val="20"/>
-        </w:rPr>
-        <w:t>Nearest</w:t>
-      </w:r>
-      <w:proofErr w:type="spellEnd"/>
-      <w:r>
-        <w:rPr>
-          <w:sz w:val="20"/>
-          <w:szCs w:val="20"/>
-        </w:rPr>
-        <w:t xml:space="preserve"> </w:t>
-      </w:r>
-      <w:proofErr w:type="spellStart"/>
-      <w:r>
-        <w:rPr>
-          <w:sz w:val="20"/>
-          <w:szCs w:val="20"/>
-        </w:rPr>
-        <w:t>neighbor</w:t>
-      </w:r>
-      <w:proofErr w:type="spellEnd"/>
-      <w:r>
-        <w:rPr>
-          <w:sz w:val="20"/>
-          <w:szCs w:val="20"/>
-        </w:rPr>
-        <w:t xml:space="preserve"> </w:t>
-      </w:r>
-      <w:proofErr w:type="spellStart"/>
-      <w:r>
-        <w:rPr>
-          <w:sz w:val="20"/>
-          <w:szCs w:val="20"/>
-        </w:rPr>
-        <w:t>pattern</w:t>
-      </w:r>
-      <w:proofErr w:type="spellEnd"/>
-      <w:r>
-        <w:rPr>
-          <w:sz w:val="20"/>
-          <w:szCs w:val="20"/>
-        </w:rPr>
-        <w:t xml:space="preserve"> </w:t>
-      </w:r>
-      <w:proofErr w:type="spellStart"/>
-      <w:r>
-        <w:rPr>
-          <w:sz w:val="20"/>
-          <w:szCs w:val="20"/>
-        </w:rPr>
-        <w:t>classification</w:t>
-      </w:r>
-      <w:proofErr w:type="spellEnd"/>
-      <w:r>
-        <w:rPr>
-          <w:sz w:val="20"/>
-          <w:szCs w:val="20"/>
-        </w:rPr>
-        <w:t xml:space="preserve">,” </w:t>
-      </w:r>
-      <w:r>
-        <w:rPr>
-          <w:rStyle w:val="Vurgu"/>
-          <w:sz w:val="20"/>
-          <w:szCs w:val="20"/>
-        </w:rPr>
-        <w:t xml:space="preserve">IEEE </w:t>
-      </w:r>
-      <w:proofErr w:type="spellStart"/>
-      <w:r>
-        <w:rPr>
-          <w:rStyle w:val="Vurgu"/>
-          <w:sz w:val="20"/>
-          <w:szCs w:val="20"/>
-        </w:rPr>
-        <w:t>Transactions</w:t>
-      </w:r>
-      <w:proofErr w:type="spellEnd"/>
-      <w:r>
-        <w:rPr>
-          <w:rStyle w:val="Vurgu"/>
-          <w:sz w:val="20"/>
-          <w:szCs w:val="20"/>
-        </w:rPr>
-        <w:t xml:space="preserve"> on Information </w:t>
-      </w:r>
-      <w:proofErr w:type="spellStart"/>
-      <w:r>
-        <w:rPr>
-          <w:rStyle w:val="Vurgu"/>
-          <w:sz w:val="20"/>
-          <w:szCs w:val="20"/>
-        </w:rPr>
-        <w:t>Theory</w:t>
-      </w:r>
-      <w:proofErr w:type="spellEnd"/>
-      <w:r>
-        <w:rPr>
-          <w:sz w:val="20"/>
-          <w:szCs w:val="20"/>
-        </w:rPr>
-        <w:t xml:space="preserve">, c. 13, sayı 1, </w:t>
-      </w:r>
-      <w:proofErr w:type="spellStart"/>
-      <w:r>
-        <w:rPr>
-          <w:sz w:val="20"/>
-          <w:szCs w:val="20"/>
-        </w:rPr>
-        <w:t>ss</w:t>
-      </w:r>
-      <w:proofErr w:type="spellEnd"/>
-      <w:r>
-        <w:rPr>
-          <w:sz w:val="20"/>
-          <w:szCs w:val="20"/>
-        </w:rPr>
-        <w:t>. 21–27, 1967.</w:t>
-      </w:r>
-    </w:p>
-    <w:p>
-      <w:pPr>
-        <w:pStyle w:val="NormalWeb"/>
-        <w:rPr>
-          <w:sz w:val="20"/>
-          <w:szCs w:val="20"/>
-        </w:rPr>
-      </w:pPr>
-      <w:r>
-        <w:rPr>
-          <w:sz w:val="20"/>
-          <w:szCs w:val="20"/>
-        </w:rPr>
-        <w:t xml:space="preserve">[10] F. </w:t>
-      </w:r>
-      <w:proofErr w:type="spellStart"/>
-      <w:r>
-        <w:rPr>
-          <w:sz w:val="20"/>
-          <w:szCs w:val="20"/>
-        </w:rPr>
-        <w:t>Pedregosa</w:t>
-      </w:r>
-      <w:proofErr w:type="spellEnd"/>
-      <w:r>
-        <w:rPr>
-          <w:sz w:val="20"/>
-          <w:szCs w:val="20"/>
-        </w:rPr>
-        <w:t xml:space="preserve"> ve ark., “</w:t>
-      </w:r>
-      <w:proofErr w:type="spellStart"/>
-      <w:r>
-        <w:rPr>
-          <w:sz w:val="20"/>
-          <w:szCs w:val="20"/>
-        </w:rPr>
-        <w:t>Scikit-learn</w:t>
-      </w:r>
-      <w:proofErr w:type="spellEnd"/>
-      <w:r>
-        <w:rPr>
-          <w:sz w:val="20"/>
-          <w:szCs w:val="20"/>
-        </w:rPr>
-        <w:t xml:space="preserve">: Machine Learning in Python,” </w:t>
-      </w:r>
-      <w:proofErr w:type="spellStart"/>
-      <w:r>
-        <w:rPr>
-          <w:rStyle w:val="Vurgu"/>
-          <w:sz w:val="20"/>
-          <w:szCs w:val="20"/>
-        </w:rPr>
-        <w:t>Journal</w:t>
-      </w:r>
-      <w:proofErr w:type="spellEnd"/>
-      <w:r>
-        <w:rPr>
-          <w:rStyle w:val="Vurgu"/>
-          <w:sz w:val="20"/>
-          <w:szCs w:val="20"/>
-        </w:rPr>
-        <w:t xml:space="preserve"> of Machine Learning </w:t>
-      </w:r>
-      <w:proofErr w:type="spellStart"/>
-      <w:r>
-        <w:rPr>
-          <w:rStyle w:val="Vurgu"/>
-          <w:sz w:val="20"/>
-          <w:szCs w:val="20"/>
-        </w:rPr>
-        <w:t>Research</w:t>
-      </w:r>
-      <w:proofErr w:type="spellEnd"/>
-      <w:r>
-        <w:rPr>
-          <w:sz w:val="20"/>
-          <w:szCs w:val="20"/>
-        </w:rPr>
-        <w:t xml:space="preserve">, c. 12, </w:t>
-      </w:r>
-      <w:proofErr w:type="spellStart"/>
-      <w:r>
-        <w:rPr>
-          <w:sz w:val="20"/>
-          <w:szCs w:val="20"/>
-        </w:rPr>
-        <w:t>ss</w:t>
-      </w:r>
-      <w:proofErr w:type="spellEnd"/>
-      <w:r>
-        <w:rPr>
-          <w:sz w:val="20"/>
-          <w:szCs w:val="20"/>
-        </w:rPr>
-        <w:t>. 2825–2830, 2011.</w:t>
+        <w:t>https://github.com/sahradede/Online-Shoppers-Purchasing-Intention</w:t>
       </w:r>
     </w:p>
     <w:sectPr>
